--- a/document_templates/Contracts/individual_business/with_pledge/contract_individual_business_with_pledge.docx
+++ b/document_templates/Contracts/individual_business/with_pledge/contract_individual_business_with_pledge.docx
@@ -5,6 +5,7 @@
     <w:p>
       <w:pPr>
         <w:spacing w:after="200" w:line="276" w:lineRule="auto"/>
+        <w:jc w:val="center"/>
         <w:rPr>
           <w:rFonts w:hint="default" w:ascii="Times New Roman" w:hAnsi="Times New Roman" w:eastAsia="Calibri" w:cs="Times New Roman"/>
           <w:b/>
@@ -15,11 +16,9 @@
           <w:lang w:eastAsia="en-US"/>
         </w:rPr>
       </w:pPr>
-    </w:p>
-    <w:p>
-      <w:pPr>
-        <w:spacing w:after="200" w:line="276" w:lineRule="auto"/>
-        <w:jc w:val="center"/>
+      <w:bookmarkStart w:id="6" w:name="_GoBack"/>
+      <w:bookmarkEnd w:id="6"/>
+      <w:r>
         <w:rPr>
           <w:rFonts w:hint="default" w:ascii="Times New Roman" w:hAnsi="Times New Roman" w:eastAsia="Calibri" w:cs="Times New Roman"/>
           <w:b/>
@@ -29,18 +28,7 @@
           <w:bdr w:val="dashDotStroked" w:color="auto" w:sz="24" w:space="0"/>
           <w:lang w:eastAsia="en-US"/>
         </w:rPr>
-      </w:pPr>
-      <w:r>
-        <w:rPr>
-          <w:rFonts w:hint="default" w:ascii="Times New Roman" w:hAnsi="Times New Roman" w:eastAsia="Calibri" w:cs="Times New Roman"/>
-          <w:b/>
-          <w:sz w:val="44"/>
-          <w:szCs w:val="44"/>
-          <w:highlight w:val="none"/>
-          <w:bdr w:val="dashDotStroked" w:color="auto" w:sz="24" w:space="0"/>
-          <w:lang w:eastAsia="en-US"/>
-        </w:rPr>
-        <w:t xml:space="preserve">CONTRAT DE PRÊT ET GAGE    </w:t>
+        <w:t>CONTRAT DE PRÊT ET GAGE</w:t>
       </w:r>
     </w:p>
     <w:p>
@@ -414,7 +402,45 @@
           <w:szCs w:val="22"/>
           <w:highlight w:val="none"/>
         </w:rPr>
-        <w:t>${verbal_trial.civility} ${verbal_trial.applicant_last_name} ${verbal_trial.applicant_first_name} née le ${representative_birth_date}, de nationalité ${representative_nationality} domicilié à ${representative_home_address} et titulaire d’un(e) ${representative_type_of_identity_document} ${representative_number_of_identity_document} délivrée le ${representative_date_of_issue_of_identity_document}</w:t>
+        <w:t>${verbal_trial.civility} ${verbal_trial.applicant_last_name} ${verbal_trial.applicant_first_name} née le ${representative_birth_date</w:t>
+      </w:r>
+      <w:r>
+        <w:rPr>
+          <w:rFonts w:hint="default" w:cs="Times New Roman"/>
+          <w:sz w:val="22"/>
+          <w:szCs w:val="22"/>
+          <w:highlight w:val="none"/>
+          <w:lang w:val="en-US"/>
+        </w:rPr>
+        <w:t>_fr</w:t>
+      </w:r>
+      <w:r>
+        <w:rPr>
+          <w:rFonts w:hint="default" w:ascii="Times New Roman" w:hAnsi="Times New Roman" w:cs="Times New Roman"/>
+          <w:sz w:val="22"/>
+          <w:szCs w:val="22"/>
+          <w:highlight w:val="none"/>
+        </w:rPr>
+        <w:t>}, de nationalité ${representative_nationality} domicilié à ${representative_home_address} et titulaire d’un(e) ${representative_type_of_identity_document} ${representative_number_of_identity_document} délivrée le ${representative_date_of_issue_of_identity_document</w:t>
+      </w:r>
+      <w:r>
+        <w:rPr>
+          <w:rFonts w:hint="default" w:cs="Times New Roman"/>
+          <w:sz w:val="22"/>
+          <w:szCs w:val="22"/>
+          <w:highlight w:val="none"/>
+          <w:lang w:val="en-US"/>
+        </w:rPr>
+        <w:t>_fr</w:t>
+      </w:r>
+      <w:r>
+        <w:rPr>
+          <w:rFonts w:hint="default" w:ascii="Times New Roman" w:hAnsi="Times New Roman" w:cs="Times New Roman"/>
+          <w:sz w:val="22"/>
+          <w:szCs w:val="22"/>
+          <w:highlight w:val="none"/>
+        </w:rPr>
+        <w:t>}</w:t>
       </w:r>
       <w:r>
         <w:rPr>
@@ -661,6 +687,27 @@
           <w:highlight w:val="none"/>
         </w:rPr>
       </w:pPr>
+    </w:p>
+    <w:p>
+      <w:pPr>
+        <w:rPr>
+          <w:rFonts w:hint="default" w:ascii="Times New Roman" w:hAnsi="Times New Roman" w:cs="Times New Roman"/>
+          <w:b/>
+          <w:sz w:val="26"/>
+          <w:szCs w:val="26"/>
+          <w:highlight w:val="none"/>
+        </w:rPr>
+      </w:pPr>
+      <w:r>
+        <w:rPr>
+          <w:rFonts w:hint="default" w:ascii="Times New Roman" w:hAnsi="Times New Roman" w:cs="Times New Roman"/>
+          <w:b/>
+          <w:sz w:val="26"/>
+          <w:szCs w:val="26"/>
+          <w:highlight w:val="none"/>
+        </w:rPr>
+        <w:br w:type="page"/>
+      </w:r>
     </w:p>
     <w:p>
       <w:pPr>
@@ -977,7 +1024,6 @@
           <w:sz w:val="24"/>
           <w:szCs w:val="24"/>
           <w:highlight w:val="none"/>
-          <w:lang w:val="en-US"/>
         </w:rPr>
       </w:pPr>
       <w:r>
@@ -1048,7 +1094,7 @@
           <w:szCs w:val="24"/>
           <w:highlight w:val="none"/>
         </w:rPr>
-        <w:t xml:space="preserve">Prime d’Assurance /ou Prime de risque : </w:t>
+        <w:t>Prime d’assurance : ${verbal_trial.insurance_premium}  F CFA</w:t>
       </w:r>
     </w:p>
     <w:p>
@@ -1069,65 +1115,6 @@
           <w:highlight w:val="none"/>
         </w:rPr>
       </w:pPr>
-      <w:r>
-        <w:rPr>
-          <w:rFonts w:hint="default" w:ascii="Times New Roman" w:hAnsi="Times New Roman" w:cs="Times New Roman"/>
-          <w:b/>
-          <w:sz w:val="24"/>
-          <w:szCs w:val="24"/>
-          <w:highlight w:val="none"/>
-        </w:rPr>
-        <w:tab/>
-      </w:r>
-      <w:r>
-        <w:rPr>
-          <w:rFonts w:hint="default" w:ascii="Times New Roman" w:hAnsi="Times New Roman" w:cs="Times New Roman"/>
-          <w:b/>
-          <w:sz w:val="24"/>
-          <w:szCs w:val="24"/>
-          <w:highlight w:val="none"/>
-        </w:rPr>
-        <w:tab/>
-      </w:r>
-      <w:r>
-        <w:rPr>
-          <w:rFonts w:hint="default" w:ascii="Times New Roman" w:hAnsi="Times New Roman" w:cs="Times New Roman"/>
-          <w:b/>
-          <w:sz w:val="24"/>
-          <w:szCs w:val="24"/>
-          <w:highlight w:val="none"/>
-        </w:rPr>
-        <w:t>Prime d’assurance : ${verbal_trial.insurance_premium}  F CFA</w:t>
-      </w:r>
-    </w:p>
-    <w:p>
-      <w:pPr>
-        <w:tabs>
-          <w:tab w:val="left" w:pos="708"/>
-          <w:tab w:val="left" w:pos="1416"/>
-          <w:tab w:val="left" w:pos="2124"/>
-          <w:tab w:val="left" w:pos="2748"/>
-          <w:tab w:val="left" w:pos="3708"/>
-        </w:tabs>
-        <w:jc w:val="both"/>
-        <w:rPr>
-          <w:rFonts w:hint="default" w:ascii="Times New Roman" w:hAnsi="Times New Roman" w:cs="Times New Roman"/>
-          <w:b/>
-          <w:sz w:val="24"/>
-          <w:szCs w:val="24"/>
-          <w:highlight w:val="none"/>
-        </w:rPr>
-      </w:pPr>
-      <w:r>
-        <w:rPr>
-          <w:rFonts w:hint="default" w:ascii="Times New Roman" w:hAnsi="Times New Roman" w:cs="Times New Roman"/>
-          <w:b/>
-          <w:sz w:val="24"/>
-          <w:szCs w:val="24"/>
-          <w:highlight w:val="none"/>
-        </w:rPr>
-        <w:tab/>
-      </w:r>
       <w:r>
         <w:rPr>
           <w:rFonts w:hint="default" w:ascii="Times New Roman" w:hAnsi="Times New Roman" w:cs="Times New Roman"/>
@@ -1346,17 +1333,7 @@
           <w:highlight w:val="none"/>
           <w:shd w:val="clear" w:color="auto" w:fill="FFFFFF" w:themeFill="background1"/>
         </w:rPr>
-        <w:t xml:space="preserve">destinés à </w:t>
-      </w:r>
-      <w:r>
-        <w:rPr>
-          <w:rFonts w:hint="default" w:ascii="Times New Roman" w:hAnsi="Times New Roman" w:cs="Times New Roman"/>
-          <w:sz w:val="24"/>
-          <w:szCs w:val="24"/>
-          <w:highlight w:val="none"/>
-          <w:shd w:val="clear" w:color="auto" w:fill="FFFFFF" w:themeFill="background1"/>
-        </w:rPr>
-        <w:t>${verbal_trial.purpose_of_financing}</w:t>
+        <w:t>destinés à ${verbal_trial.purpose_of_financing}</w:t>
       </w:r>
       <w:r>
         <w:rPr>
@@ -1621,17 +1598,7 @@
           <w:highlight w:val="none"/>
           <w:shd w:val="clear" w:color="auto" w:fill="FFFFFF" w:themeFill="background1"/>
         </w:rPr>
-        <w:t>au moyen de</w:t>
-      </w:r>
-      <w:r>
-        <w:rPr>
-          <w:rFonts w:hint="default" w:ascii="Times New Roman" w:hAnsi="Times New Roman" w:cs="Times New Roman"/>
-          <w:sz w:val="22"/>
-          <w:szCs w:val="22"/>
-          <w:highlight w:val="none"/>
-          <w:shd w:val="clear" w:color="auto" w:fill="FFFFFF" w:themeFill="background1"/>
-        </w:rPr>
-        <w:t xml:space="preserve"> </w:t>
+        <w:t xml:space="preserve">au moyen de </w:t>
       </w:r>
       <w:r>
         <w:rPr>
@@ -1909,16 +1876,7 @@
           <w:szCs w:val="24"/>
           <w:highlight w:val="none"/>
         </w:rPr>
-        <w:t>(soit l’échéance mensuelle divisé par 20) »,</w:t>
-      </w:r>
-      <w:r>
-        <w:rPr>
-          <w:rFonts w:hint="default" w:ascii="Times New Roman" w:hAnsi="Times New Roman" w:cs="Times New Roman"/>
-          <w:sz w:val="24"/>
-          <w:szCs w:val="24"/>
-          <w:highlight w:val="none"/>
-        </w:rPr>
-        <w:t xml:space="preserve"> </w:t>
+        <w:t xml:space="preserve">(soit l’échéance mensuelle divisé par 20) », </w:t>
       </w:r>
       <w:r>
         <w:rPr>
@@ -4137,6 +4095,12 @@
             <w:insideH w:val="none" w:color="auto" w:sz="0" w:space="0"/>
             <w:insideV w:val="none" w:color="auto" w:sz="0" w:space="0"/>
           </w:tblBorders>
+          <w:tblCellMar>
+            <w:top w:w="0" w:type="dxa"/>
+            <w:left w:w="108" w:type="dxa"/>
+            <w:bottom w:w="0" w:type="dxa"/>
+            <w:right w:w="108" w:type="dxa"/>
+          </w:tblCellMar>
         </w:tblPrEx>
         <w:trPr>
           <w:trHeight w:val="1492" w:hRule="atLeast"/>
@@ -4236,6 +4200,12 @@
             <w:insideH w:val="none" w:color="auto" w:sz="0" w:space="0"/>
             <w:insideV w:val="none" w:color="auto" w:sz="0" w:space="0"/>
           </w:tblBorders>
+          <w:tblCellMar>
+            <w:top w:w="0" w:type="dxa"/>
+            <w:left w:w="108" w:type="dxa"/>
+            <w:bottom w:w="0" w:type="dxa"/>
+            <w:right w:w="108" w:type="dxa"/>
+          </w:tblCellMar>
         </w:tblPrEx>
         <w:trPr>
           <w:trHeight w:val="1357" w:hRule="atLeast"/>
@@ -4414,17 +4384,7 @@
           <w:szCs w:val="24"/>
           <w:highlight w:val="none"/>
         </w:rPr>
-        <w:t xml:space="preserve">Pour le Client </w:t>
-      </w:r>
-      <w:r>
-        <w:rPr>
-          <w:rFonts w:hint="default" w:ascii="Times New Roman" w:hAnsi="Times New Roman" w:cs="Times New Roman"/>
-          <w:b/>
-          <w:sz w:val="24"/>
-          <w:szCs w:val="24"/>
-          <w:highlight w:val="none"/>
-        </w:rPr>
-        <w:t>${individual_business.denomination}</w:t>
+        <w:t>Pour le Client ${individual_business.denomination}</w:t>
       </w:r>
     </w:p>
     <w:p>
@@ -4604,17 +4564,7 @@
         <w:sz w:val="16"/>
         <w:highlight w:val="none"/>
       </w:rPr>
-      <w:t>CONTRAT DE PRET  ET</w:t>
-    </w:r>
-    <w:bookmarkStart w:id="6" w:name="_GoBack"/>
-    <w:bookmarkEnd w:id="6"/>
-    <w:r>
-      <w:rPr>
-        <w:rFonts w:hint="default" w:ascii="Times New Roman" w:hAnsi="Times New Roman" w:cs="Times New Roman"/>
-        <w:sz w:val="16"/>
-        <w:highlight w:val="none"/>
-      </w:rPr>
-      <w:t xml:space="preserve"> GAGE- </w:t>
+      <w:t xml:space="preserve">CONTRAT DE PRET  ET GAGE- </w:t>
     </w:r>
     <w:r>
       <w:rPr>
@@ -4757,6 +4707,42 @@
         </wp:inline>
       </w:drawing>
     </w:r>
+  </w:p>
+  <w:p>
+    <w:pPr>
+      <w:pStyle w:val="6"/>
+      <w:jc w:val="center"/>
+    </w:pPr>
+  </w:p>
+  <w:p>
+    <w:pPr>
+      <w:pStyle w:val="6"/>
+      <w:jc w:val="both"/>
+    </w:pPr>
+    <w:r>
+      <w:rPr>
+        <w:rFonts w:hint="default"/>
+      </w:rPr>
+      <w:t>N°${verbal_trial.committee_id}</w:t>
+    </w:r>
+  </w:p>
+  <w:p>
+    <w:pPr>
+      <w:pStyle w:val="6"/>
+      <w:jc w:val="center"/>
+    </w:pPr>
+  </w:p>
+  <w:p>
+    <w:pPr>
+      <w:pStyle w:val="6"/>
+      <w:jc w:val="center"/>
+    </w:pPr>
+  </w:p>
+  <w:p>
+    <w:pPr>
+      <w:pStyle w:val="6"/>
+      <w:jc w:val="center"/>
+    </w:pPr>
   </w:p>
 </w:hdr>
 </file>

--- a/document_templates/Contracts/individual_business/with_pledge/contract_individual_business_with_pledge.docx
+++ b/document_templates/Contracts/individual_business/with_pledge/contract_individual_business_with_pledge.docx
@@ -16,8 +16,6 @@
           <w:lang w:eastAsia="en-US"/>
         </w:rPr>
       </w:pPr>
-      <w:bookmarkStart w:id="6" w:name="_GoBack"/>
-      <w:bookmarkEnd w:id="6"/>
       <w:r>
         <w:rPr>
           <w:rFonts w:hint="default" w:ascii="Times New Roman" w:hAnsi="Times New Roman" w:eastAsia="Calibri" w:cs="Times New Roman"/>
@@ -390,16 +388,19 @@
           <w:rFonts w:hint="default" w:ascii="Times New Roman" w:hAnsi="Times New Roman" w:cs="Times New Roman"/>
           <w:b/>
           <w:bCs/>
+          <w:sz w:val="24"/>
+          <w:szCs w:val="24"/>
           <w:highlight w:val="none"/>
           <w:shd w:val="clear" w:fill="auto"/>
           <w:lang w:val="en-US"/>
         </w:rPr>
       </w:pPr>
-      <w:r>
-        <w:rPr>
-          <w:rFonts w:hint="default" w:ascii="Times New Roman" w:hAnsi="Times New Roman" w:cs="Times New Roman"/>
-          <w:sz w:val="22"/>
-          <w:szCs w:val="22"/>
+      <w:bookmarkStart w:id="6" w:name="_GoBack"/>
+      <w:r>
+        <w:rPr>
+          <w:rFonts w:hint="default" w:ascii="Times New Roman" w:hAnsi="Times New Roman" w:cs="Times New Roman"/>
+          <w:sz w:val="24"/>
+          <w:szCs w:val="24"/>
           <w:highlight w:val="none"/>
         </w:rPr>
         <w:t>${verbal_trial.civility} ${verbal_trial.applicant_last_name} ${verbal_trial.applicant_first_name} née le ${representative_birth_date</w:t>
@@ -407,8 +408,8 @@
       <w:r>
         <w:rPr>
           <w:rFonts w:hint="default" w:cs="Times New Roman"/>
-          <w:sz w:val="22"/>
-          <w:szCs w:val="22"/>
+          <w:sz w:val="24"/>
+          <w:szCs w:val="24"/>
           <w:highlight w:val="none"/>
           <w:lang w:val="en-US"/>
         </w:rPr>
@@ -417,8 +418,8 @@
       <w:r>
         <w:rPr>
           <w:rFonts w:hint="default" w:ascii="Times New Roman" w:hAnsi="Times New Roman" w:cs="Times New Roman"/>
-          <w:sz w:val="22"/>
-          <w:szCs w:val="22"/>
+          <w:sz w:val="24"/>
+          <w:szCs w:val="24"/>
           <w:highlight w:val="none"/>
         </w:rPr>
         <w:t>}, de nationalité ${representative_nationality} domicilié à ${representative_home_address} et titulaire d’un(e) ${representative_type_of_identity_document} ${representative_number_of_identity_document} délivrée le ${representative_date_of_issue_of_identity_document</w:t>
@@ -426,8 +427,8 @@
       <w:r>
         <w:rPr>
           <w:rFonts w:hint="default" w:cs="Times New Roman"/>
-          <w:sz w:val="22"/>
-          <w:szCs w:val="22"/>
+          <w:sz w:val="24"/>
+          <w:szCs w:val="24"/>
           <w:highlight w:val="none"/>
           <w:lang w:val="en-US"/>
         </w:rPr>
@@ -436,8 +437,8 @@
       <w:r>
         <w:rPr>
           <w:rFonts w:hint="default" w:ascii="Times New Roman" w:hAnsi="Times New Roman" w:cs="Times New Roman"/>
-          <w:sz w:val="22"/>
-          <w:szCs w:val="22"/>
+          <w:sz w:val="24"/>
+          <w:szCs w:val="24"/>
           <w:highlight w:val="none"/>
         </w:rPr>
         <w:t>}</w:t>
@@ -447,8 +448,8 @@
           <w:rFonts w:hint="default" w:ascii="Times New Roman" w:hAnsi="Times New Roman" w:cs="Times New Roman"/>
           <w:b/>
           <w:bCs/>
-          <w:sz w:val="22"/>
-          <w:szCs w:val="22"/>
+          <w:sz w:val="24"/>
+          <w:szCs w:val="24"/>
           <w:highlight w:val="none"/>
         </w:rPr>
         <w:t xml:space="preserve">, promoteur de </w:t>
@@ -458,8 +459,8 @@
           <w:rFonts w:hint="default" w:ascii="Times New Roman" w:hAnsi="Times New Roman" w:cs="Times New Roman"/>
           <w:b/>
           <w:bCs/>
-          <w:sz w:val="22"/>
-          <w:szCs w:val="22"/>
+          <w:sz w:val="24"/>
+          <w:szCs w:val="24"/>
           <w:highlight w:val="none"/>
           <w:lang w:val="en-US"/>
         </w:rPr>
@@ -469,8 +470,8 @@
         <w:rPr>
           <w:rFonts w:hint="default" w:ascii="Times New Roman" w:hAnsi="Times New Roman" w:cs="Times New Roman"/>
           <w:bCs/>
-          <w:sz w:val="22"/>
-          <w:szCs w:val="22"/>
+          <w:sz w:val="24"/>
+          <w:szCs w:val="24"/>
           <w:highlight w:val="none"/>
         </w:rPr>
         <w:t>, ayant pour objet ${individual_business</w:t>
@@ -479,8 +480,8 @@
         <w:rPr>
           <w:rFonts w:hint="default" w:ascii="Times New Roman" w:hAnsi="Times New Roman" w:cs="Times New Roman"/>
           <w:bCs/>
-          <w:sz w:val="22"/>
-          <w:szCs w:val="22"/>
+          <w:sz w:val="24"/>
+          <w:szCs w:val="24"/>
           <w:highlight w:val="none"/>
           <w:lang w:val="en-US"/>
         </w:rPr>
@@ -490,8 +491,8 @@
         <w:rPr>
           <w:rFonts w:hint="default" w:ascii="Times New Roman" w:hAnsi="Times New Roman" w:cs="Times New Roman"/>
           <w:bCs/>
-          <w:sz w:val="22"/>
-          <w:szCs w:val="22"/>
+          <w:sz w:val="24"/>
+          <w:szCs w:val="24"/>
           <w:highlight w:val="none"/>
         </w:rPr>
         <w:t xml:space="preserve">corporate_purpose}, dont le siège social est à </w:t>
@@ -501,8 +502,8 @@
           <w:rFonts w:hint="default" w:ascii="Times New Roman" w:hAnsi="Times New Roman" w:cs="Times New Roman"/>
           <w:b w:val="0"/>
           <w:bCs w:val="0"/>
-          <w:sz w:val="22"/>
-          <w:szCs w:val="22"/>
+          <w:sz w:val="24"/>
+          <w:szCs w:val="24"/>
           <w:highlight w:val="none"/>
           <w:lang w:val="en-US"/>
         </w:rPr>
@@ -512,8 +513,8 @@
         <w:rPr>
           <w:rFonts w:hint="default" w:ascii="Times New Roman" w:hAnsi="Times New Roman" w:cs="Times New Roman"/>
           <w:bCs/>
-          <w:sz w:val="22"/>
-          <w:szCs w:val="22"/>
+          <w:sz w:val="24"/>
+          <w:szCs w:val="24"/>
           <w:highlight w:val="none"/>
         </w:rPr>
         <w:t>individual_business</w:t>
@@ -523,8 +524,8 @@
           <w:rFonts w:hint="default" w:ascii="Times New Roman" w:hAnsi="Times New Roman" w:cs="Times New Roman"/>
           <w:b w:val="0"/>
           <w:bCs w:val="0"/>
-          <w:sz w:val="22"/>
-          <w:szCs w:val="22"/>
+          <w:sz w:val="24"/>
+          <w:szCs w:val="24"/>
           <w:highlight w:val="none"/>
           <w:lang w:val="en-US"/>
         </w:rPr>
@@ -533,8 +534,8 @@
       <w:r>
         <w:rPr>
           <w:rFonts w:hint="default" w:ascii="Times New Roman" w:hAnsi="Times New Roman" w:cs="Times New Roman"/>
-          <w:sz w:val="22"/>
-          <w:szCs w:val="22"/>
+          <w:sz w:val="24"/>
+          <w:szCs w:val="24"/>
           <w:highlight w:val="none"/>
         </w:rPr>
         <w:t>,</w:t>
@@ -543,8 +544,8 @@
         <w:rPr>
           <w:rFonts w:hint="default" w:ascii="Times New Roman" w:hAnsi="Times New Roman" w:cs="Times New Roman"/>
           <w:bCs/>
-          <w:sz w:val="22"/>
-          <w:szCs w:val="22"/>
+          <w:sz w:val="24"/>
+          <w:szCs w:val="24"/>
           <w:highlight w:val="none"/>
         </w:rPr>
         <w:t xml:space="preserve"> immatriculée sous le registre du Commerce et du Crédit Mobilier de Lomé, sous le numéro </w:t>
@@ -553,8 +554,8 @@
         <w:rPr>
           <w:rFonts w:hint="default" w:ascii="Times New Roman" w:hAnsi="Times New Roman" w:cs="Times New Roman"/>
           <w:bCs/>
-          <w:sz w:val="22"/>
-          <w:szCs w:val="22"/>
+          <w:sz w:val="24"/>
+          <w:szCs w:val="24"/>
           <w:highlight w:val="none"/>
           <w:lang w:val="en-US"/>
         </w:rPr>
@@ -564,8 +565,8 @@
         <w:rPr>
           <w:rFonts w:hint="default" w:ascii="Times New Roman" w:hAnsi="Times New Roman" w:cs="Times New Roman"/>
           <w:bCs/>
-          <w:sz w:val="22"/>
-          <w:szCs w:val="22"/>
+          <w:sz w:val="24"/>
+          <w:szCs w:val="24"/>
           <w:highlight w:val="none"/>
         </w:rPr>
         <w:t xml:space="preserve">, numéro de téléphone : </w:t>
@@ -574,14 +575,15 @@
         <w:rPr>
           <w:rFonts w:hint="default" w:ascii="Times New Roman" w:hAnsi="Times New Roman" w:cs="Times New Roman"/>
           <w:bCs/>
-          <w:sz w:val="22"/>
-          <w:szCs w:val="22"/>
+          <w:sz w:val="24"/>
+          <w:szCs w:val="24"/>
           <w:highlight w:val="none"/>
           <w:lang w:val="en-US"/>
         </w:rPr>
         <w:t>${individual_business.phone_number}</w:t>
       </w:r>
     </w:p>
+    <w:bookmarkEnd w:id="6"/>
     <w:p>
       <w:pPr>
         <w:ind w:right="-468"/>
@@ -4095,12 +4097,6 @@
             <w:insideH w:val="none" w:color="auto" w:sz="0" w:space="0"/>
             <w:insideV w:val="none" w:color="auto" w:sz="0" w:space="0"/>
           </w:tblBorders>
-          <w:tblCellMar>
-            <w:top w:w="0" w:type="dxa"/>
-            <w:left w:w="108" w:type="dxa"/>
-            <w:bottom w:w="0" w:type="dxa"/>
-            <w:right w:w="108" w:type="dxa"/>
-          </w:tblCellMar>
         </w:tblPrEx>
         <w:trPr>
           <w:trHeight w:val="1492" w:hRule="atLeast"/>

--- a/document_templates/Contracts/individual_business/with_pledge/contract_individual_business_with_pledge.docx
+++ b/document_templates/Contracts/individual_business/with_pledge/contract_individual_business_with_pledge.docx
@@ -395,7 +395,6 @@
           <w:lang w:val="en-US"/>
         </w:rPr>
       </w:pPr>
-      <w:bookmarkStart w:id="6" w:name="_GoBack"/>
       <w:r>
         <w:rPr>
           <w:rFonts w:hint="default" w:ascii="Times New Roman" w:hAnsi="Times New Roman" w:cs="Times New Roman"/>
@@ -583,7 +582,6 @@
         <w:t>${individual_business.phone_number}</w:t>
       </w:r>
     </w:p>
-    <w:bookmarkEnd w:id="6"/>
     <w:p>
       <w:pPr>
         <w:ind w:right="-468"/>
@@ -1096,7 +1094,7 @@
           <w:szCs w:val="24"/>
           <w:highlight w:val="none"/>
         </w:rPr>
-        <w:t>Prime d’assurance : ${verbal_trial.insurance_premium}  F CFA</w:t>
+        <w:t>Prime d’assurance : « selon la grille de l’assureur »</w:t>
       </w:r>
     </w:p>
     <w:p>
@@ -1859,7 +1857,38 @@
           <w:szCs w:val="24"/>
           <w:highlight w:val="none"/>
         </w:rPr>
-        <w:t>${verbal_trial.day_due_amount.fr}(${verbal_trial.day_due_amount})</w:t>
+        <w:t>${verbal_trial.day_due_amount.fr}(${verbal_trial.day_due_amount}</w:t>
+      </w:r>
+      <w:r>
+        <w:rPr>
+          <w:rFonts w:hint="default" w:cs="Times New Roman"/>
+          <w:sz w:val="24"/>
+          <w:szCs w:val="24"/>
+          <w:highlight w:val="none"/>
+          <w:lang w:val="en-US"/>
+        </w:rPr>
+        <w:t xml:space="preserve"> </w:t>
+      </w:r>
+      <w:r>
+        <w:rPr>
+          <w:rFonts w:hint="default" w:ascii="Times New Roman" w:hAnsi="Times New Roman" w:cs="Times New Roman"/>
+          <w:sz w:val="24"/>
+          <w:szCs w:val="24"/>
+          <w:highlight w:val="none"/>
+          <w:lang w:val="en-US"/>
+        </w:rPr>
+        <w:t>F CFA</w:t>
+      </w:r>
+      <w:bookmarkStart w:id="6" w:name="_GoBack"/>
+      <w:bookmarkEnd w:id="6"/>
+      <w:r>
+        <w:rPr>
+          <w:rFonts w:hint="default" w:ascii="Times New Roman" w:hAnsi="Times New Roman" w:cs="Times New Roman"/>
+          <w:sz w:val="24"/>
+          <w:szCs w:val="24"/>
+          <w:highlight w:val="none"/>
+        </w:rPr>
+        <w:t>)</w:t>
       </w:r>
       <w:r>
         <w:rPr>

--- a/document_templates/Contracts/individual_business/with_pledge/contract_individual_business_with_pledge.docx
+++ b/document_templates/Contracts/individual_business/with_pledge/contract_individual_business_with_pledge.docx
@@ -1879,8 +1879,6 @@
         </w:rPr>
         <w:t>F CFA</w:t>
       </w:r>
-      <w:bookmarkStart w:id="6" w:name="_GoBack"/>
-      <w:bookmarkEnd w:id="6"/>
       <w:r>
         <w:rPr>
           <w:rFonts w:hint="default" w:ascii="Times New Roman" w:hAnsi="Times New Roman" w:cs="Times New Roman"/>
@@ -2612,7 +2610,7 @@
       <w:pPr>
         <w:numPr>
           <w:ilvl w:val="0"/>
-          <w:numId w:val="0"/>
+          <w:numId w:val="2"/>
         </w:numPr>
         <w:ind w:leftChars="0" w:firstLine="708" w:firstLineChars="0"/>
         <w:jc w:val="both"/>
@@ -2630,7 +2628,28 @@
           <w:szCs w:val="24"/>
           <w:highlight w:val="none"/>
         </w:rPr>
-        <w:t>1.${type_of_guarantee.name} de ${value} FCFA:  ${comment}</w:t>
+        <w:t>${type_of_guarantee.name}</w:t>
+      </w:r>
+      <w:r>
+        <w:rPr>
+          <w:rFonts w:hint="default" w:cs="Times New Roman"/>
+          <w:sz w:val="24"/>
+          <w:szCs w:val="24"/>
+          <w:highlight w:val="none"/>
+          <w:lang w:val="en-US"/>
+        </w:rPr>
+        <w:t xml:space="preserve"> </w:t>
+      </w:r>
+      <w:bookmarkStart w:id="6" w:name="_GoBack"/>
+      <w:bookmarkEnd w:id="6"/>
+      <w:r>
+        <w:rPr>
+          <w:rFonts w:hint="default" w:ascii="Times New Roman" w:hAnsi="Times New Roman" w:cs="Times New Roman"/>
+          <w:sz w:val="24"/>
+          <w:szCs w:val="24"/>
+          <w:highlight w:val="none"/>
+        </w:rPr>
+        <w:t>:  ${comment}</w:t>
       </w:r>
     </w:p>
     <w:p>
@@ -2862,7 +2881,7 @@
       <w:pPr>
         <w:numPr>
           <w:ilvl w:val="0"/>
-          <w:numId w:val="2"/>
+          <w:numId w:val="3"/>
         </w:numPr>
         <w:jc w:val="both"/>
         <w:rPr>
@@ -2886,7 +2905,7 @@
       <w:pPr>
         <w:numPr>
           <w:ilvl w:val="0"/>
-          <w:numId w:val="2"/>
+          <w:numId w:val="3"/>
         </w:numPr>
         <w:jc w:val="both"/>
         <w:rPr>
@@ -2910,7 +2929,7 @@
       <w:pPr>
         <w:numPr>
           <w:ilvl w:val="0"/>
-          <w:numId w:val="2"/>
+          <w:numId w:val="3"/>
         </w:numPr>
         <w:jc w:val="both"/>
         <w:rPr>
@@ -3057,7 +3076,7 @@
       <w:pPr>
         <w:numPr>
           <w:ilvl w:val="0"/>
-          <w:numId w:val="3"/>
+          <w:numId w:val="4"/>
         </w:numPr>
         <w:tabs>
           <w:tab w:val="left" w:pos="640"/>
@@ -3088,7 +3107,7 @@
       <w:pPr>
         <w:numPr>
           <w:ilvl w:val="0"/>
-          <w:numId w:val="3"/>
+          <w:numId w:val="4"/>
         </w:numPr>
         <w:tabs>
           <w:tab w:val="left" w:pos="640"/>
@@ -3119,7 +3138,7 @@
       <w:pPr>
         <w:numPr>
           <w:ilvl w:val="0"/>
-          <w:numId w:val="3"/>
+          <w:numId w:val="4"/>
         </w:numPr>
         <w:tabs>
           <w:tab w:val="left" w:pos="640"/>
@@ -3246,7 +3265,7 @@
       <w:pPr>
         <w:numPr>
           <w:ilvl w:val="0"/>
-          <w:numId w:val="3"/>
+          <w:numId w:val="4"/>
         </w:numPr>
         <w:tabs>
           <w:tab w:val="left" w:pos="640"/>
@@ -3277,7 +3296,7 @@
       <w:pPr>
         <w:numPr>
           <w:ilvl w:val="0"/>
-          <w:numId w:val="3"/>
+          <w:numId w:val="4"/>
         </w:numPr>
         <w:tabs>
           <w:tab w:val="left" w:pos="640"/>
@@ -3308,7 +3327,7 @@
       <w:pPr>
         <w:numPr>
           <w:ilvl w:val="0"/>
-          <w:numId w:val="2"/>
+          <w:numId w:val="3"/>
         </w:numPr>
         <w:ind w:left="709" w:firstLine="0"/>
         <w:jc w:val="both"/>
@@ -3333,7 +3352,7 @@
       <w:pPr>
         <w:numPr>
           <w:ilvl w:val="0"/>
-          <w:numId w:val="2"/>
+          <w:numId w:val="3"/>
         </w:numPr>
         <w:jc w:val="both"/>
         <w:rPr>
@@ -3357,7 +3376,7 @@
       <w:pPr>
         <w:numPr>
           <w:ilvl w:val="0"/>
-          <w:numId w:val="2"/>
+          <w:numId w:val="3"/>
         </w:numPr>
         <w:jc w:val="both"/>
         <w:rPr>
@@ -3381,7 +3400,7 @@
       <w:pPr>
         <w:numPr>
           <w:ilvl w:val="0"/>
-          <w:numId w:val="2"/>
+          <w:numId w:val="3"/>
         </w:numPr>
         <w:tabs>
           <w:tab w:val="left" w:pos="560"/>
@@ -4225,12 +4244,6 @@
             <w:insideH w:val="none" w:color="auto" w:sz="0" w:space="0"/>
             <w:insideV w:val="none" w:color="auto" w:sz="0" w:space="0"/>
           </w:tblBorders>
-          <w:tblCellMar>
-            <w:top w:w="0" w:type="dxa"/>
-            <w:left w:w="108" w:type="dxa"/>
-            <w:bottom w:w="0" w:type="dxa"/>
-            <w:right w:w="108" w:type="dxa"/>
-          </w:tblCellMar>
         </w:tblPrEx>
         <w:trPr>
           <w:trHeight w:val="1357" w:hRule="atLeast"/>
@@ -4775,6 +4788,22 @@
 <file path=word/numbering.xml><?xml version="1.0" encoding="utf-8"?>
 <w:numbering xmlns:wpc="http://schemas.microsoft.com/office/word/2010/wordprocessingCanvas" xmlns:mc="http://schemas.openxmlformats.org/markup-compatibility/2006" xmlns:o="urn:schemas-microsoft-com:office:office" xmlns:r="http://schemas.openxmlformats.org/officeDocument/2006/relationships" xmlns:m="http://schemas.openxmlformats.org/officeDocument/2006/math" xmlns:v="urn:schemas-microsoft-com:vml" xmlns:wp14="http://schemas.microsoft.com/office/word/2010/wordprocessingDrawing" xmlns:wp="http://schemas.openxmlformats.org/drawingml/2006/wordprocessingDrawing" xmlns:w10="urn:schemas-microsoft-com:office:word" xmlns:w="http://schemas.openxmlformats.org/wordprocessingml/2006/main" xmlns:w14="http://schemas.microsoft.com/office/word/2010/wordml" xmlns:wpg="http://schemas.microsoft.com/office/word/2010/wordprocessingGroup" xmlns:wpi="http://schemas.microsoft.com/office/word/2010/wordprocessingInk" xmlns:wne="http://schemas.microsoft.com/office/word/2006/wordml" xmlns:wps="http://schemas.microsoft.com/office/word/2010/wordprocessingShape" xmlns:wpsCustomData="http://www.wps.cn/officeDocument/2013/wpsCustomData" mc:Ignorable="w14 wp14">
   <w:abstractNum w:abstractNumId="0">
+    <w:nsid w:val="EBBE9BF6"/>
+    <w:multiLevelType w:val="singleLevel"/>
+    <w:tmpl w:val="EBBE9BF6"/>
+    <w:lvl w:ilvl="0" w:tentative="0">
+      <w:start w:val="1"/>
+      <w:numFmt w:val="decimal"/>
+      <w:lvlText w:val="%1."/>
+      <w:lvlJc w:val="left"/>
+      <w:pPr>
+        <w:tabs>
+          <w:tab w:val="left" w:pos="312"/>
+        </w:tabs>
+      </w:pPr>
+    </w:lvl>
+  </w:abstractNum>
+  <w:abstractNum w:abstractNumId="1">
     <w:nsid w:val="FFFFFFFE"/>
     <w:multiLevelType w:val="singleLevel"/>
     <w:tmpl w:val="FFFFFFFE"/>
@@ -4785,7 +4814,7 @@
       <w:lvlJc w:val="left"/>
     </w:lvl>
   </w:abstractNum>
-  <w:abstractNum w:abstractNumId="1">
+  <w:abstractNum w:abstractNumId="2">
     <w:nsid w:val="05F06648"/>
     <w:multiLevelType w:val="multilevel"/>
     <w:tmpl w:val="05F06648"/>
@@ -4898,7 +4927,7 @@
       </w:rPr>
     </w:lvl>
   </w:abstractNum>
-  <w:abstractNum w:abstractNumId="2">
+  <w:abstractNum w:abstractNumId="3">
     <w:nsid w:val="62EE7E44"/>
     <w:multiLevelType w:val="singleLevel"/>
     <w:tmpl w:val="62EE7E44"/>
@@ -4919,10 +4948,13 @@
     </w:lvl>
   </w:abstractNum>
   <w:num w:numId="1">
-    <w:abstractNumId w:val="1"/>
+    <w:abstractNumId w:val="2"/>
   </w:num>
   <w:num w:numId="2">
     <w:abstractNumId w:val="0"/>
+  </w:num>
+  <w:num w:numId="3">
+    <w:abstractNumId w:val="1"/>
     <w:lvlOverride w:ilvl="0">
       <w:lvl w:ilvl="0" w:tentative="1">
         <w:start w:val="1"/>
@@ -4939,8 +4971,8 @@
       </w:lvl>
     </w:lvlOverride>
   </w:num>
-  <w:num w:numId="3">
-    <w:abstractNumId w:val="2"/>
+  <w:num w:numId="4">
+    <w:abstractNumId w:val="3"/>
   </w:num>
 </w:numbering>
 </file>

--- a/document_templates/Contracts/individual_business/with_pledge/contract_individual_business_with_pledge.docx
+++ b/document_templates/Contracts/individual_business/with_pledge/contract_individual_business_with_pledge.docx
@@ -1094,85 +1094,28 @@
           <w:szCs w:val="24"/>
           <w:highlight w:val="none"/>
         </w:rPr>
-        <w:t>Prime d’assurance : « selon la grille de l’assureur »</w:t>
-      </w:r>
-    </w:p>
-    <w:p>
-      <w:pPr>
-        <w:tabs>
-          <w:tab w:val="left" w:pos="708"/>
-          <w:tab w:val="left" w:pos="1416"/>
-          <w:tab w:val="left" w:pos="2124"/>
-          <w:tab w:val="left" w:pos="2748"/>
-          <w:tab w:val="left" w:pos="3708"/>
-        </w:tabs>
-        <w:jc w:val="both"/>
-        <w:rPr>
-          <w:rFonts w:hint="default" w:ascii="Times New Roman" w:hAnsi="Times New Roman" w:cs="Times New Roman"/>
-          <w:b/>
-          <w:sz w:val="24"/>
-          <w:szCs w:val="24"/>
-          <w:highlight w:val="none"/>
-        </w:rPr>
-      </w:pPr>
-      <w:r>
-        <w:rPr>
-          <w:rFonts w:hint="default" w:ascii="Times New Roman" w:hAnsi="Times New Roman" w:cs="Times New Roman"/>
-          <w:b/>
-          <w:sz w:val="24"/>
-          <w:szCs w:val="24"/>
-          <w:highlight w:val="none"/>
-        </w:rPr>
-        <w:tab/>
-      </w:r>
-      <w:r>
-        <w:rPr>
-          <w:rFonts w:hint="default" w:ascii="Times New Roman" w:hAnsi="Times New Roman" w:cs="Times New Roman"/>
-          <w:b/>
-          <w:sz w:val="24"/>
-          <w:szCs w:val="24"/>
-          <w:highlight w:val="none"/>
-        </w:rPr>
-        <w:t>Prime de risque (%)« Montant de la prime de risque »  F CFA</w:t>
-      </w:r>
-    </w:p>
-    <w:p>
-      <w:pPr>
-        <w:tabs>
-          <w:tab w:val="left" w:pos="708"/>
-          <w:tab w:val="left" w:pos="1416"/>
-          <w:tab w:val="left" w:pos="2124"/>
-          <w:tab w:val="left" w:pos="2748"/>
-          <w:tab w:val="left" w:pos="3708"/>
-        </w:tabs>
-        <w:jc w:val="both"/>
-        <w:rPr>
-          <w:rFonts w:hint="default" w:ascii="Times New Roman" w:hAnsi="Times New Roman" w:cs="Times New Roman"/>
-          <w:b/>
-          <w:sz w:val="24"/>
-          <w:szCs w:val="24"/>
-          <w:highlight w:val="none"/>
-        </w:rPr>
-      </w:pPr>
-      <w:r>
-        <w:rPr>
-          <w:rFonts w:hint="default" w:ascii="Times New Roman" w:hAnsi="Times New Roman" w:cs="Times New Roman"/>
-          <w:b/>
-          <w:sz w:val="24"/>
-          <w:szCs w:val="24"/>
-          <w:highlight w:val="none"/>
-        </w:rPr>
-        <w:tab/>
-      </w:r>
-      <w:r>
-        <w:rPr>
-          <w:rFonts w:hint="default" w:ascii="Times New Roman" w:hAnsi="Times New Roman" w:cs="Times New Roman"/>
-          <w:b/>
-          <w:sz w:val="24"/>
-          <w:szCs w:val="24"/>
-          <w:highlight w:val="none"/>
-        </w:rPr>
-        <w:t>${line_review_bonus}</w:t>
+        <w:t>Prime d’assurance </w:t>
+      </w:r>
+      <w:r>
+        <w:rPr>
+          <w:rFonts w:hint="default" w:cs="Times New Roman"/>
+          <w:b/>
+          <w:sz w:val="24"/>
+          <w:szCs w:val="24"/>
+          <w:highlight w:val="none"/>
+          <w:lang w:val="en-US"/>
+        </w:rPr>
+        <w:t xml:space="preserve">        </w:t>
+      </w:r>
+      <w:r>
+        <w:rPr>
+          <w:rFonts w:hint="default" w:ascii="Times New Roman" w:hAnsi="Times New Roman" w:cs="Times New Roman"/>
+          <w:b/>
+          <w:sz w:val="24"/>
+          <w:szCs w:val="24"/>
+          <w:highlight w:val="none"/>
+        </w:rPr>
+        <w:t>: selon la grille de l’assureur</w:t>
       </w:r>
     </w:p>
     <w:p>
@@ -1255,6 +1198,136 @@
     </w:p>
     <w:p>
       <w:pPr>
+        <w:pStyle w:val="11"/>
+        <w:numPr>
+          <w:ilvl w:val="0"/>
+          <w:numId w:val="0"/>
+        </w:numPr>
+        <w:tabs>
+          <w:tab w:val="left" w:pos="708"/>
+          <w:tab w:val="left" w:pos="1416"/>
+          <w:tab w:val="left" w:pos="2124"/>
+          <w:tab w:val="left" w:pos="2748"/>
+          <w:tab w:val="left" w:pos="3708"/>
+        </w:tabs>
+        <w:spacing w:before="0" w:after="160" w:line="240" w:lineRule="auto"/>
+        <w:ind w:left="0" w:firstLine="0"/>
+        <w:contextualSpacing/>
+        <w:jc w:val="both"/>
+        <w:rPr>
+          <w:rFonts w:hint="default" w:ascii="Times New Roman" w:hAnsi="Times New Roman" w:cs="Times New Roman"/>
+          <w:b/>
+          <w:sz w:val="24"/>
+          <w:szCs w:val="24"/>
+          <w:lang w:val="en-US"/>
+        </w:rPr>
+      </w:pPr>
+      <w:r>
+        <w:rPr>
+          <w:rFonts w:hint="default" w:cs="Times New Roman"/>
+          <w:b/>
+          <w:sz w:val="24"/>
+          <w:szCs w:val="24"/>
+          <w:lang w:val="en-US"/>
+        </w:rPr>
+        <w:tab/>
+      </w:r>
+      <w:r>
+        <w:rPr>
+          <w:rFonts w:hint="default" w:ascii="Times New Roman" w:hAnsi="Times New Roman" w:cs="Times New Roman"/>
+          <w:b/>
+          <w:sz w:val="24"/>
+          <w:szCs w:val="24"/>
+          <w:lang w:val="en-US"/>
+        </w:rPr>
+        <w:t>${line_risk_premium_percentage}</w:t>
+      </w:r>
+    </w:p>
+    <w:p>
+      <w:pPr>
+        <w:pStyle w:val="11"/>
+        <w:numPr>
+          <w:ilvl w:val="0"/>
+          <w:numId w:val="0"/>
+        </w:numPr>
+        <w:tabs>
+          <w:tab w:val="left" w:pos="708"/>
+          <w:tab w:val="left" w:pos="1416"/>
+          <w:tab w:val="left" w:pos="2124"/>
+          <w:tab w:val="left" w:pos="2748"/>
+          <w:tab w:val="left" w:pos="3708"/>
+        </w:tabs>
+        <w:spacing w:before="0" w:after="160" w:line="240" w:lineRule="auto"/>
+        <w:ind w:left="0" w:firstLine="0"/>
+        <w:contextualSpacing/>
+        <w:jc w:val="both"/>
+        <w:rPr>
+          <w:rFonts w:hint="default" w:ascii="Times New Roman" w:hAnsi="Times New Roman" w:cs="Times New Roman"/>
+          <w:b/>
+          <w:sz w:val="24"/>
+          <w:szCs w:val="24"/>
+        </w:rPr>
+      </w:pPr>
+      <w:r>
+        <w:rPr>
+          <w:rFonts w:hint="default" w:cs="Times New Roman"/>
+          <w:b/>
+          <w:sz w:val="24"/>
+          <w:szCs w:val="24"/>
+          <w:shd w:val="clear" w:fill="auto"/>
+          <w:lang w:val="en-US"/>
+        </w:rPr>
+        <w:tab/>
+      </w:r>
+      <w:r>
+        <w:rPr>
+          <w:rFonts w:hint="default" w:ascii="Times New Roman" w:hAnsi="Times New Roman" w:cs="Times New Roman"/>
+          <w:b/>
+          <w:sz w:val="24"/>
+          <w:szCs w:val="24"/>
+          <w:shd w:val="clear" w:fill="auto"/>
+          <w:lang w:val="en-US"/>
+        </w:rPr>
+        <w:t>${line_review_bonus}</w:t>
+      </w:r>
+    </w:p>
+    <w:p>
+      <w:pPr>
+        <w:pStyle w:val="11"/>
+        <w:numPr>
+          <w:numId w:val="0"/>
+        </w:numPr>
+        <w:tabs>
+          <w:tab w:val="left" w:pos="708"/>
+          <w:tab w:val="left" w:pos="1416"/>
+          <w:tab w:val="left" w:pos="2124"/>
+          <w:tab w:val="left" w:pos="2748"/>
+          <w:tab w:val="left" w:pos="3708"/>
+        </w:tabs>
+        <w:jc w:val="both"/>
+        <w:rPr>
+          <w:rFonts w:hint="default" w:ascii="Times New Roman" w:hAnsi="Times New Roman" w:cs="Times New Roman"/>
+          <w:b/>
+          <w:sz w:val="24"/>
+          <w:szCs w:val="24"/>
+          <w:highlight w:val="none"/>
+        </w:rPr>
+      </w:pPr>
+      <w:bookmarkStart w:id="6" w:name="_GoBack"/>
+      <w:bookmarkEnd w:id="6"/>
+      <w:r>
+        <w:rPr>
+          <w:rFonts w:hint="default" w:ascii="Times New Roman" w:hAnsi="Times New Roman" w:cs="Times New Roman"/>
+          <w:b/>
+          <w:sz w:val="24"/>
+          <w:szCs w:val="24"/>
+          <w:highlight w:val="none"/>
+        </w:rPr>
+        <w:tab/>
+      </w:r>
+    </w:p>
+    <w:p>
+      <w:pPr>
         <w:ind w:left="20"/>
         <w:jc w:val="both"/>
         <w:rPr>
@@ -2640,8 +2713,6 @@
         </w:rPr>
         <w:t xml:space="preserve"> </w:t>
       </w:r>
-      <w:bookmarkStart w:id="6" w:name="_GoBack"/>
-      <w:bookmarkEnd w:id="6"/>
       <w:r>
         <w:rPr>
           <w:rFonts w:hint="default" w:ascii="Times New Roman" w:hAnsi="Times New Roman" w:cs="Times New Roman"/>
@@ -4145,6 +4216,12 @@
             <w:insideH w:val="none" w:color="auto" w:sz="0" w:space="0"/>
             <w:insideV w:val="none" w:color="auto" w:sz="0" w:space="0"/>
           </w:tblBorders>
+          <w:tblCellMar>
+            <w:top w:w="0" w:type="dxa"/>
+            <w:left w:w="108" w:type="dxa"/>
+            <w:bottom w:w="0" w:type="dxa"/>
+            <w:right w:w="108" w:type="dxa"/>
+          </w:tblCellMar>
         </w:tblPrEx>
         <w:trPr>
           <w:trHeight w:val="1492" w:hRule="atLeast"/>
@@ -4244,6 +4321,12 @@
             <w:insideH w:val="none" w:color="auto" w:sz="0" w:space="0"/>
             <w:insideV w:val="none" w:color="auto" w:sz="0" w:space="0"/>
           </w:tblBorders>
+          <w:tblCellMar>
+            <w:top w:w="0" w:type="dxa"/>
+            <w:left w:w="108" w:type="dxa"/>
+            <w:bottom w:w="0" w:type="dxa"/>
+            <w:right w:w="108" w:type="dxa"/>
+          </w:tblCellMar>
         </w:tblPrEx>
         <w:trPr>
           <w:trHeight w:val="1357" w:hRule="atLeast"/>

--- a/document_templates/Contracts/individual_business/with_pledge/contract_individual_business_with_pledge.docx
+++ b/document_templates/Contracts/individual_business/with_pledge/contract_individual_business_with_pledge.docx
@@ -821,22 +821,22 @@
           <w:tab w:val="left" w:pos="2748"/>
           <w:tab w:val="left" w:pos="3708"/>
         </w:tabs>
-        <w:jc w:val="both"/>
-        <w:rPr>
-          <w:rFonts w:hint="default" w:ascii="Times New Roman" w:hAnsi="Times New Roman" w:cs="Times New Roman"/>
-          <w:b/>
-          <w:sz w:val="24"/>
-          <w:szCs w:val="24"/>
-          <w:highlight w:val="none"/>
-        </w:rPr>
-      </w:pPr>
-      <w:r>
-        <w:rPr>
-          <w:rFonts w:hint="default" w:ascii="Times New Roman" w:hAnsi="Times New Roman" w:cs="Times New Roman"/>
-          <w:b/>
-          <w:sz w:val="24"/>
-          <w:szCs w:val="24"/>
-          <w:highlight w:val="none"/>
+        <w:spacing w:line="240" w:lineRule="auto"/>
+        <w:rPr>
+          <w:rFonts w:hint="default" w:ascii="Times New Roman" w:hAnsi="Times New Roman" w:cs="Times New Roman"/>
+          <w:b/>
+          <w:sz w:val="24"/>
+          <w:szCs w:val="24"/>
+          <w:shd w:val="clear" w:fill="auto"/>
+        </w:rPr>
+      </w:pPr>
+      <w:r>
+        <w:rPr>
+          <w:rFonts w:hint="default" w:ascii="Times New Roman" w:hAnsi="Times New Roman" w:cs="Times New Roman"/>
+          <w:b/>
+          <w:sz w:val="24"/>
+          <w:szCs w:val="24"/>
+          <w:shd w:val="clear" w:fill="auto"/>
           <w:lang w:val="en-US"/>
         </w:rPr>
         <w:tab/>
@@ -847,9 +847,84 @@
           <w:b/>
           <w:sz w:val="24"/>
           <w:szCs w:val="24"/>
-          <w:highlight w:val="none"/>
-        </w:rPr>
-        <w:t xml:space="preserve">Montant                          : ${verbal_trial.amount} F CFA </w:t>
+          <w:shd w:val="clear" w:fill="auto"/>
+        </w:rPr>
+        <w:t>Montant</w:t>
+      </w:r>
+      <w:r>
+        <w:rPr>
+          <w:rFonts w:hint="default" w:ascii="Times New Roman" w:hAnsi="Times New Roman" w:cs="Times New Roman"/>
+          <w:b/>
+          <w:sz w:val="24"/>
+          <w:szCs w:val="24"/>
+          <w:shd w:val="clear" w:fill="auto"/>
+          <w:lang w:val="en-US"/>
+        </w:rPr>
+        <w:tab/>
+      </w:r>
+      <w:r>
+        <w:rPr>
+          <w:rFonts w:hint="default" w:ascii="Times New Roman" w:hAnsi="Times New Roman" w:cs="Times New Roman"/>
+          <w:b/>
+          <w:sz w:val="24"/>
+          <w:szCs w:val="24"/>
+          <w:shd w:val="clear" w:fill="auto"/>
+          <w:lang w:val="en-US"/>
+        </w:rPr>
+        <w:tab/>
+      </w:r>
+      <w:r>
+        <w:rPr>
+          <w:rFonts w:hint="default" w:ascii="Times New Roman" w:hAnsi="Times New Roman" w:cs="Times New Roman"/>
+          <w:b/>
+          <w:sz w:val="24"/>
+          <w:szCs w:val="24"/>
+          <w:shd w:val="clear" w:fill="auto"/>
+          <w:lang w:val="en-US"/>
+        </w:rPr>
+        <w:tab/>
+      </w:r>
+      <w:r>
+        <w:rPr>
+          <w:rFonts w:hint="default" w:ascii="Times New Roman" w:hAnsi="Times New Roman" w:cs="Times New Roman"/>
+          <w:b/>
+          <w:sz w:val="24"/>
+          <w:szCs w:val="24"/>
+          <w:shd w:val="clear" w:fill="auto"/>
+          <w:lang w:val="en-US"/>
+        </w:rPr>
+        <w:tab/>
+      </w:r>
+      <w:r>
+        <w:rPr>
+          <w:rFonts w:hint="default" w:ascii="Times New Roman" w:hAnsi="Times New Roman" w:cs="Times New Roman"/>
+          <w:b/>
+          <w:sz w:val="24"/>
+          <w:szCs w:val="24"/>
+          <w:shd w:val="clear" w:fill="auto"/>
+        </w:rPr>
+        <w:t>:</w:t>
+      </w:r>
+      <w:r>
+        <w:rPr>
+          <w:rFonts w:hint="default" w:ascii="Times New Roman" w:hAnsi="Times New Roman" w:cs="Times New Roman"/>
+          <w:b/>
+          <w:sz w:val="24"/>
+          <w:szCs w:val="24"/>
+          <w:shd w:val="clear" w:fill="auto"/>
+          <w:lang w:val="en-US"/>
+        </w:rPr>
+        <w:t xml:space="preserve"> </w:t>
+      </w:r>
+      <w:r>
+        <w:rPr>
+          <w:rFonts w:hint="default" w:ascii="Times New Roman" w:hAnsi="Times New Roman" w:cs="Times New Roman"/>
+          <w:b/>
+          <w:sz w:val="24"/>
+          <w:szCs w:val="24"/>
+          <w:shd w:val="clear" w:fill="auto"/>
+        </w:rPr>
+        <w:t>${verbal_trial.amount} F CFA</w:t>
       </w:r>
     </w:p>
     <w:p>
@@ -861,34 +936,24 @@
           <w:tab w:val="left" w:pos="2748"/>
           <w:tab w:val="left" w:pos="3708"/>
         </w:tabs>
-        <w:jc w:val="both"/>
-        <w:rPr>
-          <w:rFonts w:hint="default" w:ascii="Times New Roman" w:hAnsi="Times New Roman" w:cs="Times New Roman"/>
-          <w:b/>
-          <w:sz w:val="24"/>
-          <w:szCs w:val="24"/>
-          <w:highlight w:val="none"/>
-        </w:rPr>
-      </w:pPr>
-      <w:r>
-        <w:rPr>
-          <w:rFonts w:hint="default" w:ascii="Times New Roman" w:hAnsi="Times New Roman" w:cs="Times New Roman"/>
-          <w:b/>
-          <w:sz w:val="24"/>
-          <w:szCs w:val="24"/>
-          <w:highlight w:val="none"/>
-        </w:rPr>
-        <w:tab/>
-      </w:r>
-      <w:r>
-        <w:rPr>
-          <w:rFonts w:hint="default" w:ascii="Times New Roman" w:hAnsi="Times New Roman" w:cs="Times New Roman"/>
-          <w:b/>
-          <w:sz w:val="24"/>
-          <w:szCs w:val="24"/>
-          <w:highlight w:val="none"/>
-        </w:rPr>
-        <w:t>Durée                              :  ${verbal_trial.duration} mois</w:t>
+        <w:spacing w:line="240" w:lineRule="auto"/>
+        <w:rPr>
+          <w:rFonts w:hint="default" w:ascii="Times New Roman" w:hAnsi="Times New Roman" w:cs="Times New Roman"/>
+          <w:sz w:val="24"/>
+          <w:szCs w:val="24"/>
+          <w:highlight w:val="none"/>
+          <w:shd w:val="clear" w:fill="auto"/>
+        </w:rPr>
+      </w:pPr>
+      <w:r>
+        <w:rPr>
+          <w:rFonts w:hint="default" w:ascii="Times New Roman" w:hAnsi="Times New Roman" w:cs="Times New Roman"/>
+          <w:b/>
+          <w:sz w:val="24"/>
+          <w:szCs w:val="24"/>
+          <w:shd w:val="clear" w:fill="auto"/>
+        </w:rPr>
+        <w:t xml:space="preserve"> </w:t>
       </w:r>
     </w:p>
     <w:p>
@@ -900,22 +965,23 @@
           <w:tab w:val="left" w:pos="2748"/>
           <w:tab w:val="left" w:pos="3708"/>
         </w:tabs>
-        <w:jc w:val="both"/>
-        <w:rPr>
-          <w:rFonts w:hint="default" w:ascii="Times New Roman" w:hAnsi="Times New Roman" w:cs="Times New Roman"/>
-          <w:b/>
-          <w:sz w:val="24"/>
-          <w:szCs w:val="24"/>
-          <w:highlight w:val="none"/>
-        </w:rPr>
-      </w:pPr>
-      <w:r>
-        <w:rPr>
-          <w:rFonts w:hint="default" w:ascii="Times New Roman" w:hAnsi="Times New Roman" w:cs="Times New Roman"/>
-          <w:b/>
-          <w:sz w:val="24"/>
-          <w:szCs w:val="24"/>
-          <w:highlight w:val="none"/>
+        <w:spacing w:line="240" w:lineRule="auto"/>
+        <w:rPr>
+          <w:rFonts w:hint="default" w:ascii="Times New Roman" w:hAnsi="Times New Roman" w:cs="Times New Roman"/>
+          <w:sz w:val="24"/>
+          <w:szCs w:val="24"/>
+          <w:highlight w:val="none"/>
+          <w:shd w:val="clear" w:fill="auto"/>
+        </w:rPr>
+      </w:pPr>
+      <w:r>
+        <w:rPr>
+          <w:rFonts w:hint="default" w:ascii="Times New Roman" w:hAnsi="Times New Roman" w:cs="Times New Roman"/>
+          <w:b/>
+          <w:sz w:val="24"/>
+          <w:szCs w:val="24"/>
+          <w:shd w:val="clear" w:fill="auto"/>
+          <w:lang w:val="en-US"/>
         </w:rPr>
         <w:tab/>
       </w:r>
@@ -925,9 +991,95 @@
           <w:b/>
           <w:sz w:val="24"/>
           <w:szCs w:val="24"/>
-          <w:highlight w:val="none"/>
-        </w:rPr>
-        <w:t xml:space="preserve">Périodicité                      : ${verbal_trial.periodicity.fr}  </w:t>
+          <w:shd w:val="clear" w:fill="auto"/>
+        </w:rPr>
+        <w:t>Durée</w:t>
+      </w:r>
+      <w:r>
+        <w:rPr>
+          <w:rFonts w:hint="default" w:ascii="Times New Roman" w:hAnsi="Times New Roman" w:cs="Times New Roman"/>
+          <w:b/>
+          <w:sz w:val="24"/>
+          <w:szCs w:val="24"/>
+          <w:shd w:val="clear" w:fill="auto"/>
+          <w:lang w:val="en-US"/>
+        </w:rPr>
+        <w:tab/>
+      </w:r>
+      <w:r>
+        <w:rPr>
+          <w:rFonts w:hint="default" w:ascii="Times New Roman" w:hAnsi="Times New Roman" w:cs="Times New Roman"/>
+          <w:b/>
+          <w:sz w:val="24"/>
+          <w:szCs w:val="24"/>
+          <w:shd w:val="clear" w:fill="auto"/>
+          <w:lang w:val="en-US"/>
+        </w:rPr>
+        <w:tab/>
+      </w:r>
+      <w:r>
+        <w:rPr>
+          <w:rFonts w:hint="default" w:ascii="Times New Roman" w:hAnsi="Times New Roman" w:cs="Times New Roman"/>
+          <w:b/>
+          <w:sz w:val="24"/>
+          <w:szCs w:val="24"/>
+          <w:shd w:val="clear" w:fill="auto"/>
+          <w:lang w:val="en-US"/>
+        </w:rPr>
+        <w:tab/>
+      </w:r>
+      <w:r>
+        <w:rPr>
+          <w:rFonts w:hint="default" w:ascii="Times New Roman" w:hAnsi="Times New Roman" w:cs="Times New Roman"/>
+          <w:b/>
+          <w:sz w:val="24"/>
+          <w:szCs w:val="24"/>
+          <w:shd w:val="clear" w:fill="auto"/>
+          <w:lang w:val="en-US"/>
+        </w:rPr>
+        <w:tab/>
+      </w:r>
+      <w:r>
+        <w:rPr>
+          <w:rFonts w:hint="default" w:ascii="Times New Roman" w:hAnsi="Times New Roman" w:cs="Times New Roman"/>
+          <w:b/>
+          <w:sz w:val="24"/>
+          <w:szCs w:val="24"/>
+          <w:shd w:val="clear" w:fill="auto"/>
+          <w:lang w:val="en-US"/>
+        </w:rPr>
+        <w:tab/>
+      </w:r>
+      <w:r>
+        <w:rPr>
+          <w:rFonts w:hint="default" w:ascii="Times New Roman" w:hAnsi="Times New Roman" w:cs="Times New Roman"/>
+          <w:b/>
+          <w:sz w:val="24"/>
+          <w:szCs w:val="24"/>
+          <w:shd w:val="clear" w:fill="auto"/>
+        </w:rPr>
+        <w:t>:</w:t>
+      </w:r>
+      <w:r>
+        <w:rPr>
+          <w:rFonts w:hint="default" w:ascii="Times New Roman" w:hAnsi="Times New Roman" w:cs="Times New Roman"/>
+          <w:b/>
+          <w:sz w:val="24"/>
+          <w:szCs w:val="24"/>
+          <w:shd w:val="clear" w:fill="auto"/>
+          <w:lang w:val="en-US"/>
+        </w:rPr>
+        <w:t xml:space="preserve"> </w:t>
+      </w:r>
+      <w:r>
+        <w:rPr>
+          <w:rFonts w:hint="default" w:ascii="Times New Roman" w:hAnsi="Times New Roman" w:cs="Times New Roman"/>
+          <w:b/>
+          <w:sz w:val="24"/>
+          <w:szCs w:val="24"/>
+          <w:shd w:val="clear" w:fill="auto"/>
+        </w:rPr>
+        <w:t>${verbal_trial.duration} mois</w:t>
       </w:r>
     </w:p>
     <w:p>
@@ -939,35 +1091,16 @@
           <w:tab w:val="left" w:pos="2748"/>
           <w:tab w:val="left" w:pos="3708"/>
         </w:tabs>
-        <w:jc w:val="both"/>
-        <w:rPr>
-          <w:rFonts w:hint="default" w:ascii="Times New Roman" w:hAnsi="Times New Roman" w:cs="Times New Roman"/>
-          <w:b/>
-          <w:sz w:val="24"/>
-          <w:szCs w:val="24"/>
-          <w:highlight w:val="none"/>
-        </w:rPr>
-      </w:pPr>
-      <w:r>
-        <w:rPr>
-          <w:rFonts w:hint="default" w:ascii="Times New Roman" w:hAnsi="Times New Roman" w:cs="Times New Roman"/>
-          <w:b/>
-          <w:sz w:val="24"/>
-          <w:szCs w:val="24"/>
-          <w:highlight w:val="none"/>
-        </w:rPr>
-        <w:tab/>
-      </w:r>
-      <w:r>
-        <w:rPr>
-          <w:rFonts w:hint="default" w:ascii="Times New Roman" w:hAnsi="Times New Roman" w:cs="Times New Roman"/>
-          <w:b/>
-          <w:sz w:val="24"/>
-          <w:szCs w:val="24"/>
-          <w:highlight w:val="none"/>
-        </w:rPr>
-        <w:t>Taux                                : ${ht_rate} %</w:t>
-      </w:r>
+        <w:spacing w:line="240" w:lineRule="auto"/>
+        <w:rPr>
+          <w:rFonts w:hint="default" w:ascii="Times New Roman" w:hAnsi="Times New Roman" w:cs="Times New Roman"/>
+          <w:b/>
+          <w:sz w:val="24"/>
+          <w:szCs w:val="24"/>
+          <w:shd w:val="clear" w:fill="auto"/>
+          <w:lang w:val="en-US"/>
+        </w:rPr>
+      </w:pPr>
     </w:p>
     <w:p>
       <w:pPr>
@@ -978,22 +1111,23 @@
           <w:tab w:val="left" w:pos="2748"/>
           <w:tab w:val="left" w:pos="3708"/>
         </w:tabs>
-        <w:jc w:val="both"/>
-        <w:rPr>
-          <w:rFonts w:hint="default" w:ascii="Times New Roman" w:hAnsi="Times New Roman" w:cs="Times New Roman"/>
-          <w:b/>
-          <w:sz w:val="24"/>
-          <w:szCs w:val="24"/>
-          <w:highlight w:val="none"/>
-        </w:rPr>
-      </w:pPr>
-      <w:r>
-        <w:rPr>
-          <w:rFonts w:hint="default" w:ascii="Times New Roman" w:hAnsi="Times New Roman" w:cs="Times New Roman"/>
-          <w:b/>
-          <w:sz w:val="24"/>
-          <w:szCs w:val="24"/>
-          <w:highlight w:val="none"/>
+        <w:spacing w:line="240" w:lineRule="auto"/>
+        <w:rPr>
+          <w:rFonts w:hint="default" w:ascii="Times New Roman" w:hAnsi="Times New Roman" w:cs="Times New Roman"/>
+          <w:sz w:val="24"/>
+          <w:szCs w:val="24"/>
+          <w:highlight w:val="none"/>
+          <w:shd w:val="clear" w:fill="auto"/>
+        </w:rPr>
+      </w:pPr>
+      <w:r>
+        <w:rPr>
+          <w:rFonts w:hint="default" w:ascii="Times New Roman" w:hAnsi="Times New Roman" w:cs="Times New Roman"/>
+          <w:b/>
+          <w:sz w:val="24"/>
+          <w:szCs w:val="24"/>
+          <w:shd w:val="clear" w:fill="auto"/>
+          <w:lang w:val="en-US"/>
         </w:rPr>
         <w:tab/>
       </w:r>
@@ -1003,9 +1137,84 @@
           <w:b/>
           <w:sz w:val="24"/>
           <w:szCs w:val="24"/>
-          <w:highlight w:val="none"/>
-        </w:rPr>
-        <w:t>TAF                                 : ${verbal_trial.taf} %</w:t>
+          <w:shd w:val="clear" w:fill="auto"/>
+        </w:rPr>
+        <w:t>Périodicité</w:t>
+      </w:r>
+      <w:r>
+        <w:rPr>
+          <w:rFonts w:hint="default" w:ascii="Times New Roman" w:hAnsi="Times New Roman" w:cs="Times New Roman"/>
+          <w:b/>
+          <w:sz w:val="24"/>
+          <w:szCs w:val="24"/>
+          <w:shd w:val="clear" w:fill="auto"/>
+          <w:lang w:val="en-US"/>
+        </w:rPr>
+        <w:tab/>
+      </w:r>
+      <w:r>
+        <w:rPr>
+          <w:rFonts w:hint="default" w:ascii="Times New Roman" w:hAnsi="Times New Roman" w:cs="Times New Roman"/>
+          <w:b/>
+          <w:sz w:val="24"/>
+          <w:szCs w:val="24"/>
+          <w:shd w:val="clear" w:fill="auto"/>
+          <w:lang w:val="en-US"/>
+        </w:rPr>
+        <w:tab/>
+      </w:r>
+      <w:r>
+        <w:rPr>
+          <w:rFonts w:hint="default" w:ascii="Times New Roman" w:hAnsi="Times New Roman" w:cs="Times New Roman"/>
+          <w:b/>
+          <w:sz w:val="24"/>
+          <w:szCs w:val="24"/>
+          <w:shd w:val="clear" w:fill="auto"/>
+          <w:lang w:val="en-US"/>
+        </w:rPr>
+        <w:tab/>
+      </w:r>
+      <w:r>
+        <w:rPr>
+          <w:rFonts w:hint="default" w:ascii="Times New Roman" w:hAnsi="Times New Roman" w:cs="Times New Roman"/>
+          <w:b/>
+          <w:sz w:val="24"/>
+          <w:szCs w:val="24"/>
+          <w:shd w:val="clear" w:fill="auto"/>
+          <w:lang w:val="en-US"/>
+        </w:rPr>
+        <w:tab/>
+      </w:r>
+      <w:r>
+        <w:rPr>
+          <w:rFonts w:hint="default" w:ascii="Times New Roman" w:hAnsi="Times New Roman" w:cs="Times New Roman"/>
+          <w:b/>
+          <w:sz w:val="24"/>
+          <w:szCs w:val="24"/>
+          <w:shd w:val="clear" w:fill="auto"/>
+        </w:rPr>
+        <w:t>:</w:t>
+      </w:r>
+      <w:r>
+        <w:rPr>
+          <w:rFonts w:hint="default" w:ascii="Times New Roman" w:hAnsi="Times New Roman" w:cs="Times New Roman"/>
+          <w:b/>
+          <w:sz w:val="24"/>
+          <w:szCs w:val="24"/>
+          <w:shd w:val="clear" w:fill="auto"/>
+          <w:lang w:val="en-US"/>
+        </w:rPr>
+        <w:t xml:space="preserve"> </w:t>
+      </w:r>
+      <w:r>
+        <w:rPr>
+          <w:rFonts w:hint="default" w:ascii="Times New Roman" w:hAnsi="Times New Roman" w:cs="Times New Roman"/>
+          <w:b/>
+          <w:sz w:val="24"/>
+          <w:szCs w:val="24"/>
+          <w:shd w:val="clear" w:fill="auto"/>
+        </w:rPr>
+        <w:t xml:space="preserve">${verbal_trial.periodicity.fr}  </w:t>
       </w:r>
     </w:p>
     <w:p>
@@ -1017,46 +1226,16 @@
           <w:tab w:val="left" w:pos="2748"/>
           <w:tab w:val="left" w:pos="3708"/>
         </w:tabs>
-        <w:jc w:val="both"/>
-        <w:rPr>
-          <w:rFonts w:hint="default" w:ascii="Times New Roman" w:hAnsi="Times New Roman" w:cs="Times New Roman"/>
-          <w:b/>
-          <w:sz w:val="24"/>
-          <w:szCs w:val="24"/>
-          <w:highlight w:val="none"/>
-        </w:rPr>
-      </w:pPr>
-      <w:r>
-        <w:rPr>
-          <w:rFonts w:hint="default" w:ascii="Times New Roman" w:hAnsi="Times New Roman" w:cs="Times New Roman"/>
-          <w:b/>
-          <w:sz w:val="24"/>
-          <w:szCs w:val="24"/>
-          <w:highlight w:val="none"/>
-        </w:rPr>
-        <w:tab/>
-      </w:r>
-      <w:r>
-        <w:rPr>
-          <w:rFonts w:hint="default" w:ascii="Times New Roman" w:hAnsi="Times New Roman" w:cs="Times New Roman"/>
-          <w:b/>
-          <w:sz w:val="24"/>
-          <w:szCs w:val="24"/>
-          <w:highlight w:val="none"/>
-        </w:rPr>
-        <w:t xml:space="preserve">Frais de dossier              : ${verbal_trial.administrative_fees_percentage} </w:t>
-      </w:r>
-      <w:r>
-        <w:rPr>
-          <w:rFonts w:hint="default" w:cs="Times New Roman"/>
-          <w:b/>
-          <w:sz w:val="24"/>
-          <w:szCs w:val="24"/>
-          <w:highlight w:val="none"/>
-          <w:lang w:val="en-US"/>
-        </w:rPr>
-        <w:t>%</w:t>
-      </w:r>
+        <w:spacing w:line="240" w:lineRule="auto"/>
+        <w:rPr>
+          <w:rFonts w:hint="default" w:ascii="Times New Roman" w:hAnsi="Times New Roman" w:cs="Times New Roman"/>
+          <w:b/>
+          <w:sz w:val="24"/>
+          <w:szCs w:val="24"/>
+          <w:shd w:val="clear" w:fill="auto"/>
+          <w:lang w:val="en-US"/>
+        </w:rPr>
+      </w:pPr>
     </w:p>
     <w:p>
       <w:pPr>
@@ -1067,22 +1246,23 @@
           <w:tab w:val="left" w:pos="2748"/>
           <w:tab w:val="left" w:pos="3708"/>
         </w:tabs>
-        <w:jc w:val="both"/>
-        <w:rPr>
-          <w:rFonts w:hint="default" w:ascii="Times New Roman" w:hAnsi="Times New Roman" w:cs="Times New Roman"/>
-          <w:b/>
-          <w:sz w:val="24"/>
-          <w:szCs w:val="24"/>
-          <w:highlight w:val="none"/>
-        </w:rPr>
-      </w:pPr>
-      <w:r>
-        <w:rPr>
-          <w:rFonts w:hint="default" w:ascii="Times New Roman" w:hAnsi="Times New Roman" w:cs="Times New Roman"/>
-          <w:b/>
-          <w:sz w:val="24"/>
-          <w:szCs w:val="24"/>
-          <w:highlight w:val="none"/>
+        <w:spacing w:line="240" w:lineRule="auto"/>
+        <w:rPr>
+          <w:rFonts w:hint="default" w:ascii="Times New Roman" w:hAnsi="Times New Roman" w:cs="Times New Roman"/>
+          <w:sz w:val="24"/>
+          <w:szCs w:val="24"/>
+          <w:highlight w:val="none"/>
+          <w:shd w:val="clear" w:fill="auto"/>
+        </w:rPr>
+      </w:pPr>
+      <w:r>
+        <w:rPr>
+          <w:rFonts w:hint="default" w:ascii="Times New Roman" w:hAnsi="Times New Roman" w:cs="Times New Roman"/>
+          <w:b/>
+          <w:sz w:val="24"/>
+          <w:szCs w:val="24"/>
+          <w:shd w:val="clear" w:fill="auto"/>
+          <w:lang w:val="en-US"/>
         </w:rPr>
         <w:tab/>
       </w:r>
@@ -1092,39 +1272,99 @@
           <w:b/>
           <w:sz w:val="24"/>
           <w:szCs w:val="24"/>
-          <w:highlight w:val="none"/>
-        </w:rPr>
-        <w:t>Prime d’assurance </w:t>
-      </w:r>
-      <w:r>
-        <w:rPr>
-          <w:rFonts w:hint="default" w:cs="Times New Roman"/>
-          <w:b/>
-          <w:sz w:val="24"/>
-          <w:szCs w:val="24"/>
-          <w:highlight w:val="none"/>
-          <w:lang w:val="en-US"/>
-        </w:rPr>
-        <w:t xml:space="preserve">        </w:t>
-      </w:r>
-      <w:r>
-        <w:rPr>
-          <w:rFonts w:hint="default" w:ascii="Times New Roman" w:hAnsi="Times New Roman" w:cs="Times New Roman"/>
-          <w:b/>
-          <w:sz w:val="24"/>
-          <w:szCs w:val="24"/>
-          <w:highlight w:val="none"/>
-        </w:rPr>
-        <w:t>: selon la grille de l’assureur</w:t>
-      </w:r>
-    </w:p>
-    <w:p>
-      <w:pPr>
-        <w:pStyle w:val="11"/>
-        <w:numPr>
-          <w:ilvl w:val="0"/>
-          <w:numId w:val="1"/>
-        </w:numPr>
+          <w:shd w:val="clear" w:fill="auto"/>
+        </w:rPr>
+        <w:t>Taux</w:t>
+      </w:r>
+      <w:r>
+        <w:rPr>
+          <w:rFonts w:hint="default" w:ascii="Times New Roman" w:hAnsi="Times New Roman" w:cs="Times New Roman"/>
+          <w:b/>
+          <w:sz w:val="24"/>
+          <w:szCs w:val="24"/>
+          <w:shd w:val="clear" w:fill="auto"/>
+          <w:lang w:val="en-US"/>
+        </w:rPr>
+        <w:tab/>
+      </w:r>
+      <w:r>
+        <w:rPr>
+          <w:rFonts w:hint="default" w:ascii="Times New Roman" w:hAnsi="Times New Roman" w:cs="Times New Roman"/>
+          <w:b/>
+          <w:sz w:val="24"/>
+          <w:szCs w:val="24"/>
+          <w:shd w:val="clear" w:fill="auto"/>
+          <w:lang w:val="en-US"/>
+        </w:rPr>
+        <w:tab/>
+      </w:r>
+      <w:r>
+        <w:rPr>
+          <w:rFonts w:hint="default" w:ascii="Times New Roman" w:hAnsi="Times New Roman" w:cs="Times New Roman"/>
+          <w:b/>
+          <w:sz w:val="24"/>
+          <w:szCs w:val="24"/>
+          <w:shd w:val="clear" w:fill="auto"/>
+          <w:lang w:val="en-US"/>
+        </w:rPr>
+        <w:tab/>
+      </w:r>
+      <w:r>
+        <w:rPr>
+          <w:rFonts w:hint="default" w:ascii="Times New Roman" w:hAnsi="Times New Roman" w:cs="Times New Roman"/>
+          <w:b/>
+          <w:sz w:val="24"/>
+          <w:szCs w:val="24"/>
+          <w:shd w:val="clear" w:fill="auto"/>
+          <w:lang w:val="en-US"/>
+        </w:rPr>
+        <w:tab/>
+      </w:r>
+      <w:r>
+        <w:rPr>
+          <w:rFonts w:hint="default" w:ascii="Times New Roman" w:hAnsi="Times New Roman" w:cs="Times New Roman"/>
+          <w:b/>
+          <w:sz w:val="24"/>
+          <w:szCs w:val="24"/>
+          <w:shd w:val="clear" w:fill="auto"/>
+          <w:lang w:val="en-US"/>
+        </w:rPr>
+        <w:tab/>
+      </w:r>
+      <w:r>
+        <w:rPr>
+          <w:rFonts w:hint="default" w:ascii="Times New Roman" w:hAnsi="Times New Roman" w:cs="Times New Roman"/>
+          <w:b/>
+          <w:sz w:val="24"/>
+          <w:szCs w:val="24"/>
+          <w:shd w:val="clear" w:fill="auto"/>
+        </w:rPr>
+        <w:t>:</w:t>
+      </w:r>
+      <w:r>
+        <w:rPr>
+          <w:rFonts w:hint="default" w:ascii="Times New Roman" w:hAnsi="Times New Roman" w:cs="Times New Roman"/>
+          <w:b/>
+          <w:sz w:val="24"/>
+          <w:szCs w:val="24"/>
+          <w:shd w:val="clear" w:fill="auto"/>
+          <w:lang w:val="en-US"/>
+        </w:rPr>
+        <w:t xml:space="preserve"> </w:t>
+      </w:r>
+      <w:r>
+        <w:rPr>
+          <w:rFonts w:hint="default" w:ascii="Times New Roman" w:hAnsi="Times New Roman" w:cs="Times New Roman"/>
+          <w:b/>
+          <w:sz w:val="24"/>
+          <w:szCs w:val="24"/>
+          <w:shd w:val="clear" w:fill="auto"/>
+        </w:rPr>
+        <w:t>${ht_rate} %</w:t>
+      </w:r>
+    </w:p>
+    <w:p>
+      <w:pPr>
         <w:tabs>
           <w:tab w:val="left" w:pos="708"/>
           <w:tab w:val="left" w:pos="1416"/>
@@ -1132,33 +1372,19 @@
           <w:tab w:val="left" w:pos="2748"/>
           <w:tab w:val="left" w:pos="3708"/>
         </w:tabs>
-        <w:jc w:val="both"/>
-        <w:rPr>
-          <w:rFonts w:hint="default" w:ascii="Times New Roman" w:hAnsi="Times New Roman" w:cs="Times New Roman"/>
-          <w:b/>
-          <w:sz w:val="24"/>
-          <w:szCs w:val="24"/>
-          <w:highlight w:val="none"/>
-        </w:rPr>
-      </w:pPr>
-      <w:r>
-        <w:rPr>
-          <w:rFonts w:hint="default" w:ascii="Times New Roman" w:hAnsi="Times New Roman" w:cs="Times New Roman"/>
-          <w:b/>
-          <w:sz w:val="24"/>
-          <w:szCs w:val="24"/>
-          <w:highlight w:val="none"/>
-        </w:rPr>
-        <w:t>Date de la première échéance :</w:t>
-      </w:r>
-    </w:p>
-    <w:p>
-      <w:pPr>
-        <w:pStyle w:val="11"/>
-        <w:numPr>
-          <w:ilvl w:val="0"/>
-          <w:numId w:val="1"/>
-        </w:numPr>
+        <w:spacing w:line="240" w:lineRule="auto"/>
+        <w:rPr>
+          <w:rFonts w:hint="default" w:ascii="Times New Roman" w:hAnsi="Times New Roman" w:cs="Times New Roman"/>
+          <w:b/>
+          <w:sz w:val="24"/>
+          <w:szCs w:val="24"/>
+          <w:shd w:val="clear" w:fill="auto"/>
+          <w:lang w:val="en-US"/>
+        </w:rPr>
+      </w:pPr>
+    </w:p>
+    <w:p>
+      <w:pPr>
         <w:tabs>
           <w:tab w:val="left" w:pos="708"/>
           <w:tab w:val="left" w:pos="1416"/>
@@ -1166,34 +1392,601 @@
           <w:tab w:val="left" w:pos="2748"/>
           <w:tab w:val="left" w:pos="3708"/>
         </w:tabs>
-        <w:jc w:val="both"/>
-        <w:rPr>
-          <w:rFonts w:hint="default" w:ascii="Times New Roman" w:hAnsi="Times New Roman" w:cs="Times New Roman"/>
-          <w:b/>
-          <w:sz w:val="24"/>
-          <w:szCs w:val="24"/>
-          <w:highlight w:val="none"/>
-        </w:rPr>
-      </w:pPr>
-      <w:r>
-        <w:rPr>
-          <w:rFonts w:hint="default" w:ascii="Times New Roman" w:hAnsi="Times New Roman" w:cs="Times New Roman"/>
-          <w:b/>
-          <w:sz w:val="24"/>
-          <w:szCs w:val="24"/>
-          <w:highlight w:val="none"/>
-        </w:rPr>
-        <w:t>Date de dernière échéance :</w:t>
-      </w:r>
-      <w:r>
-        <w:rPr>
-          <w:rFonts w:hint="default" w:ascii="Times New Roman" w:hAnsi="Times New Roman" w:cs="Times New Roman"/>
-          <w:b/>
-          <w:sz w:val="24"/>
-          <w:szCs w:val="24"/>
-          <w:highlight w:val="none"/>
+        <w:spacing w:line="240" w:lineRule="auto"/>
+        <w:rPr>
+          <w:rFonts w:hint="default" w:ascii="Times New Roman" w:hAnsi="Times New Roman" w:cs="Times New Roman"/>
+          <w:b/>
+          <w:sz w:val="24"/>
+          <w:szCs w:val="24"/>
+          <w:shd w:val="clear" w:fill="auto"/>
+          <w:lang w:val="en-US"/>
+        </w:rPr>
+      </w:pPr>
+      <w:r>
+        <w:rPr>
+          <w:rFonts w:hint="default" w:ascii="Times New Roman" w:hAnsi="Times New Roman" w:cs="Times New Roman"/>
+          <w:b/>
+          <w:sz w:val="24"/>
+          <w:szCs w:val="24"/>
+          <w:shd w:val="clear" w:fill="auto"/>
+          <w:lang w:val="en-US"/>
         </w:rPr>
         <w:tab/>
+      </w:r>
+      <w:r>
+        <w:rPr>
+          <w:rFonts w:hint="default" w:ascii="Times New Roman" w:hAnsi="Times New Roman" w:cs="Times New Roman"/>
+          <w:b/>
+          <w:sz w:val="24"/>
+          <w:szCs w:val="24"/>
+          <w:shd w:val="clear" w:fill="auto"/>
+        </w:rPr>
+        <w:t>T</w:t>
+      </w:r>
+      <w:r>
+        <w:rPr>
+          <w:rFonts w:hint="default" w:ascii="Times New Roman" w:hAnsi="Times New Roman" w:cs="Times New Roman"/>
+          <w:b/>
+          <w:sz w:val="24"/>
+          <w:szCs w:val="24"/>
+          <w:shd w:val="clear" w:fill="auto"/>
+          <w:lang w:val="en-US"/>
+        </w:rPr>
+        <w:t>AF</w:t>
+      </w:r>
+      <w:r>
+        <w:rPr>
+          <w:rFonts w:hint="default" w:ascii="Times New Roman" w:hAnsi="Times New Roman" w:cs="Times New Roman"/>
+          <w:b/>
+          <w:sz w:val="24"/>
+          <w:szCs w:val="24"/>
+          <w:shd w:val="clear" w:fill="auto"/>
+          <w:lang w:val="en-US"/>
+        </w:rPr>
+        <w:tab/>
+      </w:r>
+      <w:r>
+        <w:rPr>
+          <w:rFonts w:hint="default" w:ascii="Times New Roman" w:hAnsi="Times New Roman" w:cs="Times New Roman"/>
+          <w:b/>
+          <w:sz w:val="24"/>
+          <w:szCs w:val="24"/>
+          <w:shd w:val="clear" w:fill="auto"/>
+          <w:lang w:val="en-US"/>
+        </w:rPr>
+        <w:tab/>
+      </w:r>
+      <w:r>
+        <w:rPr>
+          <w:rFonts w:hint="default" w:ascii="Times New Roman" w:hAnsi="Times New Roman" w:cs="Times New Roman"/>
+          <w:b/>
+          <w:sz w:val="24"/>
+          <w:szCs w:val="24"/>
+          <w:shd w:val="clear" w:fill="auto"/>
+          <w:lang w:val="en-US"/>
+        </w:rPr>
+        <w:tab/>
+      </w:r>
+      <w:r>
+        <w:rPr>
+          <w:rFonts w:hint="default" w:ascii="Times New Roman" w:hAnsi="Times New Roman" w:cs="Times New Roman"/>
+          <w:b/>
+          <w:sz w:val="24"/>
+          <w:szCs w:val="24"/>
+          <w:shd w:val="clear" w:fill="auto"/>
+          <w:lang w:val="en-US"/>
+        </w:rPr>
+        <w:tab/>
+      </w:r>
+      <w:r>
+        <w:rPr>
+          <w:rFonts w:hint="default" w:ascii="Times New Roman" w:hAnsi="Times New Roman" w:cs="Times New Roman"/>
+          <w:b/>
+          <w:sz w:val="24"/>
+          <w:szCs w:val="24"/>
+          <w:shd w:val="clear" w:fill="auto"/>
+          <w:lang w:val="en-US"/>
+        </w:rPr>
+        <w:tab/>
+      </w:r>
+      <w:r>
+        <w:rPr>
+          <w:rFonts w:hint="default" w:ascii="Times New Roman" w:hAnsi="Times New Roman" w:cs="Times New Roman"/>
+          <w:b/>
+          <w:sz w:val="24"/>
+          <w:szCs w:val="24"/>
+          <w:shd w:val="clear" w:fill="auto"/>
+        </w:rPr>
+        <w:t>:</w:t>
+      </w:r>
+      <w:r>
+        <w:rPr>
+          <w:rFonts w:hint="default" w:ascii="Times New Roman" w:hAnsi="Times New Roman" w:cs="Times New Roman"/>
+          <w:b/>
+          <w:sz w:val="24"/>
+          <w:szCs w:val="24"/>
+          <w:shd w:val="clear" w:fill="auto"/>
+          <w:lang w:val="en-US"/>
+        </w:rPr>
+        <w:t xml:space="preserve"> </w:t>
+      </w:r>
+      <w:r>
+        <w:rPr>
+          <w:rFonts w:hint="default" w:ascii="Times New Roman" w:hAnsi="Times New Roman" w:cs="Times New Roman"/>
+          <w:b/>
+          <w:sz w:val="24"/>
+          <w:szCs w:val="24"/>
+          <w:shd w:val="clear" w:fill="auto"/>
+        </w:rPr>
+        <w:t>${verbal_trial.taf} %</w:t>
+      </w:r>
+    </w:p>
+    <w:p>
+      <w:pPr>
+        <w:tabs>
+          <w:tab w:val="left" w:pos="708"/>
+          <w:tab w:val="left" w:pos="1416"/>
+          <w:tab w:val="left" w:pos="2124"/>
+          <w:tab w:val="left" w:pos="2748"/>
+          <w:tab w:val="left" w:pos="3708"/>
+        </w:tabs>
+        <w:spacing w:line="240" w:lineRule="auto"/>
+        <w:rPr>
+          <w:rFonts w:hint="default" w:ascii="Times New Roman" w:hAnsi="Times New Roman" w:cs="Times New Roman"/>
+          <w:b/>
+          <w:sz w:val="24"/>
+          <w:szCs w:val="24"/>
+          <w:shd w:val="clear" w:fill="auto"/>
+          <w:lang w:val="en-US"/>
+        </w:rPr>
+      </w:pPr>
+    </w:p>
+    <w:p>
+      <w:pPr>
+        <w:tabs>
+          <w:tab w:val="left" w:pos="708"/>
+          <w:tab w:val="left" w:pos="1416"/>
+          <w:tab w:val="left" w:pos="2124"/>
+          <w:tab w:val="left" w:pos="2748"/>
+          <w:tab w:val="left" w:pos="3708"/>
+        </w:tabs>
+        <w:spacing w:line="240" w:lineRule="auto"/>
+        <w:rPr>
+          <w:rFonts w:hint="default" w:ascii="Times New Roman" w:hAnsi="Times New Roman" w:cs="Times New Roman"/>
+          <w:b/>
+          <w:sz w:val="24"/>
+          <w:szCs w:val="24"/>
+          <w:highlight w:val="none"/>
+        </w:rPr>
+      </w:pPr>
+      <w:r>
+        <w:rPr>
+          <w:rFonts w:hint="default" w:ascii="Times New Roman" w:hAnsi="Times New Roman" w:cs="Times New Roman"/>
+          <w:b/>
+          <w:sz w:val="24"/>
+          <w:szCs w:val="24"/>
+          <w:shd w:val="clear" w:fill="auto"/>
+          <w:lang w:val="en-US"/>
+        </w:rPr>
+        <w:tab/>
+      </w:r>
+      <w:r>
+        <w:rPr>
+          <w:rFonts w:hint="default" w:ascii="Times New Roman" w:hAnsi="Times New Roman" w:cs="Times New Roman"/>
+          <w:b/>
+          <w:sz w:val="24"/>
+          <w:szCs w:val="24"/>
+          <w:shd w:val="clear" w:fill="auto"/>
+        </w:rPr>
+        <w:t>Frais de dossier</w:t>
+      </w:r>
+      <w:r>
+        <w:rPr>
+          <w:rFonts w:hint="default" w:ascii="Times New Roman" w:hAnsi="Times New Roman" w:cs="Times New Roman"/>
+          <w:b/>
+          <w:sz w:val="24"/>
+          <w:szCs w:val="24"/>
+          <w:shd w:val="clear" w:fill="auto"/>
+          <w:lang w:val="en-US"/>
+        </w:rPr>
+        <w:tab/>
+      </w:r>
+      <w:r>
+        <w:rPr>
+          <w:rFonts w:hint="default" w:ascii="Times New Roman" w:hAnsi="Times New Roman" w:cs="Times New Roman"/>
+          <w:b/>
+          <w:sz w:val="24"/>
+          <w:szCs w:val="24"/>
+          <w:shd w:val="clear" w:fill="auto"/>
+          <w:lang w:val="en-US"/>
+        </w:rPr>
+        <w:tab/>
+      </w:r>
+      <w:r>
+        <w:rPr>
+          <w:rFonts w:hint="default" w:ascii="Times New Roman" w:hAnsi="Times New Roman" w:cs="Times New Roman"/>
+          <w:b/>
+          <w:sz w:val="24"/>
+          <w:szCs w:val="24"/>
+          <w:shd w:val="clear" w:fill="auto"/>
+          <w:lang w:val="en-US"/>
+        </w:rPr>
+        <w:tab/>
+      </w:r>
+      <w:r>
+        <w:rPr>
+          <w:rFonts w:hint="default" w:ascii="Times New Roman" w:hAnsi="Times New Roman" w:cs="Times New Roman"/>
+          <w:b/>
+          <w:sz w:val="24"/>
+          <w:szCs w:val="24"/>
+          <w:shd w:val="clear" w:fill="auto"/>
+        </w:rPr>
+        <w:t>:</w:t>
+      </w:r>
+      <w:r>
+        <w:rPr>
+          <w:rFonts w:hint="default" w:ascii="Times New Roman" w:hAnsi="Times New Roman" w:cs="Times New Roman"/>
+          <w:b/>
+          <w:sz w:val="24"/>
+          <w:szCs w:val="24"/>
+          <w:shd w:val="clear" w:fill="auto"/>
+          <w:lang w:val="en-US"/>
+        </w:rPr>
+        <w:t xml:space="preserve"> </w:t>
+      </w:r>
+      <w:r>
+        <w:rPr>
+          <w:rFonts w:hint="default" w:ascii="Times New Roman" w:hAnsi="Times New Roman" w:cs="Times New Roman"/>
+          <w:b/>
+          <w:sz w:val="24"/>
+          <w:szCs w:val="24"/>
+          <w:shd w:val="clear" w:fill="auto"/>
+        </w:rPr>
+        <w:t>${verbal_trial.administrative_fees_percentage}</w:t>
+      </w:r>
+      <w:r>
+        <w:rPr>
+          <w:rFonts w:hint="default" w:ascii="Times New Roman" w:hAnsi="Times New Roman" w:cs="Times New Roman"/>
+          <w:b/>
+          <w:sz w:val="24"/>
+          <w:szCs w:val="24"/>
+          <w:shd w:val="clear" w:fill="auto"/>
+          <w:lang w:val="en-US"/>
+        </w:rPr>
+        <w:t xml:space="preserve"> %</w:t>
+      </w:r>
+    </w:p>
+    <w:p>
+      <w:pPr>
+        <w:tabs>
+          <w:tab w:val="left" w:pos="708"/>
+          <w:tab w:val="left" w:pos="1416"/>
+          <w:tab w:val="left" w:pos="2124"/>
+          <w:tab w:val="left" w:pos="2748"/>
+          <w:tab w:val="left" w:pos="3708"/>
+        </w:tabs>
+        <w:spacing w:line="240" w:lineRule="auto"/>
+        <w:jc w:val="both"/>
+        <w:rPr>
+          <w:rFonts w:hint="default" w:ascii="Times New Roman" w:hAnsi="Times New Roman" w:cs="Times New Roman"/>
+          <w:b/>
+          <w:sz w:val="24"/>
+          <w:szCs w:val="24"/>
+          <w:lang w:val="en-US"/>
+        </w:rPr>
+      </w:pPr>
+    </w:p>
+    <w:p>
+      <w:pPr>
+        <w:tabs>
+          <w:tab w:val="left" w:pos="708"/>
+          <w:tab w:val="left" w:pos="1416"/>
+          <w:tab w:val="left" w:pos="2124"/>
+          <w:tab w:val="left" w:pos="2748"/>
+          <w:tab w:val="left" w:pos="3708"/>
+        </w:tabs>
+        <w:spacing w:line="240" w:lineRule="auto"/>
+        <w:jc w:val="both"/>
+        <w:rPr>
+          <w:rFonts w:hint="default" w:ascii="Times New Roman" w:hAnsi="Times New Roman" w:cs="Times New Roman"/>
+          <w:b/>
+          <w:sz w:val="24"/>
+          <w:szCs w:val="24"/>
+          <w:highlight w:val="none"/>
+        </w:rPr>
+      </w:pPr>
+      <w:r>
+        <w:rPr>
+          <w:rFonts w:hint="default" w:ascii="Times New Roman" w:hAnsi="Times New Roman" w:cs="Times New Roman"/>
+          <w:b/>
+          <w:sz w:val="24"/>
+          <w:szCs w:val="24"/>
+          <w:lang w:val="en-US"/>
+        </w:rPr>
+        <w:tab/>
+      </w:r>
+      <w:r>
+        <w:rPr>
+          <w:rFonts w:hint="default" w:ascii="Times New Roman" w:hAnsi="Times New Roman" w:cs="Times New Roman"/>
+          <w:b/>
+          <w:sz w:val="24"/>
+          <w:szCs w:val="24"/>
+        </w:rPr>
+        <w:t>Prime d’assurance</w:t>
+      </w:r>
+      <w:r>
+        <w:rPr>
+          <w:rFonts w:hint="default" w:ascii="Times New Roman" w:hAnsi="Times New Roman" w:cs="Times New Roman"/>
+          <w:b/>
+          <w:sz w:val="24"/>
+          <w:szCs w:val="24"/>
+          <w:shd w:val="clear" w:fill="auto"/>
+          <w:lang w:val="en-US"/>
+        </w:rPr>
+        <w:tab/>
+      </w:r>
+      <w:r>
+        <w:rPr>
+          <w:rFonts w:hint="default" w:ascii="Times New Roman" w:hAnsi="Times New Roman" w:cs="Times New Roman"/>
+          <w:b/>
+          <w:sz w:val="24"/>
+          <w:szCs w:val="24"/>
+          <w:shd w:val="clear" w:fill="auto"/>
+          <w:lang w:val="en-US"/>
+        </w:rPr>
+        <w:tab/>
+      </w:r>
+      <w:r>
+        <w:rPr>
+          <w:rFonts w:hint="default" w:ascii="Times New Roman" w:hAnsi="Times New Roman" w:cs="Times New Roman"/>
+          <w:b/>
+          <w:sz w:val="24"/>
+          <w:szCs w:val="24"/>
+          <w:shd w:val="clear" w:fill="auto"/>
+          <w:lang w:val="en-US"/>
+        </w:rPr>
+        <w:tab/>
+      </w:r>
+      <w:r>
+        <w:rPr>
+          <w:rFonts w:hint="default" w:ascii="Times New Roman" w:hAnsi="Times New Roman" w:cs="Times New Roman"/>
+          <w:b/>
+          <w:sz w:val="24"/>
+          <w:szCs w:val="24"/>
+        </w:rPr>
+        <w:t xml:space="preserve">: </w:t>
+      </w:r>
+      <w:r>
+        <w:rPr>
+          <w:rFonts w:hint="default" w:ascii="Times New Roman" w:hAnsi="Times New Roman" w:cs="Times New Roman"/>
+          <w:b/>
+          <w:sz w:val="24"/>
+          <w:szCs w:val="24"/>
+          <w:lang w:val="en-US"/>
+        </w:rPr>
+        <w:t>S</w:t>
+      </w:r>
+      <w:r>
+        <w:rPr>
+          <w:rFonts w:hint="default" w:ascii="Times New Roman" w:hAnsi="Times New Roman" w:cs="Times New Roman"/>
+          <w:b/>
+          <w:sz w:val="24"/>
+          <w:szCs w:val="24"/>
+        </w:rPr>
+        <w:t>elon la grille de l’assureur</w:t>
+      </w:r>
+      <w:r>
+        <w:rPr>
+          <w:rFonts w:hint="default" w:ascii="Times New Roman" w:hAnsi="Times New Roman" w:cs="Times New Roman"/>
+          <w:b/>
+          <w:sz w:val="24"/>
+          <w:szCs w:val="24"/>
+          <w:lang w:val="en-US"/>
+        </w:rPr>
+        <w:t>${line_risk_premium_percentage}</w:t>
+      </w:r>
+      <w:r>
+        <w:rPr>
+          <w:rFonts w:hint="default" w:ascii="Times New Roman" w:hAnsi="Times New Roman" w:cs="Times New Roman"/>
+          <w:b/>
+          <w:sz w:val="24"/>
+          <w:szCs w:val="24"/>
+          <w:shd w:val="clear" w:fill="auto"/>
+          <w:lang w:val="en-US"/>
+        </w:rPr>
+        <w:t>${line_review_bonus}</w:t>
+      </w:r>
+    </w:p>
+    <w:p>
+      <w:pPr>
+        <w:tabs>
+          <w:tab w:val="left" w:pos="708"/>
+          <w:tab w:val="left" w:pos="1416"/>
+          <w:tab w:val="left" w:pos="2124"/>
+          <w:tab w:val="left" w:pos="2748"/>
+          <w:tab w:val="left" w:pos="3708"/>
+        </w:tabs>
+        <w:spacing w:line="240" w:lineRule="auto"/>
+        <w:rPr>
+          <w:rFonts w:hint="default" w:ascii="Times New Roman" w:hAnsi="Times New Roman" w:cs="Times New Roman"/>
+          <w:b/>
+          <w:sz w:val="24"/>
+          <w:szCs w:val="24"/>
+          <w:lang w:val="en-US"/>
+        </w:rPr>
+      </w:pPr>
+    </w:p>
+    <w:p>
+      <w:pPr>
+        <w:tabs>
+          <w:tab w:val="left" w:pos="708"/>
+          <w:tab w:val="left" w:pos="1416"/>
+          <w:tab w:val="left" w:pos="2124"/>
+          <w:tab w:val="left" w:pos="2748"/>
+          <w:tab w:val="left" w:pos="3708"/>
+        </w:tabs>
+        <w:spacing w:line="240" w:lineRule="auto"/>
+        <w:rPr>
+          <w:rFonts w:hint="default" w:ascii="Times New Roman" w:hAnsi="Times New Roman" w:cs="Times New Roman"/>
+          <w:color w:val="111111"/>
+          <w:sz w:val="24"/>
+          <w:szCs w:val="24"/>
+          <w:highlight w:val="none"/>
+          <w:shd w:val="clear" w:fill="auto"/>
+        </w:rPr>
+      </w:pPr>
+      <w:r>
+        <w:rPr>
+          <w:rFonts w:hint="default" w:ascii="Times New Roman" w:hAnsi="Times New Roman" w:cs="Times New Roman"/>
+          <w:b/>
+          <w:sz w:val="24"/>
+          <w:szCs w:val="24"/>
+          <w:lang w:val="en-US"/>
+        </w:rPr>
+        <w:tab/>
+      </w:r>
+      <w:r>
+        <w:rPr>
+          <w:rFonts w:hint="default" w:ascii="Times New Roman" w:hAnsi="Times New Roman" w:cs="Times New Roman"/>
+          <w:b/>
+          <w:color w:val="111111"/>
+          <w:sz w:val="24"/>
+          <w:szCs w:val="24"/>
+          <w:shd w:val="clear" w:fill="auto"/>
+        </w:rPr>
+        <w:t>Date de la première échéance</w:t>
+      </w:r>
+      <w:r>
+        <w:rPr>
+          <w:rFonts w:hint="default" w:ascii="Times New Roman" w:hAnsi="Times New Roman" w:cs="Times New Roman"/>
+          <w:b/>
+          <w:color w:val="111111"/>
+          <w:sz w:val="24"/>
+          <w:szCs w:val="24"/>
+          <w:shd w:val="clear" w:fill="auto"/>
+          <w:lang w:val="en-US"/>
+        </w:rPr>
+        <w:tab/>
+      </w:r>
+      <w:r>
+        <w:rPr>
+          <w:rFonts w:hint="default" w:ascii="Times New Roman" w:hAnsi="Times New Roman" w:cs="Times New Roman"/>
+          <w:b/>
+          <w:color w:val="111111"/>
+          <w:sz w:val="24"/>
+          <w:szCs w:val="24"/>
+          <w:shd w:val="clear" w:fill="auto"/>
+          <w:lang w:val="en-US"/>
+        </w:rPr>
+        <w:tab/>
+      </w:r>
+      <w:r>
+        <w:rPr>
+          <w:rFonts w:hint="default" w:ascii="Times New Roman" w:hAnsi="Times New Roman" w:cs="Times New Roman"/>
+          <w:b/>
+          <w:color w:val="111111"/>
+          <w:sz w:val="24"/>
+          <w:szCs w:val="24"/>
+          <w:shd w:val="clear" w:fill="auto"/>
+        </w:rPr>
+        <w:t>:</w:t>
+      </w:r>
+    </w:p>
+    <w:p>
+      <w:pPr>
+        <w:tabs>
+          <w:tab w:val="left" w:pos="708"/>
+          <w:tab w:val="left" w:pos="1416"/>
+          <w:tab w:val="left" w:pos="2124"/>
+          <w:tab w:val="left" w:pos="2748"/>
+          <w:tab w:val="left" w:pos="3708"/>
+        </w:tabs>
+        <w:spacing w:line="240" w:lineRule="auto"/>
+        <w:rPr>
+          <w:rFonts w:hint="default" w:ascii="Times New Roman" w:hAnsi="Times New Roman" w:cs="Times New Roman"/>
+          <w:b/>
+          <w:color w:val="111111"/>
+          <w:sz w:val="24"/>
+          <w:szCs w:val="24"/>
+          <w:shd w:val="clear" w:fill="auto"/>
+          <w:lang w:val="en-US"/>
+        </w:rPr>
+      </w:pPr>
+    </w:p>
+    <w:p>
+      <w:pPr>
+        <w:tabs>
+          <w:tab w:val="left" w:pos="708"/>
+          <w:tab w:val="left" w:pos="1416"/>
+          <w:tab w:val="left" w:pos="2124"/>
+          <w:tab w:val="left" w:pos="2748"/>
+          <w:tab w:val="left" w:pos="3708"/>
+        </w:tabs>
+        <w:spacing w:line="240" w:lineRule="auto"/>
+        <w:rPr>
+          <w:rFonts w:hint="default" w:ascii="Times New Roman" w:hAnsi="Times New Roman" w:cs="Times New Roman"/>
+          <w:b/>
+          <w:sz w:val="24"/>
+          <w:szCs w:val="24"/>
+        </w:rPr>
+      </w:pPr>
+      <w:r>
+        <w:rPr>
+          <w:rFonts w:hint="default" w:ascii="Times New Roman" w:hAnsi="Times New Roman" w:cs="Times New Roman"/>
+          <w:b/>
+          <w:color w:val="111111"/>
+          <w:sz w:val="24"/>
+          <w:szCs w:val="24"/>
+          <w:shd w:val="clear" w:fill="auto"/>
+          <w:lang w:val="en-US"/>
+        </w:rPr>
+        <w:tab/>
+      </w:r>
+      <w:r>
+        <w:rPr>
+          <w:rFonts w:hint="default" w:ascii="Times New Roman" w:hAnsi="Times New Roman" w:cs="Times New Roman"/>
+          <w:b/>
+          <w:color w:val="111111"/>
+          <w:sz w:val="24"/>
+          <w:szCs w:val="24"/>
+          <w:shd w:val="clear" w:fill="auto"/>
+        </w:rPr>
+        <w:t>Date de dernière échéance</w:t>
+      </w:r>
+      <w:r>
+        <w:rPr>
+          <w:rFonts w:hint="default" w:ascii="Times New Roman" w:hAnsi="Times New Roman" w:cs="Times New Roman"/>
+          <w:b/>
+          <w:color w:val="111111"/>
+          <w:sz w:val="24"/>
+          <w:szCs w:val="24"/>
+          <w:shd w:val="clear" w:fill="auto"/>
+          <w:lang w:val="en-US"/>
+        </w:rPr>
+        <w:tab/>
+      </w:r>
+      <w:r>
+        <w:rPr>
+          <w:rFonts w:hint="default" w:ascii="Times New Roman" w:hAnsi="Times New Roman" w:cs="Times New Roman"/>
+          <w:b/>
+          <w:color w:val="111111"/>
+          <w:sz w:val="24"/>
+          <w:szCs w:val="24"/>
+          <w:shd w:val="clear" w:fill="auto"/>
+          <w:lang w:val="en-US"/>
+        </w:rPr>
+        <w:tab/>
+      </w:r>
+      <w:r>
+        <w:rPr>
+          <w:rFonts w:hint="default" w:ascii="Times New Roman" w:hAnsi="Times New Roman" w:cs="Times New Roman"/>
+          <w:b/>
+          <w:color w:val="111111"/>
+          <w:sz w:val="24"/>
+          <w:szCs w:val="24"/>
+          <w:shd w:val="clear" w:fill="auto"/>
+        </w:rPr>
+        <w:t>:</w:t>
       </w:r>
     </w:p>
     <w:p>
@@ -1210,100 +2003,6 @@
           <w:tab w:val="left" w:pos="2748"/>
           <w:tab w:val="left" w:pos="3708"/>
         </w:tabs>
-        <w:spacing w:before="0" w:after="160" w:line="240" w:lineRule="auto"/>
-        <w:ind w:left="0" w:firstLine="0"/>
-        <w:contextualSpacing/>
-        <w:jc w:val="both"/>
-        <w:rPr>
-          <w:rFonts w:hint="default" w:ascii="Times New Roman" w:hAnsi="Times New Roman" w:cs="Times New Roman"/>
-          <w:b/>
-          <w:sz w:val="24"/>
-          <w:szCs w:val="24"/>
-          <w:lang w:val="en-US"/>
-        </w:rPr>
-      </w:pPr>
-      <w:r>
-        <w:rPr>
-          <w:rFonts w:hint="default" w:cs="Times New Roman"/>
-          <w:b/>
-          <w:sz w:val="24"/>
-          <w:szCs w:val="24"/>
-          <w:lang w:val="en-US"/>
-        </w:rPr>
-        <w:tab/>
-      </w:r>
-      <w:r>
-        <w:rPr>
-          <w:rFonts w:hint="default" w:ascii="Times New Roman" w:hAnsi="Times New Roman" w:cs="Times New Roman"/>
-          <w:b/>
-          <w:sz w:val="24"/>
-          <w:szCs w:val="24"/>
-          <w:lang w:val="en-US"/>
-        </w:rPr>
-        <w:t>${line_risk_premium_percentage}</w:t>
-      </w:r>
-    </w:p>
-    <w:p>
-      <w:pPr>
-        <w:pStyle w:val="11"/>
-        <w:numPr>
-          <w:ilvl w:val="0"/>
-          <w:numId w:val="0"/>
-        </w:numPr>
-        <w:tabs>
-          <w:tab w:val="left" w:pos="708"/>
-          <w:tab w:val="left" w:pos="1416"/>
-          <w:tab w:val="left" w:pos="2124"/>
-          <w:tab w:val="left" w:pos="2748"/>
-          <w:tab w:val="left" w:pos="3708"/>
-        </w:tabs>
-        <w:spacing w:before="0" w:after="160" w:line="240" w:lineRule="auto"/>
-        <w:ind w:left="0" w:firstLine="0"/>
-        <w:contextualSpacing/>
-        <w:jc w:val="both"/>
-        <w:rPr>
-          <w:rFonts w:hint="default" w:ascii="Times New Roman" w:hAnsi="Times New Roman" w:cs="Times New Roman"/>
-          <w:b/>
-          <w:sz w:val="24"/>
-          <w:szCs w:val="24"/>
-        </w:rPr>
-      </w:pPr>
-      <w:r>
-        <w:rPr>
-          <w:rFonts w:hint="default" w:cs="Times New Roman"/>
-          <w:b/>
-          <w:sz w:val="24"/>
-          <w:szCs w:val="24"/>
-          <w:shd w:val="clear" w:fill="auto"/>
-          <w:lang w:val="en-US"/>
-        </w:rPr>
-        <w:tab/>
-      </w:r>
-      <w:r>
-        <w:rPr>
-          <w:rFonts w:hint="default" w:ascii="Times New Roman" w:hAnsi="Times New Roman" w:cs="Times New Roman"/>
-          <w:b/>
-          <w:sz w:val="24"/>
-          <w:szCs w:val="24"/>
-          <w:shd w:val="clear" w:fill="auto"/>
-          <w:lang w:val="en-US"/>
-        </w:rPr>
-        <w:t>${line_review_bonus}</w:t>
-      </w:r>
-    </w:p>
-    <w:p>
-      <w:pPr>
-        <w:pStyle w:val="11"/>
-        <w:numPr>
-          <w:numId w:val="0"/>
-        </w:numPr>
-        <w:tabs>
-          <w:tab w:val="left" w:pos="708"/>
-          <w:tab w:val="left" w:pos="1416"/>
-          <w:tab w:val="left" w:pos="2124"/>
-          <w:tab w:val="left" w:pos="2748"/>
-          <w:tab w:val="left" w:pos="3708"/>
-        </w:tabs>
         <w:jc w:val="both"/>
         <w:rPr>
           <w:rFonts w:hint="default" w:ascii="Times New Roman" w:hAnsi="Times New Roman" w:cs="Times New Roman"/>
@@ -1778,7 +2477,7 @@
           <w:szCs w:val="24"/>
           <w:highlight w:val="none"/>
         </w:rPr>
-        <w:t>${verbal_trial.due_amount.fr}</w:t>
+        <w:t>${due_amount.fr}</w:t>
       </w:r>
       <w:r>
         <w:rPr>
@@ -1790,7 +2489,7 @@
           <w:highlight w:val="none"/>
           <w:lang w:val="en-US"/>
         </w:rPr>
-        <w:t xml:space="preserve"> (${verbal_trial.due_amount})</w:t>
+        <w:t xml:space="preserve"> (${due_amount})</w:t>
       </w:r>
       <w:r>
         <w:rPr>
@@ -1930,7 +2629,7 @@
           <w:szCs w:val="24"/>
           <w:highlight w:val="none"/>
         </w:rPr>
-        <w:t>${verbal_trial.day_due_amount.fr}(${verbal_trial.day_due_amount}</w:t>
+        <w:t>${day_due_amount.fr}(${day_due_amount}</w:t>
       </w:r>
       <w:r>
         <w:rPr>
@@ -2683,7 +3382,7 @@
       <w:pPr>
         <w:numPr>
           <w:ilvl w:val="0"/>
-          <w:numId w:val="2"/>
+          <w:numId w:val="1"/>
         </w:numPr>
         <w:ind w:leftChars="0" w:firstLine="708" w:firstLineChars="0"/>
         <w:jc w:val="both"/>
@@ -2952,7 +3651,7 @@
       <w:pPr>
         <w:numPr>
           <w:ilvl w:val="0"/>
-          <w:numId w:val="3"/>
+          <w:numId w:val="2"/>
         </w:numPr>
         <w:jc w:val="both"/>
         <w:rPr>
@@ -2976,7 +3675,7 @@
       <w:pPr>
         <w:numPr>
           <w:ilvl w:val="0"/>
-          <w:numId w:val="3"/>
+          <w:numId w:val="2"/>
         </w:numPr>
         <w:jc w:val="both"/>
         <w:rPr>
@@ -3000,7 +3699,7 @@
       <w:pPr>
         <w:numPr>
           <w:ilvl w:val="0"/>
-          <w:numId w:val="3"/>
+          <w:numId w:val="2"/>
         </w:numPr>
         <w:jc w:val="both"/>
         <w:rPr>
@@ -3147,7 +3846,7 @@
       <w:pPr>
         <w:numPr>
           <w:ilvl w:val="0"/>
-          <w:numId w:val="4"/>
+          <w:numId w:val="3"/>
         </w:numPr>
         <w:tabs>
           <w:tab w:val="left" w:pos="640"/>
@@ -3178,7 +3877,7 @@
       <w:pPr>
         <w:numPr>
           <w:ilvl w:val="0"/>
-          <w:numId w:val="4"/>
+          <w:numId w:val="3"/>
         </w:numPr>
         <w:tabs>
           <w:tab w:val="left" w:pos="640"/>
@@ -3209,7 +3908,7 @@
       <w:pPr>
         <w:numPr>
           <w:ilvl w:val="0"/>
-          <w:numId w:val="4"/>
+          <w:numId w:val="3"/>
         </w:numPr>
         <w:tabs>
           <w:tab w:val="left" w:pos="640"/>
@@ -3336,7 +4035,7 @@
       <w:pPr>
         <w:numPr>
           <w:ilvl w:val="0"/>
-          <w:numId w:val="4"/>
+          <w:numId w:val="3"/>
         </w:numPr>
         <w:tabs>
           <w:tab w:val="left" w:pos="640"/>
@@ -3367,7 +4066,7 @@
       <w:pPr>
         <w:numPr>
           <w:ilvl w:val="0"/>
-          <w:numId w:val="4"/>
+          <w:numId w:val="3"/>
         </w:numPr>
         <w:tabs>
           <w:tab w:val="left" w:pos="640"/>
@@ -3398,7 +4097,7 @@
       <w:pPr>
         <w:numPr>
           <w:ilvl w:val="0"/>
-          <w:numId w:val="3"/>
+          <w:numId w:val="2"/>
         </w:numPr>
         <w:ind w:left="709" w:firstLine="0"/>
         <w:jc w:val="both"/>
@@ -3423,7 +4122,7 @@
       <w:pPr>
         <w:numPr>
           <w:ilvl w:val="0"/>
-          <w:numId w:val="3"/>
+          <w:numId w:val="2"/>
         </w:numPr>
         <w:jc w:val="both"/>
         <w:rPr>
@@ -3447,7 +4146,7 @@
       <w:pPr>
         <w:numPr>
           <w:ilvl w:val="0"/>
-          <w:numId w:val="3"/>
+          <w:numId w:val="2"/>
         </w:numPr>
         <w:jc w:val="both"/>
         <w:rPr>
@@ -3471,7 +4170,7 @@
       <w:pPr>
         <w:numPr>
           <w:ilvl w:val="0"/>
-          <w:numId w:val="3"/>
+          <w:numId w:val="2"/>
         </w:numPr>
         <w:tabs>
           <w:tab w:val="left" w:pos="560"/>
@@ -4898,119 +5597,6 @@
     </w:lvl>
   </w:abstractNum>
   <w:abstractNum w:abstractNumId="2">
-    <w:nsid w:val="05F06648"/>
-    <w:multiLevelType w:val="multilevel"/>
-    <w:tmpl w:val="05F06648"/>
-    <w:lvl w:ilvl="0" w:tentative="0">
-      <w:start w:val="1"/>
-      <w:numFmt w:val="bullet"/>
-      <w:lvlText w:val=""/>
-      <w:lvlJc w:val="left"/>
-      <w:pPr>
-        <w:ind w:left="720" w:hanging="360"/>
-      </w:pPr>
-      <w:rPr>
-        <w:rFonts w:hint="default" w:ascii="Symbol" w:hAnsi="Symbol"/>
-      </w:rPr>
-    </w:lvl>
-    <w:lvl w:ilvl="1" w:tentative="0">
-      <w:start w:val="1"/>
-      <w:numFmt w:val="bullet"/>
-      <w:lvlText w:val="o"/>
-      <w:lvlJc w:val="left"/>
-      <w:pPr>
-        <w:ind w:left="1440" w:hanging="360"/>
-      </w:pPr>
-      <w:rPr>
-        <w:rFonts w:hint="default" w:ascii="Courier New" w:hAnsi="Courier New" w:cs="Courier New"/>
-      </w:rPr>
-    </w:lvl>
-    <w:lvl w:ilvl="2" w:tentative="0">
-      <w:start w:val="1"/>
-      <w:numFmt w:val="bullet"/>
-      <w:lvlText w:val=""/>
-      <w:lvlJc w:val="left"/>
-      <w:pPr>
-        <w:ind w:left="2160" w:hanging="360"/>
-      </w:pPr>
-      <w:rPr>
-        <w:rFonts w:hint="default" w:ascii="Wingdings" w:hAnsi="Wingdings"/>
-      </w:rPr>
-    </w:lvl>
-    <w:lvl w:ilvl="3" w:tentative="0">
-      <w:start w:val="1"/>
-      <w:numFmt w:val="bullet"/>
-      <w:lvlText w:val=""/>
-      <w:lvlJc w:val="left"/>
-      <w:pPr>
-        <w:ind w:left="2880" w:hanging="360"/>
-      </w:pPr>
-      <w:rPr>
-        <w:rFonts w:hint="default" w:ascii="Symbol" w:hAnsi="Symbol"/>
-      </w:rPr>
-    </w:lvl>
-    <w:lvl w:ilvl="4" w:tentative="0">
-      <w:start w:val="1"/>
-      <w:numFmt w:val="bullet"/>
-      <w:lvlText w:val="o"/>
-      <w:lvlJc w:val="left"/>
-      <w:pPr>
-        <w:ind w:left="3600" w:hanging="360"/>
-      </w:pPr>
-      <w:rPr>
-        <w:rFonts w:hint="default" w:ascii="Courier New" w:hAnsi="Courier New" w:cs="Courier New"/>
-      </w:rPr>
-    </w:lvl>
-    <w:lvl w:ilvl="5" w:tentative="0">
-      <w:start w:val="1"/>
-      <w:numFmt w:val="bullet"/>
-      <w:lvlText w:val=""/>
-      <w:lvlJc w:val="left"/>
-      <w:pPr>
-        <w:ind w:left="4320" w:hanging="360"/>
-      </w:pPr>
-      <w:rPr>
-        <w:rFonts w:hint="default" w:ascii="Wingdings" w:hAnsi="Wingdings"/>
-      </w:rPr>
-    </w:lvl>
-    <w:lvl w:ilvl="6" w:tentative="0">
-      <w:start w:val="1"/>
-      <w:numFmt w:val="bullet"/>
-      <w:lvlText w:val=""/>
-      <w:lvlJc w:val="left"/>
-      <w:pPr>
-        <w:ind w:left="5040" w:hanging="360"/>
-      </w:pPr>
-      <w:rPr>
-        <w:rFonts w:hint="default" w:ascii="Symbol" w:hAnsi="Symbol"/>
-      </w:rPr>
-    </w:lvl>
-    <w:lvl w:ilvl="7" w:tentative="0">
-      <w:start w:val="1"/>
-      <w:numFmt w:val="bullet"/>
-      <w:lvlText w:val="o"/>
-      <w:lvlJc w:val="left"/>
-      <w:pPr>
-        <w:ind w:left="5760" w:hanging="360"/>
-      </w:pPr>
-      <w:rPr>
-        <w:rFonts w:hint="default" w:ascii="Courier New" w:hAnsi="Courier New" w:cs="Courier New"/>
-      </w:rPr>
-    </w:lvl>
-    <w:lvl w:ilvl="8" w:tentative="0">
-      <w:start w:val="1"/>
-      <w:numFmt w:val="bullet"/>
-      <w:lvlText w:val=""/>
-      <w:lvlJc w:val="left"/>
-      <w:pPr>
-        <w:ind w:left="6480" w:hanging="360"/>
-      </w:pPr>
-      <w:rPr>
-        <w:rFonts w:hint="default" w:ascii="Wingdings" w:hAnsi="Wingdings"/>
-      </w:rPr>
-    </w:lvl>
-  </w:abstractNum>
-  <w:abstractNum w:abstractNumId="3">
     <w:nsid w:val="62EE7E44"/>
     <w:multiLevelType w:val="singleLevel"/>
     <w:tmpl w:val="62EE7E44"/>
@@ -5031,12 +5617,9 @@
     </w:lvl>
   </w:abstractNum>
   <w:num w:numId="1">
-    <w:abstractNumId w:val="2"/>
+    <w:abstractNumId w:val="0"/>
   </w:num>
   <w:num w:numId="2">
-    <w:abstractNumId w:val="0"/>
-  </w:num>
-  <w:num w:numId="3">
     <w:abstractNumId w:val="1"/>
     <w:lvlOverride w:ilvl="0">
       <w:lvl w:ilvl="0" w:tentative="1">
@@ -5054,8 +5637,8 @@
       </w:lvl>
     </w:lvlOverride>
   </w:num>
-  <w:num w:numId="4">
-    <w:abstractNumId w:val="3"/>
+  <w:num w:numId="3">
+    <w:abstractNumId w:val="2"/>
   </w:num>
 </w:numbering>
 </file>

--- a/document_templates/Contracts/individual_business/with_pledge/contract_individual_business_with_pledge.docx
+++ b/document_templates/Contracts/individual_business/with_pledge/contract_individual_business_with_pledge.docx
@@ -194,24 +194,45 @@
         <w:rPr>
           <w:rFonts w:hint="default" w:ascii="Times New Roman" w:hAnsi="Times New Roman" w:cs="Times New Roman"/>
           <w:b/>
+          <w:iCs/>
+          <w:color w:val="000000"/>
+          <w:sz w:val="24"/>
+          <w:szCs w:val="24"/>
+        </w:rPr>
+        <w:t>Madame Ameh Délali MESSANGAN</w:t>
+      </w:r>
+      <w:r>
+        <w:rPr>
+          <w:rFonts w:hint="default" w:ascii="Times New Roman" w:hAnsi="Times New Roman" w:cs="Times New Roman"/>
           <w:bCs/>
           <w:iCs/>
-          <w:sz w:val="24"/>
-          <w:szCs w:val="24"/>
-          <w:highlight w:val="none"/>
-        </w:rPr>
-        <w:t>Monsieur Koffi Djramedo GAMADO</w:t>
+          <w:color w:val="000000"/>
+          <w:sz w:val="24"/>
+          <w:szCs w:val="24"/>
+        </w:rPr>
+        <w:t xml:space="preserve"> épouse </w:t>
+      </w:r>
+      <w:r>
+        <w:rPr>
+          <w:rFonts w:hint="default" w:ascii="Times New Roman" w:hAnsi="Times New Roman" w:cs="Times New Roman"/>
+          <w:b/>
+          <w:iCs/>
+          <w:color w:val="000000"/>
+          <w:sz w:val="24"/>
+          <w:szCs w:val="24"/>
+        </w:rPr>
+        <w:t>AMEDEMEGNAH</w:t>
       </w:r>
       <w:r>
         <w:rPr>
           <w:rFonts w:hint="default" w:ascii="Times New Roman" w:hAnsi="Times New Roman" w:cs="Times New Roman"/>
           <w:bCs/>
           <w:iCs/>
-          <w:sz w:val="24"/>
-          <w:szCs w:val="24"/>
-          <w:highlight w:val="none"/>
-        </w:rPr>
-        <w:t xml:space="preserve">, Head Crédit, et </w:t>
+          <w:color w:val="000000"/>
+          <w:sz w:val="24"/>
+          <w:szCs w:val="24"/>
+        </w:rPr>
+        <w:t xml:space="preserve">, Responsable juridique, et </w:t>
       </w:r>
       <w:r>
         <w:rPr>
@@ -221,9 +242,8 @@
           <w:iCs/>
           <w:sz w:val="24"/>
           <w:szCs w:val="24"/>
-          <w:highlight w:val="none"/>
-        </w:rPr>
-        <w:t xml:space="preserve">Madame Christèle F. R. FEBON </w:t>
+        </w:rPr>
+        <w:t>Monsieur Koffi Djramedo GAMADO</w:t>
       </w:r>
       <w:r>
         <w:rPr>
@@ -232,32 +252,19 @@
           <w:iCs/>
           <w:sz w:val="24"/>
           <w:szCs w:val="24"/>
-          <w:highlight w:val="none"/>
-        </w:rPr>
-        <w:t>épouse</w:t>
-      </w:r>
-      <w:r>
-        <w:rPr>
-          <w:rFonts w:hint="default" w:ascii="Times New Roman" w:hAnsi="Times New Roman" w:cs="Times New Roman"/>
-          <w:b/>
+        </w:rPr>
+        <w:t>, Head Crédit</w:t>
+      </w:r>
+      <w:r>
+        <w:rPr>
+          <w:rFonts w:hint="default" w:ascii="Times New Roman" w:hAnsi="Times New Roman" w:cs="Times New Roman"/>
           <w:bCs/>
           <w:iCs/>
           <w:sz w:val="24"/>
           <w:szCs w:val="24"/>
           <w:highlight w:val="none"/>
         </w:rPr>
-        <w:t xml:space="preserve"> JOHNSON, </w:t>
-      </w:r>
-      <w:r>
-        <w:rPr>
-          <w:rFonts w:hint="default" w:ascii="Times New Roman" w:hAnsi="Times New Roman" w:cs="Times New Roman"/>
-          <w:bCs/>
-          <w:iCs/>
-          <w:sz w:val="24"/>
-          <w:szCs w:val="24"/>
-          <w:highlight w:val="none"/>
-        </w:rPr>
-        <w:t>Directrice d’exploitation,</w:t>
+        <w:t>,</w:t>
       </w:r>
       <w:r>
         <w:rPr>
@@ -2012,8 +2019,6 @@
           <w:highlight w:val="none"/>
         </w:rPr>
       </w:pPr>
-      <w:bookmarkStart w:id="6" w:name="_GoBack"/>
-      <w:bookmarkEnd w:id="6"/>
       <w:r>
         <w:rPr>
           <w:rFonts w:hint="default" w:ascii="Times New Roman" w:hAnsi="Times New Roman" w:cs="Times New Roman"/>
@@ -4879,91 +4884,27 @@
         </w:rPr>
       </w:pPr>
     </w:p>
-    <w:tbl>
-      <w:tblPr>
-        <w:tblStyle w:val="8"/>
-        <w:tblpPr w:leftFromText="180" w:rightFromText="180" w:vertAnchor="text" w:horzAnchor="page" w:tblpX="7652" w:tblpY="385"/>
-        <w:tblOverlap w:val="never"/>
-        <w:tblW w:w="0" w:type="auto"/>
-        <w:tblInd w:w="0" w:type="dxa"/>
-        <w:tblBorders>
-          <w:top w:val="none" w:color="auto" w:sz="0" w:space="0"/>
-          <w:left w:val="none" w:color="auto" w:sz="0" w:space="0"/>
-          <w:bottom w:val="none" w:color="auto" w:sz="0" w:space="0"/>
-          <w:right w:val="none" w:color="auto" w:sz="0" w:space="0"/>
-          <w:insideH w:val="none" w:color="auto" w:sz="0" w:space="0"/>
-          <w:insideV w:val="none" w:color="auto" w:sz="0" w:space="0"/>
-        </w:tblBorders>
-        <w:tblLayout w:type="autofit"/>
-        <w:tblCellMar>
-          <w:top w:w="0" w:type="dxa"/>
-          <w:left w:w="108" w:type="dxa"/>
-          <w:bottom w:w="0" w:type="dxa"/>
-          <w:right w:w="108" w:type="dxa"/>
-        </w:tblCellMar>
-      </w:tblPr>
-      <w:tblGrid>
-        <w:gridCol w:w="3059"/>
-      </w:tblGrid>
-      <w:tr>
-        <w:tblPrEx>
-          <w:tblBorders>
-            <w:top w:val="none" w:color="auto" w:sz="0" w:space="0"/>
-            <w:left w:val="none" w:color="auto" w:sz="0" w:space="0"/>
-            <w:bottom w:val="none" w:color="auto" w:sz="0" w:space="0"/>
-            <w:right w:val="none" w:color="auto" w:sz="0" w:space="0"/>
-            <w:insideH w:val="none" w:color="auto" w:sz="0" w:space="0"/>
-            <w:insideV w:val="none" w:color="auto" w:sz="0" w:space="0"/>
-          </w:tblBorders>
-          <w:tblCellMar>
-            <w:top w:w="0" w:type="dxa"/>
-            <w:left w:w="108" w:type="dxa"/>
-            <w:bottom w:w="0" w:type="dxa"/>
-            <w:right w:w="108" w:type="dxa"/>
-          </w:tblCellMar>
-        </w:tblPrEx>
-        <w:trPr>
-          <w:trHeight w:val="1492" w:hRule="atLeast"/>
-        </w:trPr>
-        <w:tc>
-          <w:tcPr>
-            <w:tcW w:w="3059" w:type="dxa"/>
-            <w:tcBorders>
-              <w:tl2br w:val="nil"/>
-              <w:tr2bl w:val="nil"/>
-            </w:tcBorders>
-          </w:tcPr>
-          <w:p>
-            <w:pPr>
-              <w:widowControl w:val="0"/>
-              <w:jc w:val="both"/>
-              <w:rPr>
-                <w:rFonts w:hint="default" w:ascii="Times New Roman" w:hAnsi="Times New Roman" w:cs="Times New Roman"/>
-                <w:b/>
-                <w:sz w:val="24"/>
-                <w:szCs w:val="24"/>
-                <w:highlight w:val="none"/>
-                <w:vertAlign w:val="baseline"/>
-              </w:rPr>
-            </w:pPr>
-            <w:r>
-              <w:rPr>
-                <w:rFonts w:hint="default" w:ascii="Times New Roman" w:hAnsi="Times New Roman" w:cs="Times New Roman"/>
-                <w:b/>
-                <w:bCs/>
-                <w:iCs/>
-                <w:color w:val="000000"/>
-                <w:sz w:val="24"/>
-                <w:szCs w:val="24"/>
-                <w:highlight w:val="none"/>
-                <w:shd w:val="clear" w:fill="auto"/>
-              </w:rPr>
-              <w:t>${signatory}</w:t>
-            </w:r>
-          </w:p>
-        </w:tc>
-      </w:tr>
-    </w:tbl>
+    <w:p>
+      <w:pPr>
+        <w:rPr>
+          <w:rFonts w:hint="default" w:ascii="Times New Roman" w:hAnsi="Times New Roman" w:cs="Times New Roman"/>
+          <w:b/>
+          <w:sz w:val="24"/>
+          <w:szCs w:val="24"/>
+          <w:highlight w:val="none"/>
+        </w:rPr>
+      </w:pPr>
+      <w:r>
+        <w:rPr>
+          <w:rFonts w:hint="default" w:ascii="Times New Roman" w:hAnsi="Times New Roman" w:cs="Times New Roman"/>
+          <w:b/>
+          <w:sz w:val="24"/>
+          <w:szCs w:val="24"/>
+          <w:highlight w:val="none"/>
+        </w:rPr>
+        <w:br w:type="page"/>
+      </w:r>
+    </w:p>
     <w:p>
       <w:pPr>
         <w:jc w:val="center"/>
@@ -4986,138 +4927,6 @@
         <w:t>Pour l’Institution</w:t>
       </w:r>
     </w:p>
-    <w:tbl>
-      <w:tblPr>
-        <w:tblStyle w:val="8"/>
-        <w:tblW w:w="0" w:type="auto"/>
-        <w:tblInd w:w="0" w:type="dxa"/>
-        <w:tblBorders>
-          <w:top w:val="none" w:color="auto" w:sz="0" w:space="0"/>
-          <w:left w:val="none" w:color="auto" w:sz="0" w:space="0"/>
-          <w:bottom w:val="none" w:color="auto" w:sz="0" w:space="0"/>
-          <w:right w:val="none" w:color="auto" w:sz="0" w:space="0"/>
-          <w:insideH w:val="none" w:color="auto" w:sz="0" w:space="0"/>
-          <w:insideV w:val="none" w:color="auto" w:sz="0" w:space="0"/>
-        </w:tblBorders>
-        <w:tblLayout w:type="autofit"/>
-        <w:tblCellMar>
-          <w:top w:w="0" w:type="dxa"/>
-          <w:left w:w="108" w:type="dxa"/>
-          <w:bottom w:w="0" w:type="dxa"/>
-          <w:right w:w="108" w:type="dxa"/>
-        </w:tblCellMar>
-      </w:tblPr>
-      <w:tblGrid>
-        <w:gridCol w:w="3624"/>
-      </w:tblGrid>
-      <w:tr>
-        <w:tblPrEx>
-          <w:tblBorders>
-            <w:top w:val="none" w:color="auto" w:sz="0" w:space="0"/>
-            <w:left w:val="none" w:color="auto" w:sz="0" w:space="0"/>
-            <w:bottom w:val="none" w:color="auto" w:sz="0" w:space="0"/>
-            <w:right w:val="none" w:color="auto" w:sz="0" w:space="0"/>
-            <w:insideH w:val="none" w:color="auto" w:sz="0" w:space="0"/>
-            <w:insideV w:val="none" w:color="auto" w:sz="0" w:space="0"/>
-          </w:tblBorders>
-          <w:tblCellMar>
-            <w:top w:w="0" w:type="dxa"/>
-            <w:left w:w="108" w:type="dxa"/>
-            <w:bottom w:w="0" w:type="dxa"/>
-            <w:right w:w="108" w:type="dxa"/>
-          </w:tblCellMar>
-        </w:tblPrEx>
-        <w:trPr>
-          <w:trHeight w:val="1357" w:hRule="atLeast"/>
-        </w:trPr>
-        <w:tc>
-          <w:tcPr>
-            <w:tcW w:w="3624" w:type="dxa"/>
-            <w:tcBorders>
-              <w:tl2br w:val="nil"/>
-              <w:tr2bl w:val="nil"/>
-            </w:tcBorders>
-          </w:tcPr>
-          <w:p>
-            <w:pPr>
-              <w:widowControl w:val="0"/>
-              <w:spacing w:before="0" w:after="0"/>
-              <w:jc w:val="both"/>
-              <w:rPr>
-                <w:rFonts w:hint="default" w:ascii="Times New Roman" w:hAnsi="Times New Roman" w:cs="Times New Roman"/>
-                <w:b/>
-                <w:bCs/>
-                <w:iCs/>
-                <w:color w:val="000000"/>
-                <w:sz w:val="24"/>
-                <w:szCs w:val="24"/>
-                <w:highlight w:val="none"/>
-              </w:rPr>
-            </w:pPr>
-            <w:r>
-              <w:rPr>
-                <w:rFonts w:hint="default" w:ascii="Times New Roman" w:hAnsi="Times New Roman" w:cs="Times New Roman"/>
-                <w:b/>
-                <w:bCs/>
-                <w:iCs/>
-                <w:sz w:val="24"/>
-                <w:szCs w:val="24"/>
-                <w:highlight w:val="none"/>
-              </w:rPr>
-              <w:t xml:space="preserve">Mme. Christèle F. R. FEBON </w:t>
-            </w:r>
-            <w:r>
-              <w:rPr>
-                <w:rFonts w:hint="default" w:ascii="Times New Roman" w:hAnsi="Times New Roman" w:cs="Times New Roman"/>
-                <w:bCs/>
-                <w:iCs/>
-                <w:sz w:val="24"/>
-                <w:szCs w:val="24"/>
-                <w:highlight w:val="none"/>
-              </w:rPr>
-              <w:t>épse</w:t>
-            </w:r>
-            <w:r>
-              <w:rPr>
-                <w:rFonts w:hint="default" w:ascii="Times New Roman" w:hAnsi="Times New Roman" w:cs="Times New Roman"/>
-                <w:b/>
-                <w:bCs/>
-                <w:iCs/>
-                <w:sz w:val="24"/>
-                <w:szCs w:val="24"/>
-                <w:highlight w:val="none"/>
-              </w:rPr>
-              <w:t xml:space="preserve"> JOHNSON        </w:t>
-            </w:r>
-          </w:p>
-          <w:p>
-            <w:pPr>
-              <w:widowControl w:val="0"/>
-              <w:jc w:val="both"/>
-              <w:rPr>
-                <w:rFonts w:hint="default" w:ascii="Times New Roman" w:hAnsi="Times New Roman" w:cs="Times New Roman"/>
-                <w:b/>
-                <w:sz w:val="24"/>
-                <w:szCs w:val="24"/>
-                <w:highlight w:val="none"/>
-                <w:vertAlign w:val="baseline"/>
-              </w:rPr>
-            </w:pPr>
-            <w:r>
-              <w:rPr>
-                <w:rFonts w:hint="default" w:ascii="Times New Roman" w:hAnsi="Times New Roman" w:cs="Times New Roman"/>
-                <w:bCs/>
-                <w:iCs/>
-                <w:sz w:val="24"/>
-                <w:szCs w:val="24"/>
-                <w:highlight w:val="none"/>
-              </w:rPr>
-              <w:t>Directrice d’exploitation</w:t>
-            </w:r>
-          </w:p>
-        </w:tc>
-      </w:tr>
-    </w:tbl>
     <w:p>
       <w:pPr>
         <w:rPr>
@@ -5131,53 +4940,244 @@
     </w:p>
     <w:p>
       <w:pPr>
-        <w:rPr>
-          <w:rFonts w:hint="default" w:ascii="Times New Roman" w:hAnsi="Times New Roman" w:cs="Times New Roman"/>
+        <w:spacing w:after="0"/>
+        <w:rPr>
+          <w:rFonts w:hint="default" w:ascii="Times New Roman" w:hAnsi="Times New Roman" w:cs="Times New Roman"/>
+          <w:b/>
           <w:bCs/>
           <w:iCs/>
-          <w:sz w:val="24"/>
-          <w:highlight w:val="none"/>
-        </w:rPr>
-      </w:pPr>
-    </w:p>
-    <w:p>
-      <w:pPr>
+          <w:color w:val="000000"/>
+          <w:sz w:val="24"/>
+          <w:szCs w:val="24"/>
+          <w:lang w:val="it-IT"/>
+        </w:rPr>
+      </w:pPr>
+      <w:r>
         <w:rPr>
           <w:rFonts w:hint="default" w:ascii="Times New Roman" w:hAnsi="Times New Roman" w:cs="Times New Roman"/>
           <w:b/>
           <w:bCs/>
           <w:iCs/>
           <w:sz w:val="24"/>
-          <w:highlight w:val="none"/>
-        </w:rPr>
-      </w:pPr>
-    </w:p>
-    <w:p>
-      <w:pPr>
+          <w:szCs w:val="24"/>
+          <w:lang w:val="it-IT"/>
+        </w:rPr>
+        <w:t xml:space="preserve">M. Koffi Djramedo GAMADO                           </w:t>
+      </w:r>
+      <w:r>
         <w:rPr>
           <w:rFonts w:hint="default" w:ascii="Times New Roman" w:hAnsi="Times New Roman" w:cs="Times New Roman"/>
           <w:b/>
           <w:bCs/>
           <w:iCs/>
           <w:sz w:val="24"/>
-          <w:highlight w:val="none"/>
-        </w:rPr>
-      </w:pPr>
-    </w:p>
-    <w:p>
-      <w:pPr>
-        <w:rPr>
-          <w:rFonts w:hint="default" w:ascii="Times New Roman" w:hAnsi="Times New Roman" w:cs="Times New Roman"/>
-          <w:sz w:val="24"/>
-          <w:szCs w:val="24"/>
-          <w:highlight w:val="none"/>
-        </w:rPr>
-      </w:pPr>
+          <w:szCs w:val="24"/>
+          <w:lang w:val="en-US"/>
+        </w:rPr>
+        <w:tab/>
+      </w:r>
       <w:r>
         <w:rPr>
           <w:rFonts w:hint="default" w:ascii="Times New Roman" w:hAnsi="Times New Roman" w:cs="Times New Roman"/>
           <w:b/>
           <w:bCs/>
+          <w:iCs/>
+          <w:sz w:val="24"/>
+          <w:szCs w:val="24"/>
+          <w:lang w:val="en-US"/>
+        </w:rPr>
+        <w:tab/>
+      </w:r>
+      <w:r>
+        <w:rPr>
+          <w:rFonts w:hint="default" w:ascii="Times New Roman" w:hAnsi="Times New Roman" w:cs="Times New Roman"/>
+          <w:b/>
+          <w:bCs/>
+          <w:iCs/>
+          <w:color w:val="000000"/>
+          <w:sz w:val="24"/>
+          <w:szCs w:val="24"/>
+          <w:lang w:val="it-IT"/>
+        </w:rPr>
+        <w:t xml:space="preserve">Mme. Ameh D. MESSANGAN </w:t>
+      </w:r>
+    </w:p>
+    <w:p>
+      <w:pPr>
+        <w:spacing w:after="0"/>
+        <w:rPr>
+          <w:rFonts w:hint="default" w:ascii="Times New Roman" w:hAnsi="Times New Roman" w:cs="Times New Roman"/>
+          <w:b/>
+          <w:bCs/>
+          <w:iCs/>
+          <w:color w:val="000000"/>
+          <w:sz w:val="24"/>
+          <w:szCs w:val="24"/>
+        </w:rPr>
+      </w:pPr>
+      <w:r>
+        <w:rPr>
+          <w:rFonts w:hint="default" w:ascii="Times New Roman" w:hAnsi="Times New Roman" w:cs="Times New Roman"/>
+          <w:b/>
+          <w:bCs/>
+          <w:iCs/>
+          <w:color w:val="000000"/>
+          <w:sz w:val="24"/>
+          <w:szCs w:val="24"/>
+          <w:lang w:val="it-IT"/>
+        </w:rPr>
+        <w:t xml:space="preserve">                                                                                   </w:t>
+      </w:r>
+      <w:r>
+        <w:rPr>
+          <w:rFonts w:hint="default" w:ascii="Times New Roman" w:hAnsi="Times New Roman" w:cs="Times New Roman"/>
+          <w:b/>
+          <w:bCs/>
+          <w:iCs/>
+          <w:color w:val="000000"/>
+          <w:sz w:val="24"/>
+          <w:szCs w:val="24"/>
+          <w:lang w:val="en-US"/>
+        </w:rPr>
+        <w:tab/>
+      </w:r>
+      <w:r>
+        <w:rPr>
+          <w:rFonts w:hint="default" w:ascii="Times New Roman" w:hAnsi="Times New Roman" w:cs="Times New Roman"/>
+          <w:iCs/>
+          <w:color w:val="000000"/>
+          <w:sz w:val="24"/>
+          <w:szCs w:val="24"/>
+        </w:rPr>
+        <w:t>épse</w:t>
+      </w:r>
+      <w:r>
+        <w:rPr>
+          <w:rFonts w:hint="default" w:ascii="Times New Roman" w:hAnsi="Times New Roman" w:cs="Times New Roman"/>
+          <w:b/>
+          <w:bCs/>
+          <w:iCs/>
+          <w:color w:val="000000"/>
+          <w:sz w:val="24"/>
+          <w:szCs w:val="24"/>
+        </w:rPr>
+        <w:t xml:space="preserve"> AMEDEMEGNAH </w:t>
+      </w:r>
+    </w:p>
+    <w:p>
+      <w:pPr>
+        <w:rPr>
+          <w:rFonts w:hint="default" w:ascii="Times New Roman" w:hAnsi="Times New Roman" w:cs="Times New Roman"/>
+          <w:bCs/>
+          <w:iCs/>
+          <w:sz w:val="24"/>
+          <w:szCs w:val="24"/>
+        </w:rPr>
+      </w:pPr>
+      <w:r>
+        <w:rPr>
+          <w:rFonts w:hint="default" w:ascii="Times New Roman" w:hAnsi="Times New Roman" w:cs="Times New Roman"/>
+          <w:bCs/>
+          <w:iCs/>
+          <w:sz w:val="24"/>
+          <w:szCs w:val="24"/>
+        </w:rPr>
+        <w:t xml:space="preserve">Head Crédit                                                           </w:t>
+      </w:r>
+      <w:r>
+        <w:rPr>
+          <w:rFonts w:hint="default" w:ascii="Times New Roman" w:hAnsi="Times New Roman" w:cs="Times New Roman"/>
+          <w:bCs/>
+          <w:iCs/>
+          <w:sz w:val="24"/>
+          <w:szCs w:val="24"/>
+          <w:lang w:val="en-US"/>
+        </w:rPr>
+        <w:tab/>
+      </w:r>
+      <w:r>
+        <w:rPr>
+          <w:rFonts w:hint="default" w:ascii="Times New Roman" w:hAnsi="Times New Roman" w:cs="Times New Roman"/>
+          <w:bCs/>
+          <w:iCs/>
+          <w:sz w:val="24"/>
+          <w:szCs w:val="24"/>
+          <w:lang w:val="en-US"/>
+        </w:rPr>
+        <w:tab/>
+      </w:r>
+      <w:r>
+        <w:rPr>
+          <w:rFonts w:hint="default" w:ascii="Times New Roman" w:hAnsi="Times New Roman" w:cs="Times New Roman"/>
+          <w:bCs/>
+          <w:iCs/>
+          <w:sz w:val="24"/>
+          <w:szCs w:val="24"/>
+        </w:rPr>
+        <w:t>Responsable juridique</w:t>
+      </w:r>
+    </w:p>
+    <w:p>
+      <w:pPr>
+        <w:rPr>
+          <w:rFonts w:hint="default" w:ascii="Times New Roman" w:hAnsi="Times New Roman" w:cs="Times New Roman"/>
+          <w:bCs/>
+          <w:iCs/>
+          <w:sz w:val="24"/>
+          <w:highlight w:val="none"/>
+        </w:rPr>
+      </w:pPr>
+    </w:p>
+    <w:p>
+      <w:pPr>
+        <w:rPr>
+          <w:rFonts w:hint="default" w:ascii="Times New Roman" w:hAnsi="Times New Roman" w:cs="Times New Roman"/>
+          <w:b/>
+          <w:bCs/>
+          <w:iCs/>
+          <w:sz w:val="24"/>
+          <w:highlight w:val="none"/>
+        </w:rPr>
+      </w:pPr>
+    </w:p>
+    <w:p>
+      <w:pPr>
+        <w:rPr>
+          <w:rFonts w:hint="default" w:ascii="Times New Roman" w:hAnsi="Times New Roman" w:cs="Times New Roman"/>
+          <w:b/>
+          <w:bCs/>
+          <w:iCs/>
+          <w:sz w:val="24"/>
+          <w:highlight w:val="none"/>
+        </w:rPr>
+      </w:pPr>
+    </w:p>
+    <w:p>
+      <w:pPr>
+        <w:rPr>
+          <w:rFonts w:hint="default" w:ascii="Times New Roman" w:hAnsi="Times New Roman" w:cs="Times New Roman"/>
+          <w:b/>
+          <w:bCs/>
+          <w:iCs/>
+          <w:sz w:val="24"/>
+          <w:highlight w:val="none"/>
+        </w:rPr>
+      </w:pPr>
+    </w:p>
+    <w:p>
+      <w:pPr>
+        <w:rPr>
+          <w:rFonts w:hint="default" w:ascii="Times New Roman" w:hAnsi="Times New Roman" w:cs="Times New Roman"/>
+          <w:sz w:val="24"/>
+          <w:szCs w:val="24"/>
+          <w:highlight w:val="none"/>
+        </w:rPr>
+      </w:pPr>
+      <w:r>
+        <w:rPr>
+          <w:rFonts w:hint="default" w:ascii="Times New Roman" w:hAnsi="Times New Roman" w:cs="Times New Roman"/>
+          <w:b/>
+          <w:bCs/>
           <w:sz w:val="24"/>
           <w:szCs w:val="24"/>
           <w:highlight w:val="none"/>
@@ -5222,7 +5222,7 @@
     <w:p>
       <w:pPr>
         <w:spacing w:before="0" w:after="200"/>
-        <w:jc w:val="center"/>
+        <w:jc w:val="both"/>
         <w:rPr>
           <w:rFonts w:hint="default" w:ascii="Times New Roman" w:hAnsi="Times New Roman" w:cs="Times New Roman"/>
           <w:b/>
@@ -5234,22 +5234,8 @@
           <w:shd w:val="clear" w:fill="auto"/>
         </w:rPr>
       </w:pPr>
-    </w:p>
-    <w:p>
-      <w:pPr>
-        <w:spacing w:before="0" w:after="200"/>
-        <w:jc w:val="center"/>
-        <w:rPr>
-          <w:rFonts w:hint="default" w:ascii="Times New Roman" w:hAnsi="Times New Roman" w:cs="Times New Roman"/>
-          <w:b/>
-          <w:bCs w:val="0"/>
-          <w:iCs/>
-          <w:sz w:val="24"/>
-          <w:szCs w:val="24"/>
-          <w:highlight w:val="none"/>
-          <w:shd w:val="clear" w:fill="auto"/>
-        </w:rPr>
-      </w:pPr>
+      <w:bookmarkStart w:id="6" w:name="_GoBack"/>
+      <w:bookmarkEnd w:id="6"/>
     </w:p>
     <w:p>
       <w:pPr>

--- a/document_templates/Contracts/individual_business/with_pledge/contract_individual_business_with_pledge.docx
+++ b/document_templates/Contracts/individual_business/with_pledge/contract_individual_business_with_pledge.docx
@@ -1699,7 +1699,6 @@
           <w:b/>
           <w:sz w:val="24"/>
           <w:szCs w:val="24"/>
-          <w:highlight w:val="none"/>
         </w:rPr>
       </w:pPr>
       <w:r>
@@ -1782,6 +1781,67 @@
         </w:rPr>
         <w:t>elon la grille de l’assureur</w:t>
       </w:r>
+    </w:p>
+    <w:p>
+      <w:pPr>
+        <w:tabs>
+          <w:tab w:val="left" w:pos="708"/>
+          <w:tab w:val="left" w:pos="1416"/>
+          <w:tab w:val="left" w:pos="2124"/>
+          <w:tab w:val="left" w:pos="2748"/>
+          <w:tab w:val="left" w:pos="3708"/>
+        </w:tabs>
+        <w:spacing w:line="240" w:lineRule="auto"/>
+        <w:jc w:val="both"/>
+        <w:rPr>
+          <w:rFonts w:hint="default" w:cs="Times New Roman"/>
+          <w:b/>
+          <w:sz w:val="24"/>
+          <w:szCs w:val="24"/>
+          <w:lang w:val="en-US"/>
+        </w:rPr>
+      </w:pPr>
+      <w:r>
+        <w:rPr>
+          <w:rFonts w:hint="default" w:cs="Times New Roman"/>
+          <w:b/>
+          <w:sz w:val="24"/>
+          <w:szCs w:val="24"/>
+          <w:lang w:val="en-US"/>
+        </w:rPr>
+        <w:tab/>
+      </w:r>
+    </w:p>
+    <w:p>
+      <w:pPr>
+        <w:tabs>
+          <w:tab w:val="left" w:pos="708"/>
+          <w:tab w:val="left" w:pos="1416"/>
+          <w:tab w:val="left" w:pos="2124"/>
+          <w:tab w:val="left" w:pos="2748"/>
+          <w:tab w:val="left" w:pos="3708"/>
+        </w:tabs>
+        <w:spacing w:line="240" w:lineRule="auto"/>
+        <w:jc w:val="both"/>
+        <w:rPr>
+          <w:rFonts w:hint="default" w:ascii="Times New Roman" w:hAnsi="Times New Roman" w:cs="Times New Roman"/>
+          <w:b/>
+          <w:sz w:val="24"/>
+          <w:szCs w:val="24"/>
+          <w:lang w:val="en-US"/>
+        </w:rPr>
+      </w:pPr>
+      <w:r>
+        <w:rPr>
+          <w:rFonts w:hint="default" w:cs="Times New Roman"/>
+          <w:b/>
+          <w:sz w:val="24"/>
+          <w:szCs w:val="24"/>
+          <w:highlight w:val="none"/>
+          <w:lang w:val="en-US"/>
+        </w:rPr>
+        <w:tab/>
+      </w:r>
       <w:r>
         <w:rPr>
           <w:rFonts w:hint="default" w:ascii="Times New Roman" w:hAnsi="Times New Roman" w:cs="Times New Roman"/>
@@ -1798,10 +1858,136 @@
           <w:b/>
           <w:sz w:val="24"/>
           <w:szCs w:val="24"/>
+          <w:lang w:val="en-US"/>
+        </w:rPr>
+        <w:tab/>
+      </w:r>
+      <w:r>
+        <w:rPr>
+          <w:rFonts w:hint="default" w:ascii="Times New Roman" w:hAnsi="Times New Roman" w:cs="Times New Roman"/>
+          <w:b/>
+          <w:sz w:val="24"/>
+          <w:szCs w:val="24"/>
+          <w:lang w:val="en-US"/>
+        </w:rPr>
+        <w:tab/>
+      </w:r>
+      <w:r>
+        <w:rPr>
+          <w:rFonts w:hint="default" w:ascii="Times New Roman" w:hAnsi="Times New Roman" w:cs="Times New Roman"/>
+          <w:b/>
+          <w:sz w:val="24"/>
+          <w:szCs w:val="24"/>
+          <w:lang w:val="en-US"/>
+        </w:rPr>
+        <w:t>${line_risk_premium_percentage_value}</w:t>
+      </w:r>
+    </w:p>
+    <w:p>
+      <w:pPr>
+        <w:tabs>
+          <w:tab w:val="left" w:pos="708"/>
+          <w:tab w:val="left" w:pos="1416"/>
+          <w:tab w:val="left" w:pos="2124"/>
+          <w:tab w:val="left" w:pos="2748"/>
+          <w:tab w:val="left" w:pos="3708"/>
+        </w:tabs>
+        <w:spacing w:line="240" w:lineRule="auto"/>
+        <w:jc w:val="both"/>
+        <w:rPr>
+          <w:rFonts w:hint="default" w:ascii="Times New Roman" w:hAnsi="Times New Roman" w:cs="Times New Roman"/>
+          <w:b/>
+          <w:sz w:val="24"/>
+          <w:szCs w:val="24"/>
+          <w:lang w:val="en-US"/>
+        </w:rPr>
+      </w:pPr>
+      <w:r>
+        <w:rPr>
+          <w:rFonts w:hint="default" w:ascii="Times New Roman" w:hAnsi="Times New Roman" w:cs="Times New Roman"/>
+          <w:b/>
+          <w:sz w:val="24"/>
+          <w:szCs w:val="24"/>
+          <w:lang w:val="en-US"/>
+        </w:rPr>
+        <w:tab/>
+      </w:r>
+    </w:p>
+    <w:p>
+      <w:pPr>
+        <w:tabs>
+          <w:tab w:val="left" w:pos="708"/>
+          <w:tab w:val="left" w:pos="1416"/>
+          <w:tab w:val="left" w:pos="2124"/>
+          <w:tab w:val="left" w:pos="2748"/>
+          <w:tab w:val="left" w:pos="3708"/>
+        </w:tabs>
+        <w:spacing w:line="240" w:lineRule="auto"/>
+        <w:jc w:val="both"/>
+        <w:rPr>
+          <w:rFonts w:hint="default" w:ascii="Times New Roman" w:hAnsi="Times New Roman" w:cs="Times New Roman"/>
+          <w:b/>
+          <w:sz w:val="24"/>
+          <w:szCs w:val="24"/>
+          <w:highlight w:val="none"/>
+          <w:lang w:val="en-US"/>
+        </w:rPr>
+      </w:pPr>
+      <w:r>
+        <w:rPr>
+          <w:rFonts w:hint="default" w:cs="Times New Roman"/>
+          <w:b/>
+          <w:sz w:val="24"/>
+          <w:szCs w:val="24"/>
+          <w:lang w:val="en-US"/>
+        </w:rPr>
+        <w:tab/>
+      </w:r>
+      <w:bookmarkStart w:id="6" w:name="_GoBack"/>
+      <w:bookmarkEnd w:id="6"/>
+      <w:r>
+        <w:rPr>
+          <w:rFonts w:hint="default" w:ascii="Times New Roman" w:hAnsi="Times New Roman" w:cs="Times New Roman"/>
+          <w:b/>
+          <w:sz w:val="24"/>
+          <w:szCs w:val="24"/>
           <w:shd w:val="clear" w:fill="auto"/>
           <w:lang w:val="en-US"/>
         </w:rPr>
         <w:t>${line_review_bonus}</w:t>
+      </w:r>
+      <w:r>
+        <w:rPr>
+          <w:rFonts w:hint="default" w:ascii="Times New Roman" w:hAnsi="Times New Roman" w:cs="Times New Roman"/>
+          <w:b/>
+          <w:sz w:val="24"/>
+          <w:szCs w:val="24"/>
+          <w:shd w:val="clear" w:fill="auto"/>
+          <w:lang w:val="en-US"/>
+        </w:rPr>
+        <w:tab/>
+      </w:r>
+      <w:r>
+        <w:rPr>
+          <w:rFonts w:hint="default" w:ascii="Times New Roman" w:hAnsi="Times New Roman" w:cs="Times New Roman"/>
+          <w:b/>
+          <w:sz w:val="24"/>
+          <w:szCs w:val="24"/>
+          <w:shd w:val="clear" w:fill="auto"/>
+          <w:lang w:val="en-US"/>
+        </w:rPr>
+        <w:tab/>
+      </w:r>
+      <w:r>
+        <w:rPr>
+          <w:rFonts w:hint="default" w:ascii="Times New Roman" w:hAnsi="Times New Roman" w:cs="Times New Roman"/>
+          <w:b/>
+          <w:sz w:val="24"/>
+          <w:szCs w:val="24"/>
+          <w:shd w:val="clear" w:fill="auto"/>
+          <w:lang w:val="en-US"/>
+        </w:rPr>
+        <w:t>${line_review_bonus_value}</w:t>
       </w:r>
     </w:p>
     <w:p>
@@ -5234,8 +5420,6 @@
           <w:shd w:val="clear" w:fill="auto"/>
         </w:rPr>
       </w:pPr>
-      <w:bookmarkStart w:id="6" w:name="_GoBack"/>
-      <w:bookmarkEnd w:id="6"/>
     </w:p>
     <w:p>
       <w:pPr>

--- a/document_templates/Contracts/individual_business/with_pledge/contract_individual_business_with_pledge.docx
+++ b/document_templates/Contracts/individual_business/with_pledge/contract_individual_business_with_pledge.docx
@@ -177,8 +177,10 @@
           <w:szCs w:val="24"/>
           <w:highlight w:val="none"/>
         </w:rPr>
-        <w:t>Mélaine Marcel Séraphin DIGBE</w:t>
-      </w:r>
+        <w:t>Pascal KOVE</w:t>
+      </w:r>
+      <w:bookmarkStart w:id="6" w:name="_GoBack"/>
+      <w:bookmarkEnd w:id="6"/>
       <w:r>
         <w:rPr>
           <w:rFonts w:hint="default" w:ascii="Times New Roman" w:hAnsi="Times New Roman" w:cs="Times New Roman"/>
@@ -1943,8 +1945,6 @@
         </w:rPr>
         <w:tab/>
       </w:r>
-      <w:bookmarkStart w:id="6" w:name="_GoBack"/>
-      <w:bookmarkEnd w:id="6"/>
       <w:r>
         <w:rPr>
           <w:rFonts w:hint="default" w:ascii="Times New Roman" w:hAnsi="Times New Roman" w:cs="Times New Roman"/>

--- a/document_templates/Contracts/individual_business/with_pledge/contract_individual_business_with_pledge.docx
+++ b/document_templates/Contracts/individual_business/with_pledge/contract_individual_business_with_pledge.docx
@@ -179,8 +179,6 @@
         </w:rPr>
         <w:t>Pascal KOVE</w:t>
       </w:r>
-      <w:bookmarkStart w:id="6" w:name="_GoBack"/>
-      <w:bookmarkEnd w:id="6"/>
       <w:r>
         <w:rPr>
           <w:rFonts w:hint="default" w:ascii="Times New Roman" w:hAnsi="Times New Roman" w:cs="Times New Roman"/>
@@ -289,18 +287,10 @@
           <w:szCs w:val="24"/>
           <w:highlight w:val="none"/>
         </w:rPr>
-        <w:t>vertu d’un acte reçu par Me Afiavi S. do REGO-d’Almeida, Notaire à Lomé, en date du 19 Août 2022</w:t>
-      </w:r>
-      <w:r>
-        <w:rPr>
-          <w:rFonts w:hint="default" w:ascii="Times New Roman" w:hAnsi="Times New Roman" w:eastAsia="Calibri" w:cs="Times New Roman"/>
-          <w:sz w:val="24"/>
-          <w:szCs w:val="24"/>
-          <w:highlight w:val="none"/>
-          <w:lang w:eastAsia="en-US"/>
-        </w:rPr>
-        <w:t>,</w:t>
-      </w:r>
+        <w:t>vertu d’un acte reçu par Me Afiavi S. do REGO-d’Almeida, Notaire à Lomé,</w:t>
+      </w:r>
+      <w:bookmarkStart w:id="6" w:name="_GoBack"/>
+      <w:bookmarkEnd w:id="6"/>
     </w:p>
     <w:p>
       <w:pPr>

--- a/document_templates/Contracts/individual_business/with_pledge/contract_individual_business_with_pledge.docx
+++ b/document_templates/Contracts/individual_business/with_pledge/contract_individual_business_with_pledge.docx
@@ -289,8 +289,6 @@
         </w:rPr>
         <w:t>vertu d’un acte reçu par Me Afiavi S. do REGO-d’Almeida, Notaire à Lomé,</w:t>
       </w:r>
-      <w:bookmarkStart w:id="6" w:name="_GoBack"/>
-      <w:bookmarkEnd w:id="6"/>
     </w:p>
     <w:p>
       <w:pPr>
@@ -1703,23 +1701,42 @@
         </w:rPr>
         <w:tab/>
       </w:r>
-      <w:r>
-        <w:rPr>
-          <w:rFonts w:hint="default" w:ascii="Times New Roman" w:hAnsi="Times New Roman" w:cs="Times New Roman"/>
-          <w:b/>
-          <w:sz w:val="24"/>
-          <w:szCs w:val="24"/>
-        </w:rPr>
-        <w:t>Prime d’assurance</w:t>
-      </w:r>
-      <w:r>
-        <w:rPr>
-          <w:rFonts w:hint="default" w:ascii="Times New Roman" w:hAnsi="Times New Roman" w:cs="Times New Roman"/>
-          <w:b/>
-          <w:sz w:val="24"/>
-          <w:szCs w:val="24"/>
-          <w:shd w:val="clear" w:fill="auto"/>
-          <w:lang w:val="en-US"/>
+      <w:bookmarkStart w:id="6" w:name="_GoBack"/>
+      <w:bookmarkEnd w:id="6"/>
+      <w:r>
+        <w:rPr>
+          <w:rFonts w:hint="default" w:ascii="Times New Roman" w:hAnsi="Times New Roman" w:cs="Times New Roman"/>
+          <w:b/>
+          <w:sz w:val="24"/>
+          <w:szCs w:val="24"/>
+        </w:rPr>
+        <w:t>${insurance}</w:t>
+      </w:r>
+    </w:p>
+    <w:p>
+      <w:pPr>
+        <w:tabs>
+          <w:tab w:val="left" w:pos="708"/>
+          <w:tab w:val="left" w:pos="1416"/>
+          <w:tab w:val="left" w:pos="2124"/>
+          <w:tab w:val="left" w:pos="2748"/>
+          <w:tab w:val="left" w:pos="3708"/>
+        </w:tabs>
+        <w:spacing w:line="240" w:lineRule="auto"/>
+        <w:jc w:val="both"/>
+        <w:rPr>
+          <w:rFonts w:hint="default" w:ascii="Times New Roman" w:hAnsi="Times New Roman" w:cs="Times New Roman"/>
+          <w:b/>
+          <w:sz w:val="24"/>
+          <w:szCs w:val="24"/>
+        </w:rPr>
+      </w:pPr>
+      <w:r>
+        <w:rPr>
+          <w:rFonts w:hint="default" w:ascii="Times New Roman" w:hAnsi="Times New Roman" w:cs="Times New Roman"/>
+          <w:b/>
+          <w:sz w:val="24"/>
+          <w:szCs w:val="24"/>
         </w:rPr>
         <w:tab/>
       </w:r>
@@ -1729,8 +1746,15 @@
           <w:b/>
           <w:sz w:val="24"/>
           <w:szCs w:val="24"/>
-          <w:shd w:val="clear" w:fill="auto"/>
-          <w:lang w:val="en-US"/>
+        </w:rPr>
+        <w:t xml:space="preserve">${key} </w:t>
+      </w:r>
+      <w:r>
+        <w:rPr>
+          <w:rFonts w:hint="default" w:ascii="Times New Roman" w:hAnsi="Times New Roman" w:cs="Times New Roman"/>
+          <w:b/>
+          <w:sz w:val="24"/>
+          <w:szCs w:val="24"/>
         </w:rPr>
         <w:tab/>
       </w:r>
@@ -1740,8 +1764,6 @@
           <w:b/>
           <w:sz w:val="24"/>
           <w:szCs w:val="24"/>
-          <w:shd w:val="clear" w:fill="auto"/>
-          <w:lang w:val="en-US"/>
         </w:rPr>
         <w:tab/>
       </w:r>
@@ -1752,26 +1774,53 @@
           <w:sz w:val="24"/>
           <w:szCs w:val="24"/>
         </w:rPr>
-        <w:t xml:space="preserve">: </w:t>
-      </w:r>
-      <w:r>
-        <w:rPr>
-          <w:rFonts w:hint="default" w:ascii="Times New Roman" w:hAnsi="Times New Roman" w:cs="Times New Roman"/>
-          <w:b/>
-          <w:sz w:val="24"/>
-          <w:szCs w:val="24"/>
-          <w:lang w:val="en-US"/>
-        </w:rPr>
-        <w:t>S</w:t>
-      </w:r>
-      <w:r>
-        <w:rPr>
-          <w:rFonts w:hint="default" w:ascii="Times New Roman" w:hAnsi="Times New Roman" w:cs="Times New Roman"/>
-          <w:b/>
-          <w:sz w:val="24"/>
-          <w:szCs w:val="24"/>
-        </w:rPr>
-        <w:t>elon la grille de l’assureur</w:t>
+        <w:tab/>
+      </w:r>
+      <w:r>
+        <w:rPr>
+          <w:rFonts w:hint="default" w:ascii="Times New Roman" w:hAnsi="Times New Roman" w:cs="Times New Roman"/>
+          <w:b/>
+          <w:sz w:val="24"/>
+          <w:szCs w:val="24"/>
+        </w:rPr>
+        <w:t>:  ${value}</w:t>
+      </w:r>
+    </w:p>
+    <w:p>
+      <w:pPr>
+        <w:tabs>
+          <w:tab w:val="left" w:pos="708"/>
+          <w:tab w:val="left" w:pos="1416"/>
+          <w:tab w:val="left" w:pos="2124"/>
+          <w:tab w:val="left" w:pos="2748"/>
+          <w:tab w:val="left" w:pos="3708"/>
+        </w:tabs>
+        <w:spacing w:line="240" w:lineRule="auto"/>
+        <w:jc w:val="both"/>
+        <w:rPr>
+          <w:rFonts w:hint="default" w:ascii="Times New Roman" w:hAnsi="Times New Roman" w:cs="Times New Roman"/>
+          <w:b/>
+          <w:sz w:val="24"/>
+          <w:szCs w:val="24"/>
+        </w:rPr>
+      </w:pPr>
+      <w:r>
+        <w:rPr>
+          <w:rFonts w:hint="default" w:ascii="Times New Roman" w:hAnsi="Times New Roman" w:cs="Times New Roman"/>
+          <w:b/>
+          <w:sz w:val="24"/>
+          <w:szCs w:val="24"/>
+        </w:rPr>
+        <w:tab/>
+      </w:r>
+      <w:r>
+        <w:rPr>
+          <w:rFonts w:hint="default" w:ascii="Times New Roman" w:hAnsi="Times New Roman" w:cs="Times New Roman"/>
+          <w:b/>
+          <w:sz w:val="24"/>
+          <w:szCs w:val="24"/>
+        </w:rPr>
+        <w:t>${/insurance}</w:t>
       </w:r>
     </w:p>
     <w:p>

--- a/document_templates/Contracts/individual_business/with_pledge/contract_individual_business_with_pledge.docx
+++ b/document_templates/Contracts/individual_business/with_pledge/contract_individual_business_with_pledge.docx
@@ -1689,6 +1689,7 @@
           <w:b/>
           <w:sz w:val="24"/>
           <w:szCs w:val="24"/>
+          <w:lang w:val="en-US"/>
         </w:rPr>
       </w:pPr>
       <w:r>
@@ -1701,14 +1702,13 @@
         </w:rPr>
         <w:tab/>
       </w:r>
-      <w:bookmarkStart w:id="6" w:name="_GoBack"/>
-      <w:bookmarkEnd w:id="6"/>
-      <w:r>
-        <w:rPr>
-          <w:rFonts w:hint="default" w:ascii="Times New Roman" w:hAnsi="Times New Roman" w:cs="Times New Roman"/>
-          <w:b/>
-          <w:sz w:val="24"/>
-          <w:szCs w:val="24"/>
+      <w:r>
+        <w:rPr>
+          <w:rFonts w:hint="default" w:ascii="Times New Roman" w:hAnsi="Times New Roman" w:cs="Times New Roman"/>
+          <w:b/>
+          <w:sz w:val="24"/>
+          <w:szCs w:val="24"/>
+          <w:lang w:val="en-US"/>
         </w:rPr>
         <w:t>${insurance}</w:t>
       </w:r>
@@ -1729,14 +1729,16 @@
           <w:b/>
           <w:sz w:val="24"/>
           <w:szCs w:val="24"/>
-        </w:rPr>
-      </w:pPr>
-      <w:r>
-        <w:rPr>
-          <w:rFonts w:hint="default" w:ascii="Times New Roman" w:hAnsi="Times New Roman" w:cs="Times New Roman"/>
-          <w:b/>
-          <w:sz w:val="24"/>
-          <w:szCs w:val="24"/>
+          <w:lang w:val="en-US"/>
+        </w:rPr>
+      </w:pPr>
+      <w:r>
+        <w:rPr>
+          <w:rFonts w:hint="default" w:ascii="Times New Roman" w:hAnsi="Times New Roman" w:cs="Times New Roman"/>
+          <w:b/>
+          <w:sz w:val="24"/>
+          <w:szCs w:val="24"/>
+          <w:lang w:val="en-US"/>
         </w:rPr>
         <w:tab/>
       </w:r>
@@ -1746,6 +1748,7 @@
           <w:b/>
           <w:sz w:val="24"/>
           <w:szCs w:val="24"/>
+          <w:lang w:val="en-US"/>
         </w:rPr>
         <w:t xml:space="preserve">${key} </w:t>
       </w:r>
@@ -1755,6 +1758,7 @@
           <w:b/>
           <w:sz w:val="24"/>
           <w:szCs w:val="24"/>
+          <w:lang w:val="en-US"/>
         </w:rPr>
         <w:tab/>
       </w:r>
@@ -1764,6 +1768,7 @@
           <w:b/>
           <w:sz w:val="24"/>
           <w:szCs w:val="24"/>
+          <w:lang w:val="en-US"/>
         </w:rPr>
         <w:tab/>
       </w:r>
@@ -1773,6 +1778,7 @@
           <w:b/>
           <w:sz w:val="24"/>
           <w:szCs w:val="24"/>
+          <w:lang w:val="en-US"/>
         </w:rPr>
         <w:tab/>
       </w:r>
@@ -1782,8 +1788,9 @@
           <w:b/>
           <w:sz w:val="24"/>
           <w:szCs w:val="24"/>
-        </w:rPr>
-        <w:t>:  ${value}</w:t>
+          <w:lang w:val="en-US"/>
+        </w:rPr>
+        <w:t>: ${value}</w:t>
       </w:r>
     </w:p>
     <w:p>
@@ -1796,20 +1803,21 @@
           <w:tab w:val="left" w:pos="3708"/>
         </w:tabs>
         <w:spacing w:line="240" w:lineRule="auto"/>
-        <w:jc w:val="both"/>
-        <w:rPr>
-          <w:rFonts w:hint="default" w:ascii="Times New Roman" w:hAnsi="Times New Roman" w:cs="Times New Roman"/>
-          <w:b/>
-          <w:sz w:val="24"/>
-          <w:szCs w:val="24"/>
-        </w:rPr>
-      </w:pPr>
-      <w:r>
-        <w:rPr>
-          <w:rFonts w:hint="default" w:ascii="Times New Roman" w:hAnsi="Times New Roman" w:cs="Times New Roman"/>
-          <w:b/>
-          <w:sz w:val="24"/>
-          <w:szCs w:val="24"/>
+        <w:rPr>
+          <w:rFonts w:hint="default" w:ascii="Times New Roman" w:hAnsi="Times New Roman" w:cs="Times New Roman"/>
+          <w:b/>
+          <w:sz w:val="24"/>
+          <w:szCs w:val="24"/>
+          <w:lang w:val="en-US"/>
+        </w:rPr>
+      </w:pPr>
+      <w:r>
+        <w:rPr>
+          <w:rFonts w:hint="default" w:ascii="Times New Roman" w:hAnsi="Times New Roman" w:cs="Times New Roman"/>
+          <w:b/>
+          <w:sz w:val="24"/>
+          <w:szCs w:val="24"/>
+          <w:lang w:val="en-US"/>
         </w:rPr>
         <w:tab/>
       </w:r>
@@ -1819,6 +1827,7 @@
           <w:b/>
           <w:sz w:val="24"/>
           <w:szCs w:val="24"/>
+          <w:lang w:val="en-US"/>
         </w:rPr>
         <w:t>${/insurance}</w:t>
       </w:r>
@@ -1833,25 +1842,14 @@
           <w:tab w:val="left" w:pos="3708"/>
         </w:tabs>
         <w:spacing w:line="240" w:lineRule="auto"/>
-        <w:jc w:val="both"/>
-        <w:rPr>
-          <w:rFonts w:hint="default" w:cs="Times New Roman"/>
-          <w:b/>
-          <w:sz w:val="24"/>
-          <w:szCs w:val="24"/>
-          <w:lang w:val="en-US"/>
-        </w:rPr>
-      </w:pPr>
-      <w:r>
-        <w:rPr>
-          <w:rFonts w:hint="default" w:cs="Times New Roman"/>
-          <w:b/>
-          <w:sz w:val="24"/>
-          <w:szCs w:val="24"/>
-          <w:lang w:val="en-US"/>
-        </w:rPr>
-        <w:tab/>
-      </w:r>
+        <w:rPr>
+          <w:rFonts w:hint="default" w:ascii="Times New Roman" w:hAnsi="Times New Roman" w:cs="Times New Roman"/>
+          <w:b/>
+          <w:sz w:val="24"/>
+          <w:szCs w:val="24"/>
+          <w:lang w:val="en-US"/>
+        </w:rPr>
+      </w:pPr>
     </w:p>
     <w:p>
       <w:pPr>
@@ -1874,11 +1872,10 @@
       </w:pPr>
       <w:r>
         <w:rPr>
-          <w:rFonts w:hint="default" w:cs="Times New Roman"/>
-          <w:b/>
-          <w:sz w:val="24"/>
-          <w:szCs w:val="24"/>
-          <w:highlight w:val="none"/>
+          <w:rFonts w:hint="default" w:ascii="Times New Roman" w:hAnsi="Times New Roman" w:cs="Times New Roman"/>
+          <w:b/>
+          <w:sz w:val="24"/>
+          <w:szCs w:val="24"/>
           <w:lang w:val="en-US"/>
         </w:rPr>
         <w:tab/>
@@ -1891,37 +1888,7 @@
           <w:szCs w:val="24"/>
           <w:lang w:val="en-US"/>
         </w:rPr>
-        <w:t>${line_risk_premium_percentage}</w:t>
-      </w:r>
-      <w:r>
-        <w:rPr>
-          <w:rFonts w:hint="default" w:ascii="Times New Roman" w:hAnsi="Times New Roman" w:cs="Times New Roman"/>
-          <w:b/>
-          <w:sz w:val="24"/>
-          <w:szCs w:val="24"/>
-          <w:lang w:val="en-US"/>
-        </w:rPr>
-        <w:tab/>
-      </w:r>
-      <w:r>
-        <w:rPr>
-          <w:rFonts w:hint="default" w:ascii="Times New Roman" w:hAnsi="Times New Roman" w:cs="Times New Roman"/>
-          <w:b/>
-          <w:sz w:val="24"/>
-          <w:szCs w:val="24"/>
-          <w:lang w:val="en-US"/>
-        </w:rPr>
-        <w:tab/>
-      </w:r>
-      <w:r>
-        <w:rPr>
-          <w:rFonts w:hint="default" w:ascii="Times New Roman" w:hAnsi="Times New Roman" w:cs="Times New Roman"/>
-          <w:b/>
-          <w:sz w:val="24"/>
-          <w:szCs w:val="24"/>
-          <w:lang w:val="en-US"/>
-        </w:rPr>
-        <w:t>${line_risk_premium_percentage_value}</w:t>
+        <w:t>${riskPremiumPercentage}</w:t>
       </w:r>
     </w:p>
     <w:p>
@@ -1953,6 +1920,66 @@
         </w:rPr>
         <w:tab/>
       </w:r>
+      <w:r>
+        <w:rPr>
+          <w:rFonts w:hint="default" w:ascii="Times New Roman" w:hAnsi="Times New Roman" w:cs="Times New Roman"/>
+          <w:b/>
+          <w:sz w:val="24"/>
+          <w:szCs w:val="24"/>
+          <w:lang w:val="en-US"/>
+        </w:rPr>
+        <w:t xml:space="preserve">${key} </w:t>
+      </w:r>
+      <w:r>
+        <w:rPr>
+          <w:rFonts w:hint="default" w:ascii="Times New Roman" w:hAnsi="Times New Roman" w:cs="Times New Roman"/>
+          <w:b/>
+          <w:sz w:val="24"/>
+          <w:szCs w:val="24"/>
+          <w:lang w:val="en-US"/>
+        </w:rPr>
+        <w:tab/>
+      </w:r>
+      <w:r>
+        <w:rPr>
+          <w:rFonts w:hint="default" w:ascii="Times New Roman" w:hAnsi="Times New Roman" w:cs="Times New Roman"/>
+          <w:b/>
+          <w:sz w:val="24"/>
+          <w:szCs w:val="24"/>
+          <w:lang w:val="en-US"/>
+        </w:rPr>
+        <w:tab/>
+      </w:r>
+      <w:r>
+        <w:rPr>
+          <w:rFonts w:hint="default" w:ascii="Times New Roman" w:hAnsi="Times New Roman" w:cs="Times New Roman"/>
+          <w:b/>
+          <w:sz w:val="24"/>
+          <w:szCs w:val="24"/>
+          <w:lang w:val="en-US"/>
+        </w:rPr>
+        <w:t>:</w:t>
+      </w:r>
+      <w:r>
+        <w:rPr>
+          <w:rFonts w:hint="default" w:cs="Times New Roman"/>
+          <w:b/>
+          <w:sz w:val="24"/>
+          <w:szCs w:val="24"/>
+          <w:lang w:val="en-US"/>
+        </w:rPr>
+        <w:t xml:space="preserve"> </w:t>
+      </w:r>
+      <w:r>
+        <w:rPr>
+          <w:rFonts w:hint="default" w:ascii="Times New Roman" w:hAnsi="Times New Roman" w:cs="Times New Roman"/>
+          <w:b/>
+          <w:sz w:val="24"/>
+          <w:szCs w:val="24"/>
+          <w:lang w:val="en-US"/>
+        </w:rPr>
+        <w:t>${value}</w:t>
+      </w:r>
     </w:p>
     <w:p>
       <w:pPr>
@@ -1964,19 +1991,17 @@
           <w:tab w:val="left" w:pos="3708"/>
         </w:tabs>
         <w:spacing w:line="240" w:lineRule="auto"/>
-        <w:jc w:val="both"/>
-        <w:rPr>
-          <w:rFonts w:hint="default" w:ascii="Times New Roman" w:hAnsi="Times New Roman" w:cs="Times New Roman"/>
-          <w:b/>
-          <w:sz w:val="24"/>
-          <w:szCs w:val="24"/>
-          <w:highlight w:val="none"/>
-          <w:lang w:val="en-US"/>
-        </w:rPr>
-      </w:pPr>
-      <w:r>
-        <w:rPr>
-          <w:rFonts w:hint="default" w:cs="Times New Roman"/>
+        <w:rPr>
+          <w:rFonts w:hint="default" w:ascii="Times New Roman" w:hAnsi="Times New Roman" w:cs="Times New Roman"/>
+          <w:b/>
+          <w:sz w:val="24"/>
+          <w:szCs w:val="24"/>
+          <w:lang w:val="en-US"/>
+        </w:rPr>
+      </w:pPr>
+      <w:r>
+        <w:rPr>
+          <w:rFonts w:hint="default" w:ascii="Times New Roman" w:hAnsi="Times New Roman" w:cs="Times New Roman"/>
           <w:b/>
           <w:sz w:val="24"/>
           <w:szCs w:val="24"/>
@@ -1990,43 +2015,9 @@
           <w:b/>
           <w:sz w:val="24"/>
           <w:szCs w:val="24"/>
-          <w:shd w:val="clear" w:fill="auto"/>
-          <w:lang w:val="en-US"/>
-        </w:rPr>
-        <w:t>${line_review_bonus}</w:t>
-      </w:r>
-      <w:r>
-        <w:rPr>
-          <w:rFonts w:hint="default" w:ascii="Times New Roman" w:hAnsi="Times New Roman" w:cs="Times New Roman"/>
-          <w:b/>
-          <w:sz w:val="24"/>
-          <w:szCs w:val="24"/>
-          <w:shd w:val="clear" w:fill="auto"/>
-          <w:lang w:val="en-US"/>
-        </w:rPr>
-        <w:tab/>
-      </w:r>
-      <w:r>
-        <w:rPr>
-          <w:rFonts w:hint="default" w:ascii="Times New Roman" w:hAnsi="Times New Roman" w:cs="Times New Roman"/>
-          <w:b/>
-          <w:sz w:val="24"/>
-          <w:szCs w:val="24"/>
-          <w:shd w:val="clear" w:fill="auto"/>
-          <w:lang w:val="en-US"/>
-        </w:rPr>
-        <w:tab/>
-      </w:r>
-      <w:r>
-        <w:rPr>
-          <w:rFonts w:hint="default" w:ascii="Times New Roman" w:hAnsi="Times New Roman" w:cs="Times New Roman"/>
-          <w:b/>
-          <w:sz w:val="24"/>
-          <w:szCs w:val="24"/>
-          <w:shd w:val="clear" w:fill="auto"/>
-          <w:lang w:val="en-US"/>
-        </w:rPr>
-        <w:t>${line_review_bonus_value}</w:t>
+          <w:lang w:val="en-US"/>
+        </w:rPr>
+        <w:t>${/riskPremiumPercentage}</w:t>
       </w:r>
     </w:p>
     <w:p>
@@ -2039,6 +2030,7 @@
           <w:tab w:val="left" w:pos="3708"/>
         </w:tabs>
         <w:spacing w:line="240" w:lineRule="auto"/>
+        <w:jc w:val="both"/>
         <w:rPr>
           <w:rFonts w:hint="default" w:ascii="Times New Roman" w:hAnsi="Times New Roman" w:cs="Times New Roman"/>
           <w:b/>
@@ -2058,6 +2050,194 @@
           <w:tab w:val="left" w:pos="3708"/>
         </w:tabs>
         <w:spacing w:line="240" w:lineRule="auto"/>
+        <w:jc w:val="both"/>
+        <w:rPr>
+          <w:rFonts w:hint="default" w:ascii="Times New Roman" w:hAnsi="Times New Roman" w:cs="Times New Roman"/>
+          <w:b/>
+          <w:sz w:val="24"/>
+          <w:szCs w:val="24"/>
+          <w:lang w:val="en-US"/>
+        </w:rPr>
+      </w:pPr>
+      <w:r>
+        <w:rPr>
+          <w:rFonts w:hint="default" w:ascii="Times New Roman" w:hAnsi="Times New Roman" w:cs="Times New Roman"/>
+          <w:b/>
+          <w:sz w:val="24"/>
+          <w:szCs w:val="24"/>
+          <w:lang w:val="en-US"/>
+        </w:rPr>
+        <w:tab/>
+      </w:r>
+      <w:r>
+        <w:rPr>
+          <w:rFonts w:hint="default" w:ascii="Times New Roman" w:hAnsi="Times New Roman" w:cs="Times New Roman"/>
+          <w:b/>
+          <w:sz w:val="24"/>
+          <w:szCs w:val="24"/>
+          <w:lang w:val="en-US"/>
+        </w:rPr>
+        <w:t>${reviewBonus}</w:t>
+      </w:r>
+    </w:p>
+    <w:p>
+      <w:pPr>
+        <w:tabs>
+          <w:tab w:val="left" w:pos="708"/>
+          <w:tab w:val="left" w:pos="1416"/>
+          <w:tab w:val="left" w:pos="2124"/>
+          <w:tab w:val="left" w:pos="2748"/>
+          <w:tab w:val="left" w:pos="3708"/>
+        </w:tabs>
+        <w:spacing w:line="240" w:lineRule="auto"/>
+        <w:jc w:val="both"/>
+        <w:rPr>
+          <w:rFonts w:hint="default" w:ascii="Times New Roman" w:hAnsi="Times New Roman" w:cs="Times New Roman"/>
+          <w:b/>
+          <w:sz w:val="24"/>
+          <w:szCs w:val="24"/>
+          <w:lang w:val="en-US"/>
+        </w:rPr>
+      </w:pPr>
+      <w:r>
+        <w:rPr>
+          <w:rFonts w:hint="default" w:ascii="Times New Roman" w:hAnsi="Times New Roman" w:cs="Times New Roman"/>
+          <w:b/>
+          <w:sz w:val="24"/>
+          <w:szCs w:val="24"/>
+          <w:lang w:val="en-US"/>
+        </w:rPr>
+        <w:tab/>
+      </w:r>
+      <w:r>
+        <w:rPr>
+          <w:rFonts w:hint="default" w:ascii="Times New Roman" w:hAnsi="Times New Roman" w:cs="Times New Roman"/>
+          <w:b/>
+          <w:sz w:val="24"/>
+          <w:szCs w:val="24"/>
+          <w:lang w:val="en-US"/>
+        </w:rPr>
+        <w:t xml:space="preserve">${key} </w:t>
+      </w:r>
+      <w:r>
+        <w:rPr>
+          <w:rFonts w:hint="default" w:ascii="Times New Roman" w:hAnsi="Times New Roman" w:cs="Times New Roman"/>
+          <w:b/>
+          <w:sz w:val="24"/>
+          <w:szCs w:val="24"/>
+          <w:lang w:val="en-US"/>
+        </w:rPr>
+        <w:tab/>
+      </w:r>
+      <w:r>
+        <w:rPr>
+          <w:rFonts w:hint="default" w:ascii="Times New Roman" w:hAnsi="Times New Roman" w:cs="Times New Roman"/>
+          <w:b/>
+          <w:sz w:val="24"/>
+          <w:szCs w:val="24"/>
+          <w:lang w:val="en-US"/>
+        </w:rPr>
+        <w:tab/>
+      </w:r>
+      <w:r>
+        <w:rPr>
+          <w:rFonts w:hint="default" w:ascii="Times New Roman" w:hAnsi="Times New Roman" w:cs="Times New Roman"/>
+          <w:b/>
+          <w:sz w:val="24"/>
+          <w:szCs w:val="24"/>
+          <w:lang w:val="en-US"/>
+        </w:rPr>
+        <w:t>:</w:t>
+      </w:r>
+      <w:r>
+        <w:rPr>
+          <w:rFonts w:hint="default" w:cs="Times New Roman"/>
+          <w:b/>
+          <w:sz w:val="24"/>
+          <w:szCs w:val="24"/>
+          <w:lang w:val="en-US"/>
+        </w:rPr>
+        <w:t xml:space="preserve"> </w:t>
+      </w:r>
+      <w:r>
+        <w:rPr>
+          <w:rFonts w:hint="default" w:ascii="Times New Roman" w:hAnsi="Times New Roman" w:cs="Times New Roman"/>
+          <w:b/>
+          <w:sz w:val="24"/>
+          <w:szCs w:val="24"/>
+          <w:lang w:val="en-US"/>
+        </w:rPr>
+        <w:t>${value}</w:t>
+      </w:r>
+    </w:p>
+    <w:p>
+      <w:pPr>
+        <w:tabs>
+          <w:tab w:val="left" w:pos="708"/>
+          <w:tab w:val="left" w:pos="1416"/>
+          <w:tab w:val="left" w:pos="2124"/>
+          <w:tab w:val="left" w:pos="2748"/>
+          <w:tab w:val="left" w:pos="3708"/>
+        </w:tabs>
+        <w:spacing w:line="240" w:lineRule="auto"/>
+        <w:rPr>
+          <w:rFonts w:hint="default" w:ascii="Times New Roman" w:hAnsi="Times New Roman" w:cs="Times New Roman"/>
+          <w:b/>
+          <w:sz w:val="24"/>
+          <w:szCs w:val="24"/>
+          <w:lang w:val="en-US"/>
+        </w:rPr>
+      </w:pPr>
+      <w:r>
+        <w:rPr>
+          <w:rFonts w:hint="default" w:ascii="Times New Roman" w:hAnsi="Times New Roman" w:cs="Times New Roman"/>
+          <w:b/>
+          <w:sz w:val="24"/>
+          <w:szCs w:val="24"/>
+          <w:lang w:val="en-US"/>
+        </w:rPr>
+        <w:tab/>
+      </w:r>
+      <w:r>
+        <w:rPr>
+          <w:rFonts w:hint="default" w:ascii="Times New Roman" w:hAnsi="Times New Roman" w:cs="Times New Roman"/>
+          <w:b/>
+          <w:sz w:val="24"/>
+          <w:szCs w:val="24"/>
+          <w:lang w:val="en-US"/>
+        </w:rPr>
+        <w:t>${/reviewBonus}</w:t>
+      </w:r>
+    </w:p>
+    <w:p>
+      <w:pPr>
+        <w:tabs>
+          <w:tab w:val="left" w:pos="708"/>
+          <w:tab w:val="left" w:pos="1416"/>
+          <w:tab w:val="left" w:pos="2124"/>
+          <w:tab w:val="left" w:pos="2748"/>
+          <w:tab w:val="left" w:pos="3708"/>
+        </w:tabs>
+        <w:spacing w:line="240" w:lineRule="auto"/>
+        <w:rPr>
+          <w:rFonts w:hint="default" w:ascii="Times New Roman" w:hAnsi="Times New Roman" w:cs="Times New Roman"/>
+          <w:b/>
+          <w:sz w:val="24"/>
+          <w:szCs w:val="24"/>
+          <w:lang w:val="en-US"/>
+        </w:rPr>
+      </w:pPr>
+    </w:p>
+    <w:p>
+      <w:pPr>
+        <w:tabs>
+          <w:tab w:val="left" w:pos="708"/>
+          <w:tab w:val="left" w:pos="1416"/>
+          <w:tab w:val="left" w:pos="2124"/>
+          <w:tab w:val="left" w:pos="2748"/>
+          <w:tab w:val="left" w:pos="3708"/>
+        </w:tabs>
+        <w:spacing w:line="240" w:lineRule="auto"/>
         <w:rPr>
           <w:rFonts w:hint="default" w:ascii="Times New Roman" w:hAnsi="Times New Roman" w:cs="Times New Roman"/>
           <w:color w:val="111111"/>
@@ -2077,6 +2257,8 @@
         </w:rPr>
         <w:tab/>
       </w:r>
+      <w:bookmarkStart w:id="6" w:name="_GoBack"/>
+      <w:bookmarkEnd w:id="6"/>
       <w:r>
         <w:rPr>
           <w:rFonts w:hint="default" w:ascii="Times New Roman" w:hAnsi="Times New Roman" w:cs="Times New Roman"/>

--- a/document_templates/Contracts/individual_business/with_pledge/contract_individual_business_with_pledge.docx
+++ b/document_templates/Contracts/individual_business/with_pledge/contract_individual_business_with_pledge.docx
@@ -98,7 +98,27 @@
           <w:szCs w:val="24"/>
           <w:highlight w:val="none"/>
         </w:rPr>
-        <w:t>, Société Anonyme avec Conseil d’Administration au capital de  500.000.000 FCFA, immatriculée au Registre du Commerce et du Crédit Mobilier du TOGO, sous le numéro initial TOGO-LOME TG-LOM 2018 B2536, Agrément Numéro 36 et inscrite sur la liste de l’APSFD sous le numéro T/1/GFLM/2019/257A, dont le siège social est situé à LOME (TOGO</w:t>
+        <w:t xml:space="preserve">, Société Anonyme avec Conseil d’Administration au capital de  500.000.000 FCFA, immatriculée au Registre du Commerce et du Crédit Mobilier du TOGO, sous le numéro initial </w:t>
+      </w:r>
+      <w:r>
+        <w:rPr>
+          <w:rFonts w:hint="default" w:ascii="Times New Roman" w:hAnsi="Times New Roman" w:cs="Times New Roman"/>
+          <w:color w:val="000000"/>
+          <w:sz w:val="24"/>
+          <w:szCs w:val="24"/>
+        </w:rPr>
+        <w:t>TG-LFW-01-2022-44-0713, Agrément Numéro 36/MF/SG/CAS-IMEC et inscrite sur la liste de l’APSFD sous le numéro T/1/GFLM/2019/257A</w:t>
+      </w:r>
+      <w:bookmarkStart w:id="6" w:name="_GoBack"/>
+      <w:bookmarkEnd w:id="6"/>
+      <w:r>
+        <w:rPr>
+          <w:rFonts w:hint="default" w:ascii="Times New Roman" w:hAnsi="Times New Roman" w:cs="Times New Roman"/>
+          <w:sz w:val="24"/>
+          <w:szCs w:val="24"/>
+          <w:highlight w:val="none"/>
+        </w:rPr>
+        <w:t>, dont le siège social est situé à LOME (TOGO</w:t>
       </w:r>
       <w:bookmarkStart w:id="0" w:name="_Hlk66259236"/>
       <w:r>
@@ -2257,8 +2277,6 @@
         </w:rPr>
         <w:tab/>
       </w:r>
-      <w:bookmarkStart w:id="6" w:name="_GoBack"/>
-      <w:bookmarkEnd w:id="6"/>
       <w:r>
         <w:rPr>
           <w:rFonts w:hint="default" w:ascii="Times New Roman" w:hAnsi="Times New Roman" w:cs="Times New Roman"/>

--- a/document_templates/Contracts/individual_business/with_pledge/contract_individual_business_with_pledge.docx
+++ b/document_templates/Contracts/individual_business/with_pledge/contract_individual_business_with_pledge.docx
@@ -98,7 +98,7 @@
           <w:szCs w:val="24"/>
           <w:highlight w:val="none"/>
         </w:rPr>
-        <w:t xml:space="preserve">, Société Anonyme avec Conseil d’Administration au capital de  500.000.000 FCFA, immatriculée au Registre du Commerce et du Crédit Mobilier du TOGO, sous le numéro initial </w:t>
+        <w:t xml:space="preserve">, Société Anonyme avec Conseil d’Administration au capital de  1 500 000 000 FCFA, immatriculée au Registre du Commerce et du Crédit Mobilier du TOGO, sous le numéro initial </w:t>
       </w:r>
       <w:r>
         <w:rPr>
@@ -107,13 +107,22 @@
           <w:sz w:val="24"/>
           <w:szCs w:val="24"/>
         </w:rPr>
-        <w:t>TG-LFW-01-2022-44-0713, Agrément Numéro 36/MF/SG/CAS-IMEC et inscrite sur la liste de l’APSFD sous le numéro T/1/GFLM/2019/257A</w:t>
+        <w:t>TG-LFW-01-2025-M-12369</w:t>
       </w:r>
       <w:bookmarkStart w:id="6" w:name="_GoBack"/>
       <w:bookmarkEnd w:id="6"/>
       <w:r>
         <w:rPr>
           <w:rFonts w:hint="default" w:ascii="Times New Roman" w:hAnsi="Times New Roman" w:cs="Times New Roman"/>
+          <w:color w:val="000000"/>
+          <w:sz w:val="24"/>
+          <w:szCs w:val="24"/>
+        </w:rPr>
+        <w:t>, Agrément Numéro 36/MF/SG/CAS-IMEC et inscrite sur la liste de l’APSFD sous le numéro T/1/GFLM/2019/257A</w:t>
+      </w:r>
+      <w:r>
+        <w:rPr>
+          <w:rFonts w:hint="default" w:ascii="Times New Roman" w:hAnsi="Times New Roman" w:cs="Times New Roman"/>
           <w:sz w:val="24"/>
           <w:szCs w:val="24"/>
           <w:highlight w:val="none"/>
@@ -197,7 +206,7 @@
           <w:szCs w:val="24"/>
           <w:highlight w:val="none"/>
         </w:rPr>
-        <w:t>Pascal KOVE</w:t>
+        <w:t>Kossi Mawuli KOVE</w:t>
       </w:r>
       <w:r>
         <w:rPr>

--- a/document_templates/Contracts/individual_business/with_pledge/contract_individual_business_with_pledge.docx
+++ b/document_templates/Contracts/individual_business/with_pledge/contract_individual_business_with_pledge.docx
@@ -107,18 +107,7 @@
           <w:sz w:val="24"/>
           <w:szCs w:val="24"/>
         </w:rPr>
-        <w:t>TG-LFW-01-2025-M-12369</w:t>
-      </w:r>
-      <w:bookmarkStart w:id="6" w:name="_GoBack"/>
-      <w:bookmarkEnd w:id="6"/>
-      <w:r>
-        <w:rPr>
-          <w:rFonts w:hint="default" w:ascii="Times New Roman" w:hAnsi="Times New Roman" w:cs="Times New Roman"/>
-          <w:color w:val="000000"/>
-          <w:sz w:val="24"/>
-          <w:szCs w:val="24"/>
-        </w:rPr>
-        <w:t>, Agrément Numéro 36/MF/SG/CAS-IMEC et inscrite sur la liste de l’APSFD sous le numéro T/1/GFLM/2019/257A</w:t>
+        <w:t>TG-LFW-01-2025-M-12369, Agrément Numéro 36/MF/SG/CAS-IMEC et inscrite sur la liste de l’APSFD sous le numéro T/1/GFLM/2019/257A</w:t>
       </w:r>
       <w:r>
         <w:rPr>
@@ -447,7 +436,28 @@
           <w:szCs w:val="24"/>
           <w:highlight w:val="none"/>
         </w:rPr>
-        <w:t>}, de nationalité ${representative_nationality} domicilié à ${representative_home_address} et titulaire d’un(e) ${representative_type_of_identity_document} ${representative_number_of_identity_document} délivrée le ${representative_date_of_issue_of_identity_document</w:t>
+        <w:t>}, de nationalité ${representative_nationality} domicilié à ${representative_home_address} et titulaire d’un(e) ${representative_type_of_identity_document} ${representative_number_of_identity_document}</w:t>
+      </w:r>
+      <w:r>
+        <w:rPr>
+          <w:rFonts w:hint="default" w:cs="Times New Roman"/>
+          <w:sz w:val="24"/>
+          <w:szCs w:val="24"/>
+          <w:highlight w:val="none"/>
+          <w:lang w:val="fr-FR"/>
+        </w:rPr>
+        <w:t xml:space="preserve"> </w:t>
+      </w:r>
+      <w:bookmarkStart w:id="6" w:name="_GoBack"/>
+      <w:bookmarkEnd w:id="6"/>
+      <w:r>
+        <w:rPr>
+          <w:rFonts w:hint="default" w:ascii="Times New Roman" w:hAnsi="Times New Roman" w:cs="Times New Roman"/>
+          <w:sz w:val="24"/>
+          <w:szCs w:val="24"/>
+          <w:highlight w:val="none"/>
+        </w:rPr>
+        <w:t>${representative_date_of_issue_of_identity_document</w:t>
       </w:r>
       <w:r>
         <w:rPr>
